--- a/docs/jiangao/《女装设计III》第16周_中国大陆课堂完整讲稿_中文.docx
+++ b/docs/jiangao/《女装设计III》第16周_中国大陆课堂完整讲稿_中文.docx
@@ -158,7 +158,7 @@
         <w:pStyle w:val="SpokenText"/>
       </w:pPr>
       <w:r>
-        <w:t>今天的问题是：怎样让最终评审既看见设计结果，也看见每个结果背后的判断、证据与成长？</w:t>
+        <w:t>今天的问题是：怎样让最终评审既看见设计结果，也看见每个结果背后的判断、证据和成长？</w:t>
       </w:r>
     </w:p>
     <w:p>
@@ -166,7 +166,7 @@
         <w:pStyle w:val="SpokenText"/>
       </w:pPr>
       <w:r>
-        <w:t>请摊开精编作品集、五款编排板与陈述稿，在作品集目录上标出六项标准各自对应的页码。这两分钟做完，一会儿评委问“证据在哪一页”时你才翻得快。</w:t>
+        <w:t>请摊开精编作品集、五款编排板和陈述稿，在作品集目录上标出六项标准各自对应的页码。这两分钟做完，一会儿评委问“证据在哪一页”时你才翻得快。</w:t>
       </w:r>
     </w:p>
     <w:p>
@@ -1164,7 +1164,7 @@
         <w:pStyle w:val="SpokenText"/>
       </w:pPr>
       <w:r>
-        <w:t>角色梯度是：04形象款；02入口款，可通勤；01和05连接款；03展示款，强度最高、可穿性最低。</w:t>
+        <w:t>角色梯度是：04形象款；02引流款，可通勤；01和05过渡款；03展示款，强度最高、可穿性最低。</w:t>
       </w:r>
     </w:p>
     <w:p>
@@ -1273,7 +1273,7 @@
         <w:pStyle w:val="SpokenText"/>
       </w:pPr>
       <w:r>
-        <w:t>前八周建立方法并完成中期验证；后八周深化春夏与秋冬系列，最终独立完成主题系列与答辩。</w:t>
+        <w:t>前八周建立方法并完成中期验证；后八周深化春夏和秋冬系列，最终独立完成主题系列和答辩。</w:t>
       </w:r>
     </w:p>
     <w:p>
@@ -1281,7 +1281,7 @@
         <w:pStyle w:val="SpokenText"/>
       </w:pPr>
       <w:r>
-        <w:t>今天是第十六周，最后一周：期末实践考核、答辩与反思。</w:t>
+        <w:t>今天是第十六周，最后一周：期末实践考核、答辩和反思。</w:t>
       </w:r>
     </w:p>
     <w:tbl>
@@ -1374,7 +1374,7 @@
         <w:pStyle w:val="SpokenText"/>
       </w:pPr>
       <w:r>
-        <w:t>关键判断：成果完整呈现；基于证据的答辩；官方六项终期评价；批评吸收与学习迁移。</w:t>
+        <w:t>关键判断：成果完整呈现；基于证据的答辩；官方六项终期评价；批评吸收和学习迁移。</w:t>
       </w:r>
     </w:p>
     <w:p>
@@ -1390,7 +1390,7 @@
         <w:pStyle w:val="SpokenText"/>
       </w:pPr>
       <w:r>
-        <w:t>当周成果：完成期末实践考核与答辩，获得六维评分证据，并形成可执行的个人设计能力发展计划。</w:t>
+        <w:t>当周成果：完成期末实践考核和答辩，获得六维评分证据，并形成可执行的个人设计能力发展计划。</w:t>
       </w:r>
     </w:p>
     <w:p>
@@ -1398,7 +1398,7 @@
         <w:pStyle w:val="SpokenText"/>
       </w:pPr>
       <w:r>
-        <w:t>提交要求四样：最终系列全套、答辩材料、评分与反馈归档、八百到一千字反思及下一项目行动表。</w:t>
+        <w:t>提交要求四样：最终系列全套、答辩材料、评分和反馈归档、八百到一千字反思及下一项目行动表。</w:t>
       </w:r>
     </w:p>
     <w:p>
@@ -1452,7 +1452,7 @@
         <w:pStyle w:val="SlideMeta"/>
       </w:pPr>
       <w:r>
-        <w:t>建议时间：2分钟（含开场2分钟标页码）　｜　课堂功能：第15周→本周衔接与术语接续</w:t>
+        <w:t>建议时间：2分钟（含开场2分钟标页码）　｜　课堂功能：第15周→本周衔接与术语衔接</w:t>
       </w:r>
     </w:p>
     <w:tbl>
@@ -1499,7 +1499,7 @@
         <w:pStyle w:val="SpokenText"/>
       </w:pPr>
       <w:r>
-        <w:t>先花两分钟。摊开精编作品集、五款编排板与陈述稿，在作品集目录上标出六项标准各自对应的页码。</w:t>
+        <w:t>先花两分钟。摊开精编作品集、五款编排板和陈述稿，在作品集目录上标出六项标准各自对应的页码。</w:t>
       </w:r>
     </w:p>
     <w:p>
@@ -1507,7 +1507,7 @@
         <w:pStyle w:val="SpokenText"/>
       </w:pPr>
       <w:r>
-        <w:t>第15周回答“怎么把它讲清楚”；本周回答“它值多少分，证据在哪一页”。</w:t>
+        <w:t>第15周回答“怎么把它讲清楚”；这周回答“它值多少分，证据在哪一页”。</w:t>
       </w:r>
     </w:p>
     <w:p>
@@ -1539,7 +1539,7 @@
         <w:pStyle w:val="SpokenText"/>
       </w:pPr>
       <w:r>
-        <w:t>术语接续：第15周的“陈述稿”本周就是正式陈述的稿子；“精编作品集”的页序不再变动——今天评委问“证据在哪一页”时，你要能立刻翻到。</w:t>
+        <w:t>术语衔接：第15周的“陈述稿”这周就是正式陈述的稿子；“精编作品集”的页序不再变动——今天评委问“证据在哪一页”时，你要能立刻翻到。</w:t>
       </w:r>
     </w:p>
     <w:p>
@@ -1689,7 +1689,7 @@
         <w:pStyle w:val="SpokenText"/>
       </w:pPr>
       <w:r>
-        <w:t>平时成绩占百分之四十：第1到15周的作业、样片与修改日志已经计入，今天不再变动。过程分是这学期一点一点攒出来的。</w:t>
+        <w:t>平时成绩占百分之四十：第1到15周的作业、样片和修改日志已经计入，今天不再变动。过程分是这学期一点一点攒出来的。</w:t>
       </w:r>
     </w:p>
     <w:p>
@@ -1798,7 +1798,7 @@
         <w:pStyle w:val="SpokenText"/>
       </w:pPr>
       <w:r>
-        <w:t>时代性与创意十分：主题回应当下，并形成自己的问题与立场。</w:t>
+        <w:t>时代性和创意十分：主题回应当下，并形成自己的问题和立场。</w:t>
       </w:r>
     </w:p>
     <w:p>
@@ -1806,7 +1806,7 @@
         <w:pStyle w:val="SpokenText"/>
       </w:pPr>
       <w:r>
-        <w:t>趋势性与元素十分：提炼的设计元素与当季趋势、审美和来源一致。</w:t>
+        <w:t>趋势性和元素十分：提炼的设计元素和当季趋势、审美和来源一致。</w:t>
       </w:r>
     </w:p>
     <w:p>
@@ -1814,7 +1814,7 @@
         <w:pStyle w:val="SpokenText"/>
       </w:pPr>
       <w:r>
-        <w:t>当代女性适配二十分：款式回应身体、动作、场景与真实穿着需求。</w:t>
+        <w:t>当代女性适配二十分：款式回应身体、动作、场景和真实穿着需求。</w:t>
       </w:r>
     </w:p>
     <w:p>
@@ -1822,7 +1822,7 @@
         <w:pStyle w:val="SpokenText"/>
       </w:pPr>
       <w:r>
-        <w:t>整体造型美感二十分：比例、色彩、材料与细节共同形成完整造型。</w:t>
+        <w:t>整体造型美感二十分：比例、色彩、材料和细节共同形成完整造型。</w:t>
       </w:r>
     </w:p>
     <w:p>
@@ -1830,7 +1830,7 @@
         <w:pStyle w:val="SpokenText"/>
       </w:pPr>
       <w:r>
-        <w:t>市场与定位二十分：顾客、价格、品类和使用情境边界清楚。</w:t>
+        <w:t>市场和定位二十分：顾客、价格、品类和用情境边界清楚。</w:t>
       </w:r>
     </w:p>
     <w:p>
@@ -1838,7 +1838,7 @@
         <w:pStyle w:val="SpokenText"/>
       </w:pPr>
       <w:r>
-        <w:t>统一与丰富二十分：风格统一，同时具有角色、搭配与造型变化。</w:t>
+        <w:t>统一和丰富二十分：风格统一，同时具有角色、搭配和造型变化。</w:t>
       </w:r>
     </w:p>
     <w:p>
@@ -1939,7 +1939,7 @@
         <w:pStyle w:val="SpokenText"/>
       </w:pPr>
       <w:r>
-        <w:t>“我觉得”不能代替研究来源、修改记录、产品定位与身体证据。</w:t>
+        <w:t>“我觉得”不能代替研究来源、修改记录、产品定位和身体证据。</w:t>
       </w:r>
     </w:p>
     <w:p>
@@ -1947,7 +1947,7 @@
         <w:pStyle w:val="SpokenText"/>
       </w:pPr>
       <w:r>
-        <w:t>研究证据：来源、观察、问题与命题清楚。评委会问——这个观察从哪儿来的？什么时候记的？</w:t>
+        <w:t>研究证据：来源、观察、问题和命题清楚。评委会问——这个观察从哪儿来的？什么时候记的？</w:t>
       </w:r>
     </w:p>
     <w:p>
@@ -1955,7 +1955,7 @@
         <w:pStyle w:val="SpokenText"/>
       </w:pPr>
       <w:r>
-        <w:t>发展证据：草图、变体、删除与保留理由可追踪。评委会问——这一版为什么被删了？下一版凭什么更好？</w:t>
+        <w:t>发展证据：草图、变体、删除和保留理由可追踪。评委会问——这一版为什么被删了？下一版凭什么更好？</w:t>
       </w:r>
     </w:p>
     <w:p>
@@ -1963,7 +1963,7 @@
         <w:pStyle w:val="SpokenText"/>
       </w:pPr>
       <w:r>
-        <w:t>技术证据：技术平面图、材料、样片与样衣互相对应。评委会问——这个结构做出来过吗？照片在哪一页？</w:t>
+        <w:t>技术证据：技术平面图、材料、样片和样衣互相对应。评委会问——这个结构做出来过吗？照片在哪一页？</w:t>
       </w:r>
     </w:p>
     <w:p>
@@ -1971,7 +1971,7 @@
         <w:pStyle w:val="SpokenText"/>
       </w:pPr>
       <w:r>
-        <w:t>产品证据：顾客、品类、搭配、价格与场景有边界。评委会问——谁会买？什么场合穿？大概什么价位？</w:t>
+        <w:t>产品证据：顾客、品类、搭配、价格和场景有边界。评委会问——谁会买？什么场合穿？大概什么价位？</w:t>
       </w:r>
     </w:p>
     <w:p>
@@ -2072,7 +2072,7 @@
         <w:pStyle w:val="SpokenText"/>
       </w:pPr>
       <w:r>
-        <w:t>终结性评价：依据公开课程目标与评分标准，对最终综合成果进行的结构化判断。</w:t>
+        <w:t>终结性评价：依据公开课程目标和评分标准，对最终综合成果进行的结构化判断。</w:t>
       </w:r>
     </w:p>
     <w:p>
@@ -2080,7 +2080,7 @@
         <w:pStyle w:val="SpokenText"/>
       </w:pPr>
       <w:r>
-        <w:t>证据式答辩：以研究、实验、技术、穿着与市场资料支持回答，而非重复概念口号。</w:t>
+        <w:t>证据式答辩：以研究、实验、技术、穿着和市场资料支持回答，而非重复概念口号。</w:t>
       </w:r>
     </w:p>
     <w:p>
@@ -2096,7 +2096,7 @@
         <w:pStyle w:val="SpokenText"/>
       </w:pPr>
       <w:r>
-        <w:t>反思迁移：把本项目的成功、失败与反馈转化为下一项目可执行的方法和检查点。</w:t>
+        <w:t>反思迁移：把本项目的成功、失败和反馈转化为下一项目可执行的方法和检查点。</w:t>
       </w:r>
     </w:p>
     <w:tbl>
@@ -2480,7 +2480,7 @@
         <w:pStyle w:val="SpokenText"/>
       </w:pPr>
       <w:r>
-        <w:t>角色梯度是：01形象款；03连接款；02和04入口款；05通勤款，复穿率最高。</w:t>
+        <w:t>角色梯度是：01形象款；03过渡款；02和04引流款；05通勤款，复穿率最高。</w:t>
       </w:r>
     </w:p>
     <w:p>
@@ -2523,7 +2523,7 @@
               <w:rPr>
                 <w:sz w:val="19"/>
               </w:rPr>
-              <w:t>【转场语】 再看一个材料与定位要分开说的例子。</w:t>
+              <w:t>【转场语】 再看一个材料和定位要分开说的例子。</w:t>
             </w:r>
           </w:p>
         </w:tc>
@@ -2613,7 +2613,7 @@
         <w:pStyle w:val="SpokenText"/>
       </w:pPr>
       <w:r>
-        <w:t>变量二是复穿率：手织披肩与珠绣工时最高、场合最窄；套装和大衣可以反复穿——两类必须同时存在。这就是“材料贵”和“定位高”要分开说的意思。</w:t>
+        <w:t>变量二是复穿率：手织披肩和珠绣工时最高、场合最窄；套装和大衣可以反复穿——两类必须同时存在。这就是“材料贵”和“定位高”要分开说的意思。</w:t>
       </w:r>
     </w:p>
     <w:p>
@@ -2621,7 +2621,7 @@
         <w:pStyle w:val="SpokenText"/>
       </w:pPr>
       <w:r>
-        <w:t>角色梯度是：03形象款；02和04入口款，可穿性最高；01与05承担连接，把最贵和最实穿的两端接起来。</w:t>
+        <w:t>角色梯度是：03形象款；02和04引流款，可穿性最高；01与05承担连接，把最贵和最实穿的两端接起来。</w:t>
       </w:r>
     </w:p>
     <w:p>
@@ -2770,7 +2770,7 @@
         <w:pStyle w:val="SpokenText"/>
       </w:pPr>
       <w:r>
-        <w:t>交接第2课时：带着评委问答记录与六项评分进入合议、反思与下一步计划。我强调一条：没有记录证据位置的评分，合议时不作依据。这一条对评委和对你们同样有效。</w:t>
+        <w:t>交接第2课时：带着评委问答记录和六项评分进入合议、反思和下一步计划。我强调一条：没有记录证据位置的评分，合议时不作依据。这一条对评委和对你们同样有效。</w:t>
       </w:r>
     </w:p>
     <w:p>
@@ -2822,7 +2822,7 @@
               <w:rPr>
                 <w:sz w:val="19"/>
               </w:rPr>
-              <w:t>【转场语】 第1课时考核结束。休息之后进入合议与反思。</w:t>
+              <w:t>【转场语】 第1课时考核结束。休息以后进入合议和反思。</w:t>
             </w:r>
           </w:p>
         </w:tc>
@@ -2903,7 +2903,7 @@
               <w:rPr>
                 <w:sz w:val="19"/>
               </w:rPr>
-              <w:t>【教师动作｜不发言】 宣布节奏：方法与评分依据8分钟、考核34分钟、归档与离堂3分钟。</w:t>
+              <w:t>【教师动作｜不发言】 宣布节奏：方法与评分依据8分钟、考核34分钟、归档与收尾3分钟。</w:t>
             </w:r>
           </w:p>
         </w:tc>
@@ -2931,7 +2931,7 @@
         <w:pStyle w:val="SpokenText"/>
       </w:pPr>
       <w:r>
-        <w:t>节奏是：方法与评分依据八分钟、考核三十四分钟、归档与离堂三分钟。</w:t>
+        <w:t>节奏是：方法与评分依据八分钟、考核三十四分钟、归档与收尾三分钟。</w:t>
       </w:r>
     </w:p>
     <w:tbl>
@@ -3040,7 +3040,7 @@
         <w:pStyle w:val="SpokenText"/>
       </w:pPr>
       <w:r>
-        <w:t>二，三分钟陈述：用主题与当下、元素与实验、系列与市场、价值结论四段完成陈述。</w:t>
+        <w:t>二，三分钟陈述：用主题和当下、元素和实验、系列和市场、价值结论四段完成陈述。</w:t>
       </w:r>
     </w:p>
     <w:p>
@@ -3056,7 +3056,7 @@
         <w:pStyle w:val="SpokenText"/>
       </w:pPr>
       <w:r>
-        <w:t>四，问题复述：先复述评委问题和评价维度，再给判断、证据、限制与下一步。先复述——这个动作能给你三秒钟思考，也能确认你没听错。</w:t>
+        <w:t>四，问题复述：先复述评委问题和评价维度，再给判断、证据、限制和下一步。先复述——这个动作能给你三秒钟思考，也能确认你没听错。</w:t>
       </w:r>
     </w:p>
     <w:p>
@@ -3064,7 +3064,7 @@
         <w:pStyle w:val="SpokenText"/>
       </w:pPr>
       <w:r>
-        <w:t>五，六项评分：评委依据官方六项标准独立记录分数与一句证据，再进入合议。</w:t>
+        <w:t>五，六项评分：评委依据官方六项标准独立记录分数和一句证据，再进入合议。</w:t>
       </w:r>
     </w:p>
     <w:p>
@@ -3197,7 +3197,7 @@
         <w:pStyle w:val="SpokenText"/>
       </w:pPr>
       <w:r>
-        <w:t>要素与审美：优秀是转译一致，合格是应用基本，主要风险是表面拼贴，答辩指向是“如何生成”。</w:t>
+        <w:t>要素和审美：优秀是转译一致，合格是应用基本，主要风险是表面拼贴，答辩指向是“如何生成”。</w:t>
       </w:r>
     </w:p>
     <w:p>
@@ -3379,7 +3379,7 @@
         <w:pStyle w:val="SpokenText"/>
       </w:pPr>
       <w:r>
-        <w:t>V2证据答辩：加入研究、实验和技术证据，检查回答是否改变评价而非只增加故事。记录格式是记录每个问题、你指向的页码、以及评审表情或追问是否停止。</w:t>
+        <w:t>V2证据答辩：加入研究、实验和技术证据，检查回答是否改变评价而非只增加故事。记录格式是记录每个问题、你指向的页码、还有评审表情或追问是否停止。</w:t>
       </w:r>
     </w:p>
     <w:p>
@@ -3488,7 +3488,7 @@
         <w:pStyle w:val="SpokenText"/>
       </w:pPr>
       <w:r>
-        <w:t>造型01主题入口：评审能否在第一款就识别出当下命题与核心服装语言。</w:t>
+        <w:t>造型01主题入口：评审能否在第一款就识别出当下命题和核心服装语言。</w:t>
       </w:r>
     </w:p>
     <w:p>
@@ -3496,7 +3496,7 @@
         <w:pStyle w:val="SpokenText"/>
       </w:pPr>
       <w:r>
-        <w:t>造型02产品支撑：较易穿的一款，证明系列具备现实品类与市场延展。</w:t>
+        <w:t>造型02产品支撑：较易穿的一款，证明系列具备现实品类和市场延展。</w:t>
       </w:r>
     </w:p>
     <w:p>
@@ -3504,7 +3504,7 @@
         <w:pStyle w:val="SpokenText"/>
       </w:pPr>
       <w:r>
-        <w:t>造型03审美核心：最强的一款，整合元素、材料、结构与当代女性身体关系。</w:t>
+        <w:t>造型03审美核心：最强的一款，整合元素、材料、结构和当代女性身体关系。</w:t>
       </w:r>
     </w:p>
     <w:p>
@@ -3520,7 +3520,7 @@
         <w:pStyle w:val="SpokenText"/>
       </w:pPr>
       <w:r>
-        <w:t>造型05系列收束：最后一款形成记忆点，并与开场产生清楚的呼应或推进。</w:t>
+        <w:t>造型05系列收束：最后一款形成记忆点，并和开场产生清楚的呼应或推进。</w:t>
       </w:r>
     </w:p>
     <w:p>
@@ -3646,7 +3646,7 @@
         <w:pStyle w:val="SpokenText"/>
       </w:pPr>
       <w:r>
-        <w:t>时代性与创意、趋势性与元素两项：指向研究证据图谱、命题卡、来源清单。说不出来源的主题，这两项按最低档记。</w:t>
+        <w:t>时代性和创意、趋势性和元素两项：指向研究证据图谱、命题卡、来源清单。说不出来源的主题，这两项按最低档记。</w:t>
       </w:r>
     </w:p>
     <w:p>
@@ -3654,7 +3654,7 @@
         <w:pStyle w:val="SpokenText"/>
       </w:pPr>
       <w:r>
-        <w:t>当代女性适配、整体造型美感两项：指向五款正背技术图、关键局部样、动作与穿脱记录。只有效果图、没有技术图，这两项无法评。请注意是“无法评”，不是“低分”。</w:t>
+        <w:t>当代女性适配、整体造型美感两项：指向五款正背技术图、关键局部样、动作和穿脱记录。只有效果图、没有技术图，这两项无法评。请注意是“无法评”，不是“低分”。</w:t>
       </w:r>
     </w:p>
     <w:p>
@@ -3662,7 +3662,7 @@
         <w:pStyle w:val="SpokenText"/>
       </w:pPr>
       <w:r>
-        <w:t>市场与定位、统一与丰富两项：指向产品角色表、价格层级、搭配系统与五款编排。顾客写不具体，这两项一起失分。这两项加起来是四十分，所以顾客那一栏值四十分。</w:t>
+        <w:t>市场和定位、统一和丰富两项：指向产品角色表、价格层级、搭配系统和五款编排。顾客写不具体，这两项一起失分。这两项加起来是四十分，所以顾客那一栏值四十分。</w:t>
       </w:r>
     </w:p>
     <w:tbl>
@@ -3771,7 +3771,7 @@
         <w:pStyle w:val="SpokenText"/>
       </w:pPr>
       <w:r>
-        <w:t>第二，评分合议，八分钟：教师公开解释标准与证据类型，处理分歧但不以个人偏好替代量表。有异议的同学现在可以提，但要指向标准的哪一条。</w:t>
+        <w:t>第二，评分合议，八分钟：教师公开解释标准和证据类型，处理分歧但不以个人偏好替代量表。有异议的同学现在可以提，但要指向标准的哪一条。</w:t>
       </w:r>
     </w:p>
     <w:p>
@@ -3795,7 +3795,7 @@
         <w:pStyle w:val="SpokenText"/>
       </w:pPr>
       <w:r>
-        <w:t>课程结束：把六项评分证据与反思行动表带入下一次独立设计实践。没有转成下一步动作的反馈，等于没有收到。</w:t>
+        <w:t>课程结束：把六项评分证据和反思行动表带入下一次独立设计实践。没有转成下一步动作的反馈，等于没有收到。</w:t>
       </w:r>
     </w:p>
     <w:p>
@@ -3921,7 +3921,7 @@
         <w:pStyle w:val="SpokenText"/>
       </w:pPr>
       <w:r>
-        <w:t>第一，最终系列全套：五款系列板、正背技术图、材料色彩、整体造型、市场定位与完整来源。不合格的样子是正背技术图缺失，或来源、图注不完整——直接影响“趋势性与元素”的评分。</w:t>
+        <w:t>第一，最终系列全套：五款系列板、正背技术图、材料色彩、整体造型、市场定位和完整来源。不合格的样子是正背技术图缺失，或来源、图注不完整——直接影响“趋势性与元素”的评分。</w:t>
       </w:r>
     </w:p>
     <w:p>
@@ -3937,7 +3937,7 @@
         <w:pStyle w:val="SpokenText"/>
       </w:pPr>
       <w:r>
-        <w:t>第三，答辩与评价归档：三分钟陈述稿、问答记录、六项评分表、同伴反馈和教师意见。不合格的样子是问答记录留空——合议时无从复核，分数以现场记录为准。</w:t>
+        <w:t>第三，答辩和评价归档：三分钟陈述稿、问答记录、六项评分表、同伴反馈和教师意见。不合格的样子是问答记录留空——合议时无从复核，分数以现场记录为准。</w:t>
       </w:r>
     </w:p>
     <w:p>
@@ -3945,7 +3945,7 @@
         <w:pStyle w:val="SpokenText"/>
       </w:pPr>
       <w:r>
-        <w:t>第四，反思与行动表：八百到一千字，含三项能力证据、三项盲点和五个下一项目检查点。不合格的样子是只写感受和分数，没有三项能力证据、三项盲点、五个检查点，视为未完成。</w:t>
+        <w:t>第四，反思和行动表：八百到一千字，含三项能力证据、三项盲点和五个下一项目检查点。不合格的样子是只写感受和分数，没有三项能力证据、三项盲点、五个检查点，视为未完成。</w:t>
       </w:r>
     </w:p>
     <w:tbl>
@@ -4046,7 +4046,7 @@
         <w:pStyle w:val="SpokenText"/>
       </w:pPr>
       <w:r>
-        <w:t>证据：本周指向是——指出是第几款、第几页；本周不接受“整体感觉”这种说法。</w:t>
+        <w:t>证据：这周指向是——指出是第几款、第几页；这周不接受“整体感觉”这种说法。</w:t>
       </w:r>
     </w:p>
     <w:p>
@@ -4054,7 +4054,7 @@
         <w:pStyle w:val="SpokenText"/>
       </w:pPr>
       <w:r>
-        <w:t>因果：本周指向是——把判断对到六项标准中的具体一项，说出是哪十分或哪二十分。</w:t>
+        <w:t>因果：这周指向是——把判断对到六项标准中的具体一项，说出是哪十分或哪二十分。</w:t>
       </w:r>
     </w:p>
     <w:p>
@@ -4062,7 +4062,7 @@
         <w:pStyle w:val="SpokenText"/>
       </w:pPr>
       <w:r>
-        <w:t>取舍：本周指向是——这是最后一次批评。说清楚哪一项是这学期就该改掉的习惯。不是这一件作品的问题，是习惯的问题。</w:t>
+        <w:t>取舍：这周指向是——这是最后一次批评。说清楚哪一项是这学期就该改掉的习惯。不是这一件作品的问题，是习惯的问题。</w:t>
       </w:r>
     </w:p>
     <w:p>
@@ -4070,7 +4070,7 @@
         <w:pStyle w:val="SpokenText"/>
       </w:pPr>
       <w:r>
-        <w:t>行动：本周指向是——给同学写下一个项目的第一个动作，不是“继续加油”。</w:t>
+        <w:t>行动：这周指向是——给同学写下一个项目的第一个动作，不是“继续加油”。</w:t>
       </w:r>
     </w:p>
     <w:p>
@@ -4188,7 +4188,7 @@
         <w:pStyle w:val="SpokenText"/>
       </w:pPr>
       <w:r>
-        <w:t>主题、时效性与创意占百分之十：主题明确，回应当下语境，并体现独立、非套用的创造性。</w:t>
+        <w:t>主题、时效性和创意占百分之十：主题明确，回应当下语境，并体现独立、非套用的创造性。</w:t>
       </w:r>
     </w:p>
     <w:p>
@@ -4196,7 +4196,7 @@
         <w:pStyle w:val="SpokenText"/>
       </w:pPr>
       <w:r>
-        <w:t>设计元素、流行趋势与审美占百分之十：元素提取与趋势研究有依据，转译形成协调而非表面拼贴。</w:t>
+        <w:t>设计元素、流行趋势和审美占百分之十：元素提取和趋势研究有依据，转译形成协调而非表面拼贴。</w:t>
       </w:r>
     </w:p>
     <w:p>
@@ -4212,7 +4212,7 @@
         <w:pStyle w:val="SpokenText"/>
       </w:pPr>
       <w:r>
-        <w:t>整体造型占百分之二十：服装、搭配、色彩、材料、姿态与呈现共同服务设计主题。</w:t>
+        <w:t>整体造型占百分之二十：服装、搭配、色彩、材料、姿态和呈现共同服务设计主题。</w:t>
       </w:r>
     </w:p>
     <w:p>
@@ -4228,7 +4228,7 @@
         <w:pStyle w:val="SpokenText"/>
       </w:pPr>
       <w:r>
-        <w:t>统一与丰富占百分之二十：五款共享明确的系列语言，同时在角色、品类、搭配与造型强度上形成跨度。</w:t>
+        <w:t>统一和丰富占百分之二十：五款共享明确的系列语言，同时在角色、品类、搭配和造型强度上形成跨度。</w:t>
       </w:r>
     </w:p>
     <w:tbl>
@@ -4329,7 +4329,7 @@
         <w:pStyle w:val="SpokenText"/>
       </w:pPr>
       <w:r>
-        <w:t>归档第一项，完整项目文件：研究、实验、线稿、样片照片、作品集与评分反馈，按周次命名后统一备份。求职和考研时，过程文件比成品照片更有说服力。</w:t>
+        <w:t>归档第一项，完整项目文件：研究、实验、线稿、样片照片、作品集和评分反馈，按周次命名后统一备份。求职和考研时，过程文件比成品照片更有说服力。</w:t>
       </w:r>
     </w:p>
     <w:p>
@@ -4337,7 +4337,7 @@
         <w:pStyle w:val="SpokenText"/>
       </w:pPr>
       <w:r>
-        <w:t>归档第二项，一份失败清单：这学期被否掉的方案与原因，整理成一页。下一个项目开始时先读它，能省掉一半弯路。这一页可能是这学期最有价值的一页。</w:t>
+        <w:t>归档第二项，一份失败清单：这学期被否掉的方案和原因，整理成一页。下一个项目开始时先读它，能省掉一半弯路。这一页可能是这学期最有价值的一页。</w:t>
       </w:r>
     </w:p>
     <w:p>
@@ -4380,7 +4380,7 @@
               <w:rPr>
                 <w:sz w:val="19"/>
               </w:rPr>
-              <w:t>【转场语】 最后请每人写一句离堂句。</w:t>
+              <w:t>【转场语】 最后请每人写一句一句话小结。</w:t>
             </w:r>
           </w:p>
         </w:tc>
@@ -4462,7 +4462,7 @@
         <w:pStyle w:val="SpokenText"/>
       </w:pPr>
       <w:r>
-        <w:t>第二，答辩的任务是证明结果如何形成、为何成立以及仍有哪些限制。</w:t>
+        <w:t>第二，答辩的任务是证明结果如何形成、为何成立还有仍有哪些限制。</w:t>
       </w:r>
     </w:p>
     <w:p>
@@ -4486,7 +4486,7 @@
         <w:pStyle w:val="SpokenText"/>
       </w:pPr>
       <w:r>
-        <w:t>四样提交物今天全部收齐，之后不再接收补充材料。这门课到此结束。谢谢大家这十六周。</w:t>
+        <w:t>四样提交物今天全部收齐，以后不再接收补充材料。这门课到此结束。谢谢大家这十六周。</w:t>
       </w:r>
     </w:p>
     <w:p>
@@ -4674,7 +4674,7 @@
         <w:pStyle w:val="LectureBullet"/>
       </w:pPr>
       <w:r>
-        <w:t>• 案例含上海时装周与欧美品牌，只作机制观察，不用地域或价格给设计水平排序。</w:t>
+        <w:t>• 案例含上海时装周与欧美品牌，只作原理观察，不用地域或价格给设计水平排序。</w:t>
       </w:r>
     </w:p>
     <w:p>

--- a/docs/jiangao/《女装设计III》第16周_中国大陆课堂完整讲稿_中文.docx
+++ b/docs/jiangao/《女装设计III》第16周_中国大陆课堂完整讲稿_中文.docx
@@ -1830,7 +1830,7 @@
         <w:pStyle w:val="SpokenText"/>
       </w:pPr>
       <w:r>
-        <w:t>市场和定位二十分：顾客、价格、品类和用情境边界清楚。</w:t>
+        <w:t>市场和定位二十分：顾客、价格、品类和使用情境边界清楚。</w:t>
       </w:r>
     </w:p>
     <w:p>

--- a/docs/jiangao/《女装设计III》第16周_中国大陆课堂完整讲稿_中文.docx
+++ b/docs/jiangao/《女装设计III》第16周_中国大陆课堂完整讲稿_中文.docx
@@ -98,36 +98,18 @@
         <w:t>面向韩国籍教师在中国大陆高校授课的中文口语化版本</w:t>
       </w:r>
     </w:p>
-    <w:tbl>
-      <w:tblPr>
-        <w:tblStyle w:val="TableGrid"/>
-        <w:tblW w:type="auto" w:w="0"/>
-        <w:tblLook w:firstColumn="1" w:firstRow="1" w:lastColumn="0" w:lastRow="0" w:noHBand="0" w:noVBand="1" w:val="04A0"/>
-      </w:tblPr>
-      <w:tblGrid>
-        <w:gridCol w:w="9524"/>
-      </w:tblGrid>
-      <w:tr>
-        <w:tc>
-          <w:tcPr>
-            <w:tcW w:type="dxa" w:w="9524"/>
-            <w:shd w:val="clear" w:fill="F2F2F2"/>
-          </w:tcPr>
-          <w:p>
-            <w:pPr>
-              <w:pStyle w:val="LectureBullet"/>
-            </w:pPr>
-            <w:r/>
-            <w:r>
-              <w:rPr>
-                <w:sz w:val="19"/>
-              </w:rPr>
-              <w:t>本文件把第16周HTML课件改写为可直接在中国大陆课堂中发言的完整讲稿。页面顺序、案例、考核依据、时间分配、评分标准与证据边界全部沿用课件原文。本周课件共25页，全部为课堂页——没有课后查阅页，因为六项标准已在第6页“考核依据”与第22页“终结性评价”正式出现。本周两节课各有一段34分钟的考核（不是练习），教师的角色是考场主持与评分记录，讲授时间被压到最短。</w:t>
-            </w:r>
-          </w:p>
-        </w:tc>
-      </w:tr>
-    </w:tbl>
+    <w:p>
+      <w:pPr>
+        <w:pStyle w:val="LectureBullet"/>
+      </w:pPr>
+      <w:r/>
+      <w:r>
+        <w:rPr>
+          <w:sz w:val="19"/>
+        </w:rPr>
+        <w:t>本文件把第16周HTML课件改写为可直接在中国大陆课堂中发言的完整讲稿。页面顺序、案例、考核依据、时间分配、评分标准与证据边界全部沿用课件原文。本周课件共25页，全部为课堂页——没有课后查阅页，因为六项标准已在第6页“考核依据”与第22页“终结性评价”正式出现。本周两节课各有一段34分钟的考核（不是练习），教师的角色是考场主持与评分记录，讲授时间被压到最短。</w:t>
+      </w:r>
+    </w:p>
     <w:p>
       <w:pPr/>
       <w:r>
@@ -194,816 +176,549 @@
         <w:t>【90分钟主线建议】</w:t>
       </w:r>
     </w:p>
-    <w:tbl>
-      <w:tblPr>
-        <w:tblStyle w:val="TableGrid"/>
-        <w:tblW w:type="auto" w:w="0"/>
-        <w:tblLook w:firstColumn="1" w:firstRow="1" w:lastColumn="0" w:lastRow="0" w:noHBand="0" w:noVBand="1" w:val="04A0"/>
-      </w:tblPr>
-      <w:tblGrid>
-        <w:gridCol w:w="3175"/>
-        <w:gridCol w:w="3175"/>
-        <w:gridCol w:w="3175"/>
-      </w:tblGrid>
-      <w:tr>
-        <w:tc>
-          <w:tcPr>
-            <w:tcW w:type="dxa" w:w="3175"/>
-          </w:tcPr>
-          <w:p>
-            <w:pPr>
-              <w:pStyle w:val="LectureBullet"/>
-            </w:pPr>
-            <w:r/>
-            <w:r>
-              <w:rPr>
-                <w:b/>
-                <w:sz w:val="18"/>
-              </w:rPr>
-              <w:t>时间</w:t>
-            </w:r>
-          </w:p>
-        </w:tc>
-        <w:tc>
-          <w:tcPr>
-            <w:tcW w:type="dxa" w:w="3175"/>
-          </w:tcPr>
-          <w:p>
-            <w:pPr>
-              <w:pStyle w:val="LectureBullet"/>
-            </w:pPr>
-            <w:r/>
-            <w:r>
-              <w:rPr>
-                <w:b/>
-                <w:sz w:val="18"/>
-              </w:rPr>
-              <w:t>内容</w:t>
-            </w:r>
-          </w:p>
-        </w:tc>
-        <w:tc>
-          <w:tcPr>
-            <w:tcW w:type="dxa" w:w="3175"/>
-          </w:tcPr>
-          <w:p>
-            <w:pPr>
-              <w:pStyle w:val="LectureBullet"/>
-            </w:pPr>
-            <w:r/>
-            <w:r>
-              <w:rPr>
-                <w:b/>
-                <w:sz w:val="18"/>
-              </w:rPr>
-              <w:t>学生动作</w:t>
-            </w:r>
-          </w:p>
-        </w:tc>
-      </w:tr>
-      <w:tr>
-        <w:tc>
-          <w:tcPr>
-            <w:tcW w:type="dxa" w:w="3175"/>
-          </w:tcPr>
-          <w:p>
-            <w:pPr>
-              <w:pStyle w:val="LectureBullet"/>
-            </w:pPr>
-            <w:r/>
-            <w:r>
-              <w:rPr>
-                <w:sz w:val="18"/>
-              </w:rPr>
-              <w:t>0–2分钟</w:t>
-            </w:r>
-          </w:p>
-        </w:tc>
-        <w:tc>
-          <w:tcPr>
-            <w:tcW w:type="dxa" w:w="3175"/>
-          </w:tcPr>
-          <w:p>
-            <w:pPr>
-              <w:pStyle w:val="LectureBullet"/>
-            </w:pPr>
-            <w:r/>
-            <w:r>
-              <w:rPr>
-                <w:sz w:val="18"/>
-              </w:rPr>
-              <w:t>封面与十六周总图</w:t>
-            </w:r>
-          </w:p>
-        </w:tc>
-        <w:tc>
-          <w:tcPr>
-            <w:tcW w:type="dxa" w:w="3175"/>
-          </w:tcPr>
-          <w:p>
-            <w:pPr>
-              <w:pStyle w:val="LectureBullet"/>
-            </w:pPr>
-            <w:r/>
-            <w:r>
-              <w:rPr>
-                <w:sz w:val="18"/>
-              </w:rPr>
-              <w:t>摊开作品集、编排板与陈述稿</w:t>
-            </w:r>
-          </w:p>
-        </w:tc>
-      </w:tr>
-      <w:tr>
-        <w:tc>
-          <w:tcPr>
-            <w:tcW w:type="dxa" w:w="3175"/>
-          </w:tcPr>
-          <w:p>
-            <w:pPr>
-              <w:pStyle w:val="LectureBullet"/>
-            </w:pPr>
-            <w:r/>
-            <w:r>
-              <w:rPr>
-                <w:sz w:val="18"/>
-              </w:rPr>
-              <w:t>2–4分钟</w:t>
-            </w:r>
-          </w:p>
-        </w:tc>
-        <w:tc>
-          <w:tcPr>
-            <w:tcW w:type="dxa" w:w="3175"/>
-          </w:tcPr>
-          <w:p>
-            <w:pPr>
-              <w:pStyle w:val="LectureBullet"/>
-            </w:pPr>
-            <w:r/>
-            <w:r>
-              <w:rPr>
-                <w:sz w:val="18"/>
-              </w:rPr>
-              <w:t>学习目标与提交规格</w:t>
-            </w:r>
-          </w:p>
-        </w:tc>
-        <w:tc>
-          <w:tcPr>
-            <w:tcW w:type="dxa" w:w="3175"/>
-          </w:tcPr>
-          <w:p>
-            <w:pPr>
-              <w:pStyle w:val="LectureBullet"/>
-            </w:pPr>
-            <w:r/>
-            <w:r>
-              <w:rPr>
-                <w:sz w:val="18"/>
-              </w:rPr>
-              <w:t>确认要交的四样</w:t>
-            </w:r>
-          </w:p>
-        </w:tc>
-      </w:tr>
-      <w:tr>
-        <w:tc>
-          <w:tcPr>
-            <w:tcW w:type="dxa" w:w="3175"/>
-          </w:tcPr>
-          <w:p>
-            <w:pPr>
-              <w:pStyle w:val="LectureBullet"/>
-            </w:pPr>
-            <w:r/>
-            <w:r>
-              <w:rPr>
-                <w:sz w:val="18"/>
-              </w:rPr>
-              <w:t>4–6分钟</w:t>
-            </w:r>
-          </w:p>
-        </w:tc>
-        <w:tc>
-          <w:tcPr>
-            <w:tcW w:type="dxa" w:w="3175"/>
-          </w:tcPr>
-          <w:p>
-            <w:pPr>
-              <w:pStyle w:val="LectureBullet"/>
-            </w:pPr>
-            <w:r/>
-            <w:r>
-              <w:rPr>
-                <w:sz w:val="18"/>
-              </w:rPr>
-              <w:t>第15周→本周衔接页（含开场2分钟）</w:t>
-            </w:r>
-          </w:p>
-        </w:tc>
-        <w:tc>
-          <w:tcPr>
-            <w:tcW w:type="dxa" w:w="3175"/>
-          </w:tcPr>
-          <w:p>
-            <w:pPr>
-              <w:pStyle w:val="LectureBullet"/>
-            </w:pPr>
-            <w:r/>
-            <w:r>
-              <w:rPr>
-                <w:sz w:val="18"/>
-              </w:rPr>
-              <w:t>在目录上标出六项标准对应页码</w:t>
-            </w:r>
-          </w:p>
-        </w:tc>
-      </w:tr>
-      <w:tr>
-        <w:tc>
-          <w:tcPr>
-            <w:tcW w:type="dxa" w:w="3175"/>
-          </w:tcPr>
-          <w:p>
-            <w:pPr>
-              <w:pStyle w:val="LectureBullet"/>
-            </w:pPr>
-            <w:r/>
-            <w:r>
-              <w:rPr>
-                <w:sz w:val="18"/>
-              </w:rPr>
-              <w:t>6–8分钟</w:t>
-            </w:r>
-          </w:p>
-        </w:tc>
-        <w:tc>
-          <w:tcPr>
-            <w:tcW w:type="dxa" w:w="3175"/>
-          </w:tcPr>
-          <w:p>
-            <w:pPr>
-              <w:pStyle w:val="LectureBullet"/>
-            </w:pPr>
-            <w:r/>
-            <w:r>
-              <w:rPr>
-                <w:sz w:val="18"/>
-              </w:rPr>
-              <w:t>大纲对照：今天的分数由哪些条文决定</w:t>
-            </w:r>
-          </w:p>
-        </w:tc>
-        <w:tc>
-          <w:tcPr>
-            <w:tcW w:type="dxa" w:w="3175"/>
-          </w:tcPr>
-          <w:p>
-            <w:pPr>
-              <w:pStyle w:val="LectureBullet"/>
-            </w:pPr>
-            <w:r/>
-            <w:r>
-              <w:rPr>
-                <w:sz w:val="18"/>
-              </w:rPr>
-              <w:t>—</w:t>
-            </w:r>
-          </w:p>
-        </w:tc>
-      </w:tr>
-      <w:tr>
-        <w:tc>
-          <w:tcPr>
-            <w:tcW w:type="dxa" w:w="3175"/>
-          </w:tcPr>
-          <w:p>
-            <w:pPr>
-              <w:pStyle w:val="LectureBullet"/>
-            </w:pPr>
-            <w:r/>
-            <w:r>
-              <w:rPr>
-                <w:sz w:val="18"/>
-              </w:rPr>
-              <w:t>8–9分钟</w:t>
-            </w:r>
-          </w:p>
-        </w:tc>
-        <w:tc>
-          <w:tcPr>
-            <w:tcW w:type="dxa" w:w="3175"/>
-          </w:tcPr>
-          <w:p>
-            <w:pPr>
-              <w:pStyle w:val="LectureBullet"/>
-            </w:pPr>
-            <w:r/>
-            <w:r>
-              <w:rPr>
-                <w:sz w:val="18"/>
-              </w:rPr>
-              <w:t>考核依据：六项公开标准</w:t>
-            </w:r>
-          </w:p>
-        </w:tc>
-        <w:tc>
-          <w:tcPr>
-            <w:tcW w:type="dxa" w:w="3175"/>
-          </w:tcPr>
-          <w:p>
-            <w:pPr>
-              <w:pStyle w:val="LectureBullet"/>
-            </w:pPr>
-            <w:r/>
-            <w:r>
-              <w:rPr>
-                <w:sz w:val="18"/>
-              </w:rPr>
-              <w:t>先自评一遍六项</w:t>
-            </w:r>
-          </w:p>
-        </w:tc>
-      </w:tr>
-      <w:tr>
-        <w:tc>
-          <w:tcPr>
-            <w:tcW w:type="dxa" w:w="3175"/>
-          </w:tcPr>
-          <w:p>
-            <w:pPr>
-              <w:pStyle w:val="LectureBullet"/>
-            </w:pPr>
-            <w:r/>
-            <w:r>
-              <w:rPr>
-                <w:sz w:val="18"/>
-              </w:rPr>
-              <w:t>9–10分钟</w:t>
-            </w:r>
-          </w:p>
-        </w:tc>
-        <w:tc>
-          <w:tcPr>
-            <w:tcW w:type="dxa" w:w="3175"/>
-          </w:tcPr>
-          <w:p>
-            <w:pPr>
-              <w:pStyle w:val="LectureBullet"/>
-            </w:pPr>
-            <w:r/>
-            <w:r>
-              <w:rPr>
-                <w:sz w:val="18"/>
-              </w:rPr>
-              <w:t>答辩证据四类与评委会问的四句</w:t>
-            </w:r>
-          </w:p>
-        </w:tc>
-        <w:tc>
-          <w:tcPr>
-            <w:tcW w:type="dxa" w:w="3175"/>
-          </w:tcPr>
-          <w:p>
-            <w:pPr>
-              <w:pStyle w:val="LectureBullet"/>
-            </w:pPr>
-            <w:r/>
-            <w:r>
-              <w:rPr>
-                <w:sz w:val="18"/>
-              </w:rPr>
-              <w:t>—</w:t>
-            </w:r>
-          </w:p>
-        </w:tc>
-      </w:tr>
-      <w:tr>
-        <w:tc>
-          <w:tcPr>
-            <w:tcW w:type="dxa" w:w="3175"/>
-          </w:tcPr>
-          <w:p>
-            <w:pPr>
-              <w:pStyle w:val="LectureBullet"/>
-            </w:pPr>
-            <w:r/>
-            <w:r>
-              <w:rPr>
-                <w:sz w:val="18"/>
-              </w:rPr>
-              <w:t>10–11分钟</w:t>
-            </w:r>
-          </w:p>
-        </w:tc>
-        <w:tc>
-          <w:tcPr>
-            <w:tcW w:type="dxa" w:w="3175"/>
-          </w:tcPr>
-          <w:p>
-            <w:pPr>
-              <w:pStyle w:val="LectureBullet"/>
-            </w:pPr>
-            <w:r/>
-            <w:r>
-              <w:rPr>
-                <w:sz w:val="18"/>
-              </w:rPr>
-              <w:t>核心词汇四个术语、概念模型、比较判断、两组案例</w:t>
-            </w:r>
-          </w:p>
-        </w:tc>
-        <w:tc>
-          <w:tcPr>
-            <w:tcW w:type="dxa" w:w="3175"/>
-          </w:tcPr>
-          <w:p>
-            <w:pPr>
-              <w:pStyle w:val="LectureBullet"/>
-            </w:pPr>
-            <w:r/>
-            <w:r>
-              <w:rPr>
-                <w:sz w:val="18"/>
-              </w:rPr>
-              <w:t>—</w:t>
-            </w:r>
-          </w:p>
-        </w:tc>
-      </w:tr>
-      <w:tr>
-        <w:tc>
-          <w:tcPr>
-            <w:tcW w:type="dxa" w:w="3175"/>
-          </w:tcPr>
-          <w:p>
-            <w:pPr>
-              <w:pStyle w:val="LectureBullet"/>
-            </w:pPr>
-            <w:r/>
-            <w:r>
-              <w:rPr>
-                <w:sz w:val="18"/>
-              </w:rPr>
-              <w:t>11–19分钟</w:t>
-            </w:r>
-          </w:p>
-        </w:tc>
-        <w:tc>
-          <w:tcPr>
-            <w:tcW w:type="dxa" w:w="3175"/>
-          </w:tcPr>
-          <w:p>
-            <w:pPr>
-              <w:pStyle w:val="LectureBullet"/>
-            </w:pPr>
-            <w:r/>
-            <w:r>
-              <w:rPr>
-                <w:sz w:val="18"/>
-              </w:rPr>
-              <w:t>考核①：终期陈列（编号·动线·材料证据）</w:t>
-            </w:r>
-          </w:p>
-        </w:tc>
-        <w:tc>
-          <w:tcPr>
-            <w:tcW w:type="dxa" w:w="3175"/>
-          </w:tcPr>
-          <w:p>
-            <w:pPr>
-              <w:pStyle w:val="LectureBullet"/>
-            </w:pPr>
-            <w:r/>
-            <w:r>
-              <w:rPr>
-                <w:sz w:val="18"/>
-              </w:rPr>
-              <w:t>完成统一陈列</w:t>
-            </w:r>
-          </w:p>
-        </w:tc>
-      </w:tr>
-      <w:tr>
-        <w:tc>
-          <w:tcPr>
-            <w:tcW w:type="dxa" w:w="3175"/>
-          </w:tcPr>
-          <w:p>
-            <w:pPr>
-              <w:pStyle w:val="LectureBullet"/>
-            </w:pPr>
-            <w:r/>
-            <w:r>
-              <w:rPr>
-                <w:sz w:val="18"/>
-              </w:rPr>
-              <w:t>19–27分钟</w:t>
-            </w:r>
-          </w:p>
-        </w:tc>
-        <w:tc>
-          <w:tcPr>
-            <w:tcW w:type="dxa" w:w="3175"/>
-          </w:tcPr>
-          <w:p>
-            <w:pPr>
-              <w:pStyle w:val="LectureBullet"/>
-            </w:pPr>
-            <w:r/>
-            <w:r>
-              <w:rPr>
-                <w:sz w:val="18"/>
-              </w:rPr>
-              <w:t>考核②：正式陈述，每人3分钟不超时</w:t>
-            </w:r>
-          </w:p>
-        </w:tc>
-        <w:tc>
-          <w:tcPr>
-            <w:tcW w:type="dxa" w:w="3175"/>
-          </w:tcPr>
-          <w:p>
-            <w:pPr>
-              <w:pStyle w:val="LectureBullet"/>
-            </w:pPr>
-            <w:r/>
-            <w:r>
-              <w:rPr>
-                <w:sz w:val="18"/>
-              </w:rPr>
-              <w:t>四段陈述</w:t>
-            </w:r>
-          </w:p>
-        </w:tc>
-      </w:tr>
-      <w:tr>
-        <w:tc>
-          <w:tcPr>
-            <w:tcW w:type="dxa" w:w="3175"/>
-          </w:tcPr>
-          <w:p>
-            <w:pPr>
-              <w:pStyle w:val="LectureBullet"/>
-            </w:pPr>
-            <w:r/>
-            <w:r>
-              <w:rPr>
-                <w:sz w:val="18"/>
-              </w:rPr>
-              <w:t>27–35分钟</w:t>
-            </w:r>
-          </w:p>
-        </w:tc>
-        <w:tc>
-          <w:tcPr>
-            <w:tcW w:type="dxa" w:w="3175"/>
-          </w:tcPr>
-          <w:p>
-            <w:pPr>
-              <w:pStyle w:val="LectureBullet"/>
-            </w:pPr>
-            <w:r/>
-            <w:r>
-              <w:rPr>
-                <w:sz w:val="18"/>
-              </w:rPr>
-              <w:t>考核③：评委问答5分钟</w:t>
-            </w:r>
-          </w:p>
-        </w:tc>
-        <w:tc>
-          <w:tcPr>
-            <w:tcW w:type="dxa" w:w="3175"/>
-          </w:tcPr>
-          <w:p>
-            <w:pPr>
-              <w:pStyle w:val="LectureBullet"/>
-            </w:pPr>
-            <w:r/>
-            <w:r>
-              <w:rPr>
-                <w:sz w:val="18"/>
-              </w:rPr>
-              <w:t>以可见证据回答</w:t>
-            </w:r>
-          </w:p>
-        </w:tc>
-      </w:tr>
-      <w:tr>
-        <w:tc>
-          <w:tcPr>
-            <w:tcW w:type="dxa" w:w="3175"/>
-          </w:tcPr>
-          <w:p>
-            <w:pPr>
-              <w:pStyle w:val="LectureBullet"/>
-            </w:pPr>
-            <w:r/>
-            <w:r>
-              <w:rPr>
-                <w:sz w:val="18"/>
-              </w:rPr>
-              <w:t>35–45分钟</w:t>
-            </w:r>
-          </w:p>
-        </w:tc>
-        <w:tc>
-          <w:tcPr>
-            <w:tcW w:type="dxa" w:w="3175"/>
-          </w:tcPr>
-          <w:p>
-            <w:pPr>
-              <w:pStyle w:val="LectureBullet"/>
-            </w:pPr>
-            <w:r/>
-            <w:r>
-              <w:rPr>
-                <w:sz w:val="18"/>
-              </w:rPr>
-              <w:t>考核④：独立评分（六项量表＋证据＋一项建议）</w:t>
-            </w:r>
-          </w:p>
-        </w:tc>
-        <w:tc>
-          <w:tcPr>
-            <w:tcW w:type="dxa" w:w="3175"/>
-          </w:tcPr>
-          <w:p>
-            <w:pPr>
-              <w:pStyle w:val="LectureBullet"/>
-            </w:pPr>
-            <w:r/>
-            <w:r>
-              <w:rPr>
-                <w:sz w:val="18"/>
-              </w:rPr>
-              <w:t>—</w:t>
-            </w:r>
-          </w:p>
-        </w:tc>
-      </w:tr>
-      <w:tr>
-        <w:tc>
-          <w:tcPr>
-            <w:tcW w:type="dxa" w:w="3175"/>
-          </w:tcPr>
-          <w:p>
-            <w:pPr>
-              <w:pStyle w:val="LectureBullet"/>
-            </w:pPr>
-            <w:r/>
-            <w:r>
-              <w:rPr>
-                <w:sz w:val="18"/>
-              </w:rPr>
-              <w:t>45–53分钟</w:t>
-            </w:r>
-          </w:p>
-        </w:tc>
-        <w:tc>
-          <w:tcPr>
-            <w:tcW w:type="dxa" w:w="3175"/>
-          </w:tcPr>
-          <w:p>
-            <w:pPr>
-              <w:pStyle w:val="LectureBullet"/>
-            </w:pPr>
-            <w:r/>
-            <w:r>
-              <w:rPr>
-                <w:sz w:val="18"/>
-              </w:rPr>
-              <w:t>第2课时开场：操作动词、失分线矩阵、受控对照、系列应用</w:t>
-            </w:r>
-          </w:p>
-        </w:tc>
-        <w:tc>
-          <w:tcPr>
-            <w:tcW w:type="dxa" w:w="3175"/>
-          </w:tcPr>
-          <w:p>
-            <w:pPr>
-              <w:pStyle w:val="LectureBullet"/>
-            </w:pPr>
-            <w:r/>
-            <w:r>
-              <w:rPr>
-                <w:sz w:val="18"/>
-              </w:rPr>
-              <w:t>20秒回答演练</w:t>
-            </w:r>
-          </w:p>
-        </w:tc>
-      </w:tr>
-      <w:tr>
-        <w:tc>
-          <w:tcPr>
-            <w:tcW w:type="dxa" w:w="3175"/>
-          </w:tcPr>
-          <w:p>
-            <w:pPr>
-              <w:pStyle w:val="LectureBullet"/>
-            </w:pPr>
-            <w:r/>
-            <w:r>
-              <w:rPr>
-                <w:sz w:val="18"/>
-              </w:rPr>
-              <w:t>53–56分钟</w:t>
-            </w:r>
-          </w:p>
-        </w:tc>
-        <w:tc>
-          <w:tcPr>
-            <w:tcW w:type="dxa" w:w="3175"/>
-          </w:tcPr>
-          <w:p>
-            <w:pPr>
-              <w:pStyle w:val="LectureBullet"/>
-            </w:pPr>
-            <w:r/>
-            <w:r>
-              <w:rPr>
-                <w:sz w:val="18"/>
-              </w:rPr>
-              <w:t>评分证据定位（六项标准不重复讲）</w:t>
-            </w:r>
-          </w:p>
-        </w:tc>
-        <w:tc>
-          <w:tcPr>
-            <w:tcW w:type="dxa" w:w="3175"/>
-          </w:tcPr>
-          <w:p>
-            <w:pPr>
-              <w:pStyle w:val="LectureBullet"/>
-            </w:pPr>
-            <w:r/>
-            <w:r>
-              <w:rPr>
-                <w:sz w:val="18"/>
-              </w:rPr>
-              <w:t>确认每项指向的材料</w:t>
-            </w:r>
-          </w:p>
-        </w:tc>
-      </w:tr>
-      <w:tr>
-        <w:tc>
-          <w:tcPr>
-            <w:tcW w:type="dxa" w:w="3175"/>
-          </w:tcPr>
-          <w:p>
-            <w:pPr>
-              <w:pStyle w:val="LectureBullet"/>
-            </w:pPr>
-            <w:r/>
-            <w:r>
-              <w:rPr>
-                <w:sz w:val="18"/>
-              </w:rPr>
-              <w:t>56–90分钟</w:t>
-            </w:r>
-          </w:p>
-        </w:tc>
-        <w:tc>
-          <w:tcPr>
-            <w:tcW w:type="dxa" w:w="3175"/>
-          </w:tcPr>
-          <w:p>
-            <w:pPr>
-              <w:pStyle w:val="LectureBullet"/>
-            </w:pPr>
-            <w:r/>
-            <w:r>
-              <w:rPr>
-                <w:sz w:val="18"/>
-              </w:rPr>
-              <w:t>第2课时考核：同伴批评·评分合议·反思写作·下一项目计划</w:t>
-            </w:r>
-          </w:p>
-        </w:tc>
-        <w:tc>
-          <w:tcPr>
-            <w:tcW w:type="dxa" w:w="3175"/>
-          </w:tcPr>
-          <w:p>
-            <w:pPr>
-              <w:pStyle w:val="LectureBullet"/>
-            </w:pPr>
-            <w:r/>
-            <w:r>
-              <w:rPr>
-                <w:sz w:val="18"/>
-              </w:rPr>
-              <w:t>反思800—1000字＋五个检查点</w:t>
-            </w:r>
-          </w:p>
-        </w:tc>
-      </w:tr>
-    </w:tbl>
+    <w:p>
+      <w:pPr>
+        <w:pStyle w:val="LectureBullet"/>
+      </w:pPr>
+      <w:r/>
+      <w:r>
+        <w:rPr>
+          <w:b/>
+          <w:sz w:val="18"/>
+        </w:rPr>
+        <w:t>时间</w:t>
+      </w:r>
+    </w:p>
+    <w:p>
+      <w:pPr>
+        <w:pStyle w:val="LectureBullet"/>
+      </w:pPr>
+      <w:r/>
+      <w:r>
+        <w:rPr>
+          <w:b/>
+          <w:sz w:val="18"/>
+        </w:rPr>
+        <w:t>内容</w:t>
+      </w:r>
+    </w:p>
+    <w:p>
+      <w:pPr>
+        <w:pStyle w:val="LectureBullet"/>
+      </w:pPr>
+      <w:r/>
+      <w:r>
+        <w:rPr>
+          <w:b/>
+          <w:sz w:val="18"/>
+        </w:rPr>
+        <w:t>学生动作</w:t>
+      </w:r>
+    </w:p>
+    <w:p>
+      <w:pPr>
+        <w:pStyle w:val="LectureBullet"/>
+      </w:pPr>
+      <w:r/>
+      <w:r>
+        <w:rPr>
+          <w:sz w:val="18"/>
+        </w:rPr>
+        <w:t>0–2分钟</w:t>
+      </w:r>
+    </w:p>
+    <w:p>
+      <w:pPr>
+        <w:pStyle w:val="LectureBullet"/>
+      </w:pPr>
+      <w:r/>
+      <w:r>
+        <w:rPr>
+          <w:sz w:val="18"/>
+        </w:rPr>
+        <w:t>封面与十六周总图</w:t>
+      </w:r>
+    </w:p>
+    <w:p>
+      <w:pPr>
+        <w:pStyle w:val="LectureBullet"/>
+      </w:pPr>
+      <w:r/>
+      <w:r>
+        <w:rPr>
+          <w:sz w:val="18"/>
+        </w:rPr>
+        <w:t>摊开作品集、编排板与陈述稿</w:t>
+      </w:r>
+    </w:p>
+    <w:p>
+      <w:pPr>
+        <w:pStyle w:val="LectureBullet"/>
+      </w:pPr>
+      <w:r/>
+      <w:r>
+        <w:rPr>
+          <w:sz w:val="18"/>
+        </w:rPr>
+        <w:t>2–4分钟</w:t>
+      </w:r>
+    </w:p>
+    <w:p>
+      <w:pPr>
+        <w:pStyle w:val="LectureBullet"/>
+      </w:pPr>
+      <w:r/>
+      <w:r>
+        <w:rPr>
+          <w:sz w:val="18"/>
+        </w:rPr>
+        <w:t>学习目标与提交规格</w:t>
+      </w:r>
+    </w:p>
+    <w:p>
+      <w:pPr>
+        <w:pStyle w:val="LectureBullet"/>
+      </w:pPr>
+      <w:r/>
+      <w:r>
+        <w:rPr>
+          <w:sz w:val="18"/>
+        </w:rPr>
+        <w:t>确认要交的四样</w:t>
+      </w:r>
+    </w:p>
+    <w:p>
+      <w:pPr>
+        <w:pStyle w:val="LectureBullet"/>
+      </w:pPr>
+      <w:r/>
+      <w:r>
+        <w:rPr>
+          <w:sz w:val="18"/>
+        </w:rPr>
+        <w:t>4–6分钟</w:t>
+      </w:r>
+    </w:p>
+    <w:p>
+      <w:pPr>
+        <w:pStyle w:val="LectureBullet"/>
+      </w:pPr>
+      <w:r/>
+      <w:r>
+        <w:rPr>
+          <w:sz w:val="18"/>
+        </w:rPr>
+        <w:t>第15周→本周衔接页（含开场2分钟）</w:t>
+      </w:r>
+    </w:p>
+    <w:p>
+      <w:pPr>
+        <w:pStyle w:val="LectureBullet"/>
+      </w:pPr>
+      <w:r/>
+      <w:r>
+        <w:rPr>
+          <w:sz w:val="18"/>
+        </w:rPr>
+        <w:t>在目录上标出六项标准对应页码</w:t>
+      </w:r>
+    </w:p>
+    <w:p>
+      <w:pPr>
+        <w:pStyle w:val="LectureBullet"/>
+      </w:pPr>
+      <w:r/>
+      <w:r>
+        <w:rPr>
+          <w:sz w:val="18"/>
+        </w:rPr>
+        <w:t>6–8分钟</w:t>
+      </w:r>
+    </w:p>
+    <w:p>
+      <w:pPr>
+        <w:pStyle w:val="LectureBullet"/>
+      </w:pPr>
+      <w:r/>
+      <w:r>
+        <w:rPr>
+          <w:sz w:val="18"/>
+        </w:rPr>
+        <w:t>大纲对照：今天的分数由哪些条文决定</w:t>
+      </w:r>
+    </w:p>
+    <w:p>
+      <w:pPr>
+        <w:pStyle w:val="LectureBullet"/>
+      </w:pPr>
+      <w:r/>
+      <w:r>
+        <w:rPr>
+          <w:sz w:val="18"/>
+        </w:rPr>
+        <w:t>—</w:t>
+      </w:r>
+    </w:p>
+    <w:p>
+      <w:pPr>
+        <w:pStyle w:val="LectureBullet"/>
+      </w:pPr>
+      <w:r/>
+      <w:r>
+        <w:rPr>
+          <w:sz w:val="18"/>
+        </w:rPr>
+        <w:t>8–9分钟</w:t>
+      </w:r>
+    </w:p>
+    <w:p>
+      <w:pPr>
+        <w:pStyle w:val="LectureBullet"/>
+      </w:pPr>
+      <w:r/>
+      <w:r>
+        <w:rPr>
+          <w:sz w:val="18"/>
+        </w:rPr>
+        <w:t>考核依据：六项公开标准</w:t>
+      </w:r>
+    </w:p>
+    <w:p>
+      <w:pPr>
+        <w:pStyle w:val="LectureBullet"/>
+      </w:pPr>
+      <w:r/>
+      <w:r>
+        <w:rPr>
+          <w:sz w:val="18"/>
+        </w:rPr>
+        <w:t>先自评一遍六项</w:t>
+      </w:r>
+    </w:p>
+    <w:p>
+      <w:pPr>
+        <w:pStyle w:val="LectureBullet"/>
+      </w:pPr>
+      <w:r/>
+      <w:r>
+        <w:rPr>
+          <w:sz w:val="18"/>
+        </w:rPr>
+        <w:t>9–10分钟</w:t>
+      </w:r>
+    </w:p>
+    <w:p>
+      <w:pPr>
+        <w:pStyle w:val="LectureBullet"/>
+      </w:pPr>
+      <w:r/>
+      <w:r>
+        <w:rPr>
+          <w:sz w:val="18"/>
+        </w:rPr>
+        <w:t>答辩证据四类与评委会问的四句</w:t>
+      </w:r>
+    </w:p>
+    <w:p>
+      <w:pPr>
+        <w:pStyle w:val="LectureBullet"/>
+      </w:pPr>
+      <w:r/>
+      <w:r>
+        <w:rPr>
+          <w:sz w:val="18"/>
+        </w:rPr>
+        <w:t>—</w:t>
+      </w:r>
+    </w:p>
+    <w:p>
+      <w:pPr>
+        <w:pStyle w:val="LectureBullet"/>
+      </w:pPr>
+      <w:r/>
+      <w:r>
+        <w:rPr>
+          <w:sz w:val="18"/>
+        </w:rPr>
+        <w:t>10–11分钟</w:t>
+      </w:r>
+    </w:p>
+    <w:p>
+      <w:pPr>
+        <w:pStyle w:val="LectureBullet"/>
+      </w:pPr>
+      <w:r/>
+      <w:r>
+        <w:rPr>
+          <w:sz w:val="18"/>
+        </w:rPr>
+        <w:t>核心词汇四个术语、概念模型、比较判断、两组案例</w:t>
+      </w:r>
+    </w:p>
+    <w:p>
+      <w:pPr>
+        <w:pStyle w:val="LectureBullet"/>
+      </w:pPr>
+      <w:r/>
+      <w:r>
+        <w:rPr>
+          <w:sz w:val="18"/>
+        </w:rPr>
+        <w:t>—</w:t>
+      </w:r>
+    </w:p>
+    <w:p>
+      <w:pPr>
+        <w:pStyle w:val="LectureBullet"/>
+      </w:pPr>
+      <w:r/>
+      <w:r>
+        <w:rPr>
+          <w:sz w:val="18"/>
+        </w:rPr>
+        <w:t>11–19分钟</w:t>
+      </w:r>
+    </w:p>
+    <w:p>
+      <w:pPr>
+        <w:pStyle w:val="LectureBullet"/>
+      </w:pPr>
+      <w:r/>
+      <w:r>
+        <w:rPr>
+          <w:sz w:val="18"/>
+        </w:rPr>
+        <w:t>考核①：终期陈列（编号·动线·材料证据）</w:t>
+      </w:r>
+    </w:p>
+    <w:p>
+      <w:pPr>
+        <w:pStyle w:val="LectureBullet"/>
+      </w:pPr>
+      <w:r/>
+      <w:r>
+        <w:rPr>
+          <w:sz w:val="18"/>
+        </w:rPr>
+        <w:t>完成统一陈列</w:t>
+      </w:r>
+    </w:p>
+    <w:p>
+      <w:pPr>
+        <w:pStyle w:val="LectureBullet"/>
+      </w:pPr>
+      <w:r/>
+      <w:r>
+        <w:rPr>
+          <w:sz w:val="18"/>
+        </w:rPr>
+        <w:t>19–27分钟</w:t>
+      </w:r>
+    </w:p>
+    <w:p>
+      <w:pPr>
+        <w:pStyle w:val="LectureBullet"/>
+      </w:pPr>
+      <w:r/>
+      <w:r>
+        <w:rPr>
+          <w:sz w:val="18"/>
+        </w:rPr>
+        <w:t>考核②：正式陈述，每人3分钟不超时</w:t>
+      </w:r>
+    </w:p>
+    <w:p>
+      <w:pPr>
+        <w:pStyle w:val="LectureBullet"/>
+      </w:pPr>
+      <w:r/>
+      <w:r>
+        <w:rPr>
+          <w:sz w:val="18"/>
+        </w:rPr>
+        <w:t>四段陈述</w:t>
+      </w:r>
+    </w:p>
+    <w:p>
+      <w:pPr>
+        <w:pStyle w:val="LectureBullet"/>
+      </w:pPr>
+      <w:r/>
+      <w:r>
+        <w:rPr>
+          <w:sz w:val="18"/>
+        </w:rPr>
+        <w:t>27–35分钟</w:t>
+      </w:r>
+    </w:p>
+    <w:p>
+      <w:pPr>
+        <w:pStyle w:val="LectureBullet"/>
+      </w:pPr>
+      <w:r/>
+      <w:r>
+        <w:rPr>
+          <w:sz w:val="18"/>
+        </w:rPr>
+        <w:t>考核③：评委问答5分钟</w:t>
+      </w:r>
+    </w:p>
+    <w:p>
+      <w:pPr>
+        <w:pStyle w:val="LectureBullet"/>
+      </w:pPr>
+      <w:r/>
+      <w:r>
+        <w:rPr>
+          <w:sz w:val="18"/>
+        </w:rPr>
+        <w:t>以可见证据回答</w:t>
+      </w:r>
+    </w:p>
+    <w:p>
+      <w:pPr>
+        <w:pStyle w:val="LectureBullet"/>
+      </w:pPr>
+      <w:r/>
+      <w:r>
+        <w:rPr>
+          <w:sz w:val="18"/>
+        </w:rPr>
+        <w:t>35–45分钟</w:t>
+      </w:r>
+    </w:p>
+    <w:p>
+      <w:pPr>
+        <w:pStyle w:val="LectureBullet"/>
+      </w:pPr>
+      <w:r/>
+      <w:r>
+        <w:rPr>
+          <w:sz w:val="18"/>
+        </w:rPr>
+        <w:t>考核④：独立评分（六项量表＋证据＋一项建议）</w:t>
+      </w:r>
+    </w:p>
+    <w:p>
+      <w:pPr>
+        <w:pStyle w:val="LectureBullet"/>
+      </w:pPr>
+      <w:r/>
+      <w:r>
+        <w:rPr>
+          <w:sz w:val="18"/>
+        </w:rPr>
+        <w:t>—</w:t>
+      </w:r>
+    </w:p>
+    <w:p>
+      <w:pPr>
+        <w:pStyle w:val="LectureBullet"/>
+      </w:pPr>
+      <w:r/>
+      <w:r>
+        <w:rPr>
+          <w:sz w:val="18"/>
+        </w:rPr>
+        <w:t>45–53分钟</w:t>
+      </w:r>
+    </w:p>
+    <w:p>
+      <w:pPr>
+        <w:pStyle w:val="LectureBullet"/>
+      </w:pPr>
+      <w:r/>
+      <w:r>
+        <w:rPr>
+          <w:sz w:val="18"/>
+        </w:rPr>
+        <w:t>第2课时开场：操作动词、失分线矩阵、受控对照、系列应用</w:t>
+      </w:r>
+    </w:p>
+    <w:p>
+      <w:pPr>
+        <w:pStyle w:val="LectureBullet"/>
+      </w:pPr>
+      <w:r/>
+      <w:r>
+        <w:rPr>
+          <w:sz w:val="18"/>
+        </w:rPr>
+        <w:t>20秒回答演练</w:t>
+      </w:r>
+    </w:p>
+    <w:p>
+      <w:pPr>
+        <w:pStyle w:val="LectureBullet"/>
+      </w:pPr>
+      <w:r/>
+      <w:r>
+        <w:rPr>
+          <w:sz w:val="18"/>
+        </w:rPr>
+        <w:t>53–56分钟</w:t>
+      </w:r>
+    </w:p>
+    <w:p>
+      <w:pPr>
+        <w:pStyle w:val="LectureBullet"/>
+      </w:pPr>
+      <w:r/>
+      <w:r>
+        <w:rPr>
+          <w:sz w:val="18"/>
+        </w:rPr>
+        <w:t>评分证据定位（六项标准不重复讲）</w:t>
+      </w:r>
+    </w:p>
+    <w:p>
+      <w:pPr>
+        <w:pStyle w:val="LectureBullet"/>
+      </w:pPr>
+      <w:r/>
+      <w:r>
+        <w:rPr>
+          <w:sz w:val="18"/>
+        </w:rPr>
+        <w:t>确认每项指向的材料</w:t>
+      </w:r>
+    </w:p>
+    <w:p>
+      <w:pPr>
+        <w:pStyle w:val="LectureBullet"/>
+      </w:pPr>
+      <w:r/>
+      <w:r>
+        <w:rPr>
+          <w:sz w:val="18"/>
+        </w:rPr>
+        <w:t>56–90分钟</w:t>
+      </w:r>
+    </w:p>
+    <w:p>
+      <w:pPr>
+        <w:pStyle w:val="LectureBullet"/>
+      </w:pPr>
+      <w:r/>
+      <w:r>
+        <w:rPr>
+          <w:sz w:val="18"/>
+        </w:rPr>
+        <w:t>第2课时考核：同伴批评·评分合议·反思写作·下一项目计划</w:t>
+      </w:r>
+    </w:p>
+    <w:p>
+      <w:pPr>
+        <w:pStyle w:val="LectureBullet"/>
+      </w:pPr>
+      <w:r/>
+      <w:r>
+        <w:rPr>
+          <w:sz w:val="18"/>
+        </w:rPr>
+        <w:t>反思800—1000字＋五个检查点</w:t>
+      </w:r>
+    </w:p>
     <w:p>
       <w:pPr/>
       <w:r>
@@ -1096,36 +811,18 @@
         <w:t>建议时间：1.5分钟　｜　课堂功能：开场，用封面五套示范“可比较的陈列条件”</w:t>
       </w:r>
     </w:p>
-    <w:tbl>
-      <w:tblPr>
-        <w:tblStyle w:val="TableGrid"/>
-        <w:tblW w:type="auto" w:w="0"/>
-        <w:tblLook w:firstColumn="1" w:firstRow="1" w:lastColumn="0" w:lastRow="0" w:noHBand="0" w:noVBand="1" w:val="04A0"/>
-      </w:tblPr>
-      <w:tblGrid>
-        <w:gridCol w:w="9524"/>
-      </w:tblGrid>
-      <w:tr>
-        <w:tc>
-          <w:tcPr>
-            <w:tcW w:type="dxa" w:w="9524"/>
-            <w:shd w:val="clear" w:fill="F2F2F2"/>
-          </w:tcPr>
-          <w:p>
-            <w:pPr>
-              <w:pStyle w:val="LectureBullet"/>
-            </w:pPr>
-            <w:r/>
-            <w:r>
-              <w:rPr>
-                <w:sz w:val="19"/>
-              </w:rPr>
-              <w:t>【教师动作｜不发言】 显示封面五套；先讲同一片自然光，再讲主色与品类跨度。</w:t>
-            </w:r>
-          </w:p>
-        </w:tc>
-      </w:tr>
-    </w:tbl>
+    <w:p>
+      <w:pPr>
+        <w:pStyle w:val="LectureBullet"/>
+      </w:pPr>
+      <w:r/>
+      <w:r>
+        <w:rPr>
+          <w:sz w:val="19"/>
+        </w:rPr>
+        <w:t>【教师动作｜不发言】 显示封面五套；先讲同一片自然光，再讲主色与品类跨度。</w:t>
+      </w:r>
+    </w:p>
     <w:p>
       <w:pPr/>
       <w:r>
@@ -1183,36 +880,18 @@
         <w:t>这组图是2027春夏成衣的课堂反向分析，不代表品牌官方版型说明。</w:t>
       </w:r>
     </w:p>
-    <w:tbl>
-      <w:tblPr>
-        <w:tblStyle w:val="TableGrid"/>
-        <w:tblW w:type="auto" w:w="0"/>
-        <w:tblLook w:firstColumn="1" w:firstRow="1" w:lastColumn="0" w:lastRow="0" w:noHBand="0" w:noVBand="1" w:val="04A0"/>
-      </w:tblPr>
-      <w:tblGrid>
-        <w:gridCol w:w="9524"/>
-      </w:tblGrid>
-      <w:tr>
-        <w:tc>
-          <w:tcPr>
-            <w:tcW w:type="dxa" w:w="9524"/>
-            <w:shd w:val="clear" w:fill="F2F2F2"/>
-          </w:tcPr>
-          <w:p>
-            <w:pPr>
-              <w:pStyle w:val="LectureBullet"/>
-            </w:pPr>
-            <w:r/>
-            <w:r>
-              <w:rPr>
-                <w:sz w:val="19"/>
-              </w:rPr>
-              <w:t>【转场语】 先把第16周放回十六周的位置。</w:t>
-            </w:r>
-          </w:p>
-        </w:tc>
-      </w:tr>
-    </w:tbl>
+    <w:p>
+      <w:pPr>
+        <w:pStyle w:val="LectureBullet"/>
+      </w:pPr>
+      <w:r/>
+      <w:r>
+        <w:rPr>
+          <w:sz w:val="19"/>
+        </w:rPr>
+        <w:t>【转场语】 先把第16周放回十六周的位置。</w:t>
+      </w:r>
+    </w:p>
     <w:p>
       <w:pPr>
         <w:pStyle w:val="SlideTitle"/>
@@ -1229,36 +908,18 @@
         <w:t>建议时间：0.5分钟　｜　课堂功能：全课程收束定位</w:t>
       </w:r>
     </w:p>
-    <w:tbl>
-      <w:tblPr>
-        <w:tblStyle w:val="TableGrid"/>
-        <w:tblW w:type="auto" w:w="0"/>
-        <w:tblLook w:firstColumn="1" w:firstRow="1" w:lastColumn="0" w:lastRow="0" w:noHBand="0" w:noVBand="1" w:val="04A0"/>
-      </w:tblPr>
-      <w:tblGrid>
-        <w:gridCol w:w="9524"/>
-      </w:tblGrid>
-      <w:tr>
-        <w:tc>
-          <w:tcPr>
-            <w:tcW w:type="dxa" w:w="9524"/>
-            <w:shd w:val="clear" w:fill="F2F2F2"/>
-          </w:tcPr>
-          <w:p>
-            <w:pPr>
-              <w:pStyle w:val="LectureBullet"/>
-            </w:pPr>
-            <w:r/>
-            <w:r>
-              <w:rPr>
-                <w:sz w:val="19"/>
-              </w:rPr>
-              <w:t>【教师动作｜不发言】 快速划过四个阶段，停在本周。</w:t>
-            </w:r>
-          </w:p>
-        </w:tc>
-      </w:tr>
-    </w:tbl>
+    <w:p>
+      <w:pPr>
+        <w:pStyle w:val="LectureBullet"/>
+      </w:pPr>
+      <w:r/>
+      <w:r>
+        <w:rPr>
+          <w:sz w:val="19"/>
+        </w:rPr>
+        <w:t>【教师动作｜不发言】 快速划过四个阶段，停在本周。</w:t>
+      </w:r>
+    </w:p>
     <w:p>
       <w:pPr/>
       <w:r>
@@ -1284,36 +945,18 @@
         <w:t>今天是第十六周，最后一周：期末实践考核、答辩和反思。</w:t>
       </w:r>
     </w:p>
-    <w:tbl>
-      <w:tblPr>
-        <w:tblStyle w:val="TableGrid"/>
-        <w:tblW w:type="auto" w:w="0"/>
-        <w:tblLook w:firstColumn="1" w:firstRow="1" w:lastColumn="0" w:lastRow="0" w:noHBand="0" w:noVBand="1" w:val="04A0"/>
-      </w:tblPr>
-      <w:tblGrid>
-        <w:gridCol w:w="9524"/>
-      </w:tblGrid>
-      <w:tr>
-        <w:tc>
-          <w:tcPr>
-            <w:tcW w:type="dxa" w:w="9524"/>
-            <w:shd w:val="clear" w:fill="F2F2F2"/>
-          </w:tcPr>
-          <w:p>
-            <w:pPr>
-              <w:pStyle w:val="LectureBullet"/>
-            </w:pPr>
-            <w:r/>
-            <w:r>
-              <w:rPr>
-                <w:sz w:val="19"/>
-              </w:rPr>
-              <w:t>【转场语】 今天要交出什么？</w:t>
-            </w:r>
-          </w:p>
-        </w:tc>
-      </w:tr>
-    </w:tbl>
+    <w:p>
+      <w:pPr>
+        <w:pStyle w:val="LectureBullet"/>
+      </w:pPr>
+      <w:r/>
+      <w:r>
+        <w:rPr>
+          <w:sz w:val="19"/>
+        </w:rPr>
+        <w:t>【转场语】 今天要交出什么？</w:t>
+      </w:r>
+    </w:p>
     <w:p>
       <w:pPr>
         <w:pStyle w:val="SlideTitle"/>
@@ -1330,36 +973,18 @@
         <w:t>建议时间：2分钟　｜　课堂功能：关键判断、难点、成果与提交规格</w:t>
       </w:r>
     </w:p>
-    <w:tbl>
-      <w:tblPr>
-        <w:tblStyle w:val="TableGrid"/>
-        <w:tblW w:type="auto" w:w="0"/>
-        <w:tblLook w:firstColumn="1" w:firstRow="1" w:lastColumn="0" w:lastRow="0" w:noHBand="0" w:noVBand="1" w:val="04A0"/>
-      </w:tblPr>
-      <w:tblGrid>
-        <w:gridCol w:w="9524"/>
-      </w:tblGrid>
-      <w:tr>
-        <w:tc>
-          <w:tcPr>
-            <w:tcW w:type="dxa" w:w="9524"/>
-            <w:shd w:val="clear" w:fill="F2F2F2"/>
-          </w:tcPr>
-          <w:p>
-            <w:pPr>
-              <w:pStyle w:val="LectureBullet"/>
-            </w:pPr>
-            <w:r/>
-            <w:r>
-              <w:rPr>
-                <w:sz w:val="19"/>
-              </w:rPr>
-              <w:t>【教师动作｜不发言】 念四项；说明第1课时的节奏——讲授只有11分钟，考核34分钟。</w:t>
-            </w:r>
-          </w:p>
-        </w:tc>
-      </w:tr>
-    </w:tbl>
+    <w:p>
+      <w:pPr>
+        <w:pStyle w:val="LectureBullet"/>
+      </w:pPr>
+      <w:r/>
+      <w:r>
+        <w:rPr>
+          <w:sz w:val="19"/>
+        </w:rPr>
+        <w:t>【教师动作｜不发言】 念四项；说明第1课时的节奏——讲授只有11分钟，考核34分钟。</w:t>
+      </w:r>
+    </w:p>
     <w:p>
       <w:pPr/>
       <w:r>
@@ -1409,36 +1034,18 @@
         <w:t>今天的节奏：讲授一共十一分钟，考核三十四分钟。所以我讲得很快，你们听不清的地方看屏幕。</w:t>
       </w:r>
     </w:p>
-    <w:tbl>
-      <w:tblPr>
-        <w:tblStyle w:val="TableGrid"/>
-        <w:tblW w:type="auto" w:w="0"/>
-        <w:tblLook w:firstColumn="1" w:firstRow="1" w:lastColumn="0" w:lastRow="0" w:noHBand="0" w:noVBand="1" w:val="04A0"/>
-      </w:tblPr>
-      <w:tblGrid>
-        <w:gridCol w:w="9524"/>
-      </w:tblGrid>
-      <w:tr>
-        <w:tc>
-          <w:tcPr>
-            <w:tcW w:type="dxa" w:w="9524"/>
-            <w:shd w:val="clear" w:fill="F2F2F2"/>
-          </w:tcPr>
-          <w:p>
-            <w:pPr>
-              <w:pStyle w:val="LectureBullet"/>
-            </w:pPr>
-            <w:r/>
-            <w:r>
-              <w:rPr>
-                <w:sz w:val="19"/>
-              </w:rPr>
-              <w:t>【转场语】 今天不从零开始——上周编好的两样，今天就是评分对象。</w:t>
-            </w:r>
-          </w:p>
-        </w:tc>
-      </w:tr>
-    </w:tbl>
+    <w:p>
+      <w:pPr>
+        <w:pStyle w:val="LectureBullet"/>
+      </w:pPr>
+      <w:r/>
+      <w:r>
+        <w:rPr>
+          <w:sz w:val="19"/>
+        </w:rPr>
+        <w:t>【转场语】 今天不从零开始——上周编好的两样，今天就是评分对象。</w:t>
+      </w:r>
+    </w:p>
     <w:p>
       <w:pPr>
         <w:pStyle w:val="SlideTitle"/>
@@ -1455,36 +1062,18 @@
         <w:t>建议时间：2分钟（含开场2分钟标页码）　｜　课堂功能：第15周→本周衔接与术语衔接</w:t>
       </w:r>
     </w:p>
-    <w:tbl>
-      <w:tblPr>
-        <w:tblStyle w:val="TableGrid"/>
-        <w:tblW w:type="auto" w:w="0"/>
-        <w:tblLook w:firstColumn="1" w:firstRow="1" w:lastColumn="0" w:lastRow="0" w:noHBand="0" w:noVBand="1" w:val="04A0"/>
-      </w:tblPr>
-      <w:tblGrid>
-        <w:gridCol w:w="9524"/>
-      </w:tblGrid>
-      <w:tr>
-        <w:tc>
-          <w:tcPr>
-            <w:tcW w:type="dxa" w:w="9524"/>
-            <w:shd w:val="clear" w:fill="F2F2F2"/>
-          </w:tcPr>
-          <w:p>
-            <w:pPr>
-              <w:pStyle w:val="LectureBullet"/>
-            </w:pPr>
-            <w:r/>
-            <w:r>
-              <w:rPr>
-                <w:sz w:val="19"/>
-              </w:rPr>
-              <w:t>【教师动作｜不发言】 先做2分钟开场：在作品集目录上标出六项标准各自对应的页码。再讲对照表。</w:t>
-            </w:r>
-          </w:p>
-        </w:tc>
-      </w:tr>
-    </w:tbl>
+    <w:p>
+      <w:pPr>
+        <w:pStyle w:val="LectureBullet"/>
+      </w:pPr>
+      <w:r/>
+      <w:r>
+        <w:rPr>
+          <w:sz w:val="19"/>
+        </w:rPr>
+        <w:t>【教师动作｜不发言】 先做2分钟开场：在作品集目录上标出六项标准各自对应的页码。再讲对照表。</w:t>
+      </w:r>
+    </w:p>
     <w:p>
       <w:pPr/>
       <w:r>
@@ -1567,36 +1156,18 @@
         <w:t>• 开场两分钟结束时抽查两人：“市场与定位那二十分，你的证据在第几页？”</w:t>
       </w:r>
     </w:p>
-    <w:tbl>
-      <w:tblPr>
-        <w:tblStyle w:val="TableGrid"/>
-        <w:tblW w:type="auto" w:w="0"/>
-        <w:tblLook w:firstColumn="1" w:firstRow="1" w:lastColumn="0" w:lastRow="0" w:noHBand="0" w:noVBand="1" w:val="04A0"/>
-      </w:tblPr>
-      <w:tblGrid>
-        <w:gridCol w:w="9524"/>
-      </w:tblGrid>
-      <w:tr>
-        <w:tc>
-          <w:tcPr>
-            <w:tcW w:type="dxa" w:w="9524"/>
-            <w:shd w:val="clear" w:fill="F2F2F2"/>
-          </w:tcPr>
-          <w:p>
-            <w:pPr>
-              <w:pStyle w:val="LectureBullet"/>
-            </w:pPr>
-            <w:r/>
-            <w:r>
-              <w:rPr>
-                <w:sz w:val="19"/>
-              </w:rPr>
-              <w:t>【转场语】 今天的分数从哪儿来？</w:t>
-            </w:r>
-          </w:p>
-        </w:tc>
-      </w:tr>
-    </w:tbl>
+    <w:p>
+      <w:pPr>
+        <w:pStyle w:val="LectureBullet"/>
+      </w:pPr>
+      <w:r/>
+      <w:r>
+        <w:rPr>
+          <w:sz w:val="19"/>
+        </w:rPr>
+        <w:t>【转场语】 今天的分数从哪儿来？</w:t>
+      </w:r>
+    </w:p>
     <w:p>
       <w:pPr>
         <w:pStyle w:val="SlideTitle"/>
@@ -1613,36 +1184,18 @@
         <w:t>建议时间：2分钟　｜　课堂功能：五项计分依据与标准参照原则</w:t>
       </w:r>
     </w:p>
-    <w:tbl>
-      <w:tblPr>
-        <w:tblStyle w:val="TableGrid"/>
-        <w:tblW w:type="auto" w:w="0"/>
-        <w:tblLook w:firstColumn="1" w:firstRow="1" w:lastColumn="0" w:lastRow="0" w:noHBand="0" w:noVBand="1" w:val="04A0"/>
-      </w:tblPr>
-      <w:tblGrid>
-        <w:gridCol w:w="9524"/>
-      </w:tblGrid>
-      <w:tr>
-        <w:tc>
-          <w:tcPr>
-            <w:tcW w:type="dxa" w:w="9524"/>
-            <w:shd w:val="clear" w:fill="F2F2F2"/>
-          </w:tcPr>
-          <w:p>
-            <w:pPr>
-              <w:pStyle w:val="LectureBullet"/>
-            </w:pPr>
-            <w:r/>
-            <w:r>
-              <w:rPr>
-                <w:sz w:val="19"/>
-              </w:rPr>
-              <w:t>【教师动作｜不发言】 逐条念五项；在“标准参照”一条停顿，说明不按排名。</w:t>
-            </w:r>
-          </w:p>
-        </w:tc>
-      </w:tr>
-    </w:tbl>
+    <w:p>
+      <w:pPr>
+        <w:pStyle w:val="LectureBullet"/>
+      </w:pPr>
+      <w:r/>
+      <w:r>
+        <w:rPr>
+          <w:sz w:val="19"/>
+        </w:rPr>
+        <w:t>【教师动作｜不发言】 逐条念五项；在“标准参照”一条停顿，说明不按排名。</w:t>
+      </w:r>
+    </w:p>
     <w:p>
       <w:pPr/>
       <w:r>
@@ -1700,36 +1253,18 @@
         <w:t>最后一条最重要：按公布的标准评分，不按同学之间的排名。所以“比别人好”不是理由，“对到标准哪一条”才是。</w:t>
       </w:r>
     </w:p>
-    <w:tbl>
-      <w:tblPr>
-        <w:tblStyle w:val="TableGrid"/>
-        <w:tblW w:type="auto" w:w="0"/>
-        <w:tblLook w:firstColumn="1" w:firstRow="1" w:lastColumn="0" w:lastRow="0" w:noHBand="0" w:noVBand="1" w:val="04A0"/>
-      </w:tblPr>
-      <w:tblGrid>
-        <w:gridCol w:w="9524"/>
-      </w:tblGrid>
-      <w:tr>
-        <w:tc>
-          <w:tcPr>
-            <w:tcW w:type="dxa" w:w="9524"/>
-            <w:shd w:val="clear" w:fill="F2F2F2"/>
-          </w:tcPr>
-          <w:p>
-            <w:pPr>
-              <w:pStyle w:val="LectureBullet"/>
-            </w:pPr>
-            <w:r/>
-            <w:r>
-              <w:rPr>
-                <w:sz w:val="19"/>
-              </w:rPr>
-              <w:t>【转场语】 六项标准，我念一遍。</w:t>
-            </w:r>
-          </w:p>
-        </w:tc>
-      </w:tr>
-    </w:tbl>
+    <w:p>
+      <w:pPr>
+        <w:pStyle w:val="LectureBullet"/>
+      </w:pPr>
+      <w:r/>
+      <w:r>
+        <w:rPr>
+          <w:sz w:val="19"/>
+        </w:rPr>
+        <w:t>【转场语】 六项标准，我念一遍。</w:t>
+      </w:r>
+    </w:p>
     <w:p>
       <w:pPr>
         <w:pStyle w:val="SlideTitle"/>
@@ -1746,36 +1281,18 @@
         <w:t>建议时间：1分钟　｜　课堂功能：六项标准正式宣读（学生先自评）</w:t>
       </w:r>
     </w:p>
-    <w:tbl>
-      <w:tblPr>
-        <w:tblStyle w:val="TableGrid"/>
-        <w:tblW w:type="auto" w:w="0"/>
-        <w:tblLook w:firstColumn="1" w:firstRow="1" w:lastColumn="0" w:lastRow="0" w:noHBand="0" w:noVBand="1" w:val="04A0"/>
-      </w:tblPr>
-      <w:tblGrid>
-        <w:gridCol w:w="9524"/>
-      </w:tblGrid>
-      <w:tr>
-        <w:tc>
-          <w:tcPr>
-            <w:tcW w:type="dxa" w:w="9524"/>
-            <w:shd w:val="clear" w:fill="F2F2F2"/>
-          </w:tcPr>
-          <w:p>
-            <w:pPr>
-              <w:pStyle w:val="LectureBullet"/>
-            </w:pPr>
-            <w:r/>
-            <w:r>
-              <w:rPr>
-                <w:sz w:val="19"/>
-              </w:rPr>
-              <w:t>【教师动作｜不发言】 逐项念名称与分值；请学生当场给自己每项打一个预估分。</w:t>
-            </w:r>
-          </w:p>
-        </w:tc>
-      </w:tr>
-    </w:tbl>
+    <w:p>
+      <w:pPr>
+        <w:pStyle w:val="LectureBullet"/>
+      </w:pPr>
+      <w:r/>
+      <w:r>
+        <w:rPr>
+          <w:sz w:val="19"/>
+        </w:rPr>
+        <w:t>【教师动作｜不发言】 逐项念名称与分值；请学生当场给自己每项打一个预估分。</w:t>
+      </w:r>
+    </w:p>
     <w:p>
       <w:pPr/>
       <w:r>
@@ -1849,36 +1366,18 @@
         <w:t>现在花三十秒，给自己每一项打一个预估分，写在陈述稿背面。一会儿要和评委分数对照。</w:t>
       </w:r>
     </w:p>
-    <w:tbl>
-      <w:tblPr>
-        <w:tblStyle w:val="TableGrid"/>
-        <w:tblW w:type="auto" w:w="0"/>
-        <w:tblLook w:firstColumn="1" w:firstRow="1" w:lastColumn="0" w:lastRow="0" w:noHBand="0" w:noVBand="1" w:val="04A0"/>
-      </w:tblPr>
-      <w:tblGrid>
-        <w:gridCol w:w="9524"/>
-      </w:tblGrid>
-      <w:tr>
-        <w:tc>
-          <w:tcPr>
-            <w:tcW w:type="dxa" w:w="9524"/>
-            <w:shd w:val="clear" w:fill="F2F2F2"/>
-          </w:tcPr>
-          <w:p>
-            <w:pPr>
-              <w:pStyle w:val="LectureBullet"/>
-            </w:pPr>
-            <w:r/>
-            <w:r>
-              <w:rPr>
-                <w:sz w:val="19"/>
-              </w:rPr>
-              <w:t>【转场语】 答辩时，每一个判断都要指向具体材料。</w:t>
-            </w:r>
-          </w:p>
-        </w:tc>
-      </w:tr>
-    </w:tbl>
+    <w:p>
+      <w:pPr>
+        <w:pStyle w:val="LectureBullet"/>
+      </w:pPr>
+      <w:r/>
+      <w:r>
+        <w:rPr>
+          <w:sz w:val="19"/>
+        </w:rPr>
+        <w:t>【转场语】 答辩时，每一个判断都要指向具体材料。</w:t>
+      </w:r>
+    </w:p>
     <w:p>
       <w:pPr>
         <w:pStyle w:val="SlideTitle"/>
@@ -1895,36 +1394,18 @@
         <w:t>建议时间：1分钟　｜　课堂功能：四类答辩证据与评委的四句追问</w:t>
       </w:r>
     </w:p>
-    <w:tbl>
-      <w:tblPr>
-        <w:tblStyle w:val="TableGrid"/>
-        <w:tblW w:type="auto" w:w="0"/>
-        <w:tblLook w:firstColumn="1" w:firstRow="1" w:lastColumn="0" w:lastRow="0" w:noHBand="0" w:noVBand="1" w:val="04A0"/>
-      </w:tblPr>
-      <w:tblGrid>
-        <w:gridCol w:w="9524"/>
-      </w:tblGrid>
-      <w:tr>
-        <w:tc>
-          <w:tcPr>
-            <w:tcW w:type="dxa" w:w="9524"/>
-            <w:shd w:val="clear" w:fill="F2F2F2"/>
-          </w:tcPr>
-          <w:p>
-            <w:pPr>
-              <w:pStyle w:val="LectureBullet"/>
-            </w:pPr>
-            <w:r/>
-            <w:r>
-              <w:rPr>
-                <w:sz w:val="19"/>
-              </w:rPr>
-              <w:t>【教师动作｜不发言】 四类各念一句“评委会问”，让学生当场想好答案。</w:t>
-            </w:r>
-          </w:p>
-        </w:tc>
-      </w:tr>
-    </w:tbl>
+    <w:p>
+      <w:pPr>
+        <w:pStyle w:val="LectureBullet"/>
+      </w:pPr>
+      <w:r/>
+      <w:r>
+        <w:rPr>
+          <w:sz w:val="19"/>
+        </w:rPr>
+        <w:t>【教师动作｜不发言】 四类各念一句“评委会问”，让学生当场想好答案。</w:t>
+      </w:r>
+    </w:p>
     <w:p>
       <w:pPr/>
       <w:r>
@@ -1982,36 +1463,18 @@
         <w:t>这四组八个问题，等一下会真的问。请现在想一遍。</w:t>
       </w:r>
     </w:p>
-    <w:tbl>
-      <w:tblPr>
-        <w:tblStyle w:val="TableGrid"/>
-        <w:tblW w:type="auto" w:w="0"/>
-        <w:tblLook w:firstColumn="1" w:firstRow="1" w:lastColumn="0" w:lastRow="0" w:noHBand="0" w:noVBand="1" w:val="04A0"/>
-      </w:tblPr>
-      <w:tblGrid>
-        <w:gridCol w:w="9524"/>
-      </w:tblGrid>
-      <w:tr>
-        <w:tc>
-          <w:tcPr>
-            <w:tcW w:type="dxa" w:w="9524"/>
-            <w:shd w:val="clear" w:fill="F2F2F2"/>
-          </w:tcPr>
-          <w:p>
-            <w:pPr>
-              <w:pStyle w:val="LectureBullet"/>
-            </w:pPr>
-            <w:r/>
-            <w:r>
-              <w:rPr>
-                <w:sz w:val="19"/>
-              </w:rPr>
-              <w:t>【转场语】 四个术语，快速过一遍。</w:t>
-            </w:r>
-          </w:p>
-        </w:tc>
-      </w:tr>
-    </w:tbl>
+    <w:p>
+      <w:pPr>
+        <w:pStyle w:val="LectureBullet"/>
+      </w:pPr>
+      <w:r/>
+      <w:r>
+        <w:rPr>
+          <w:sz w:val="19"/>
+        </w:rPr>
+        <w:t>【转场语】 四个术语，快速过一遍。</w:t>
+      </w:r>
+    </w:p>
     <w:p>
       <w:pPr>
         <w:pStyle w:val="SlideTitle"/>
@@ -2028,36 +1491,18 @@
         <w:t>建议时间：0.5分钟　｜　课堂功能：四个核心术语（快速）</w:t>
       </w:r>
     </w:p>
-    <w:tbl>
-      <w:tblPr>
-        <w:tblStyle w:val="TableGrid"/>
-        <w:tblW w:type="auto" w:w="0"/>
-        <w:tblLook w:firstColumn="1" w:firstRow="1" w:lastColumn="0" w:lastRow="0" w:noHBand="0" w:noVBand="1" w:val="04A0"/>
-      </w:tblPr>
-      <w:tblGrid>
-        <w:gridCol w:w="9524"/>
-      </w:tblGrid>
-      <w:tr>
-        <w:tc>
-          <w:tcPr>
-            <w:tcW w:type="dxa" w:w="9524"/>
-            <w:shd w:val="clear" w:fill="F2F2F2"/>
-          </w:tcPr>
-          <w:p>
-            <w:pPr>
-              <w:pStyle w:val="LectureBullet"/>
-            </w:pPr>
-            <w:r/>
-            <w:r>
-              <w:rPr>
-                <w:sz w:val="19"/>
-              </w:rPr>
-              <w:t>【教师动作｜不发言】 快速念，不展开。</w:t>
-            </w:r>
-          </w:p>
-        </w:tc>
-      </w:tr>
-    </w:tbl>
+    <w:p>
+      <w:pPr>
+        <w:pStyle w:val="LectureBullet"/>
+      </w:pPr>
+      <w:r/>
+      <w:r>
+        <w:rPr>
+          <w:sz w:val="19"/>
+        </w:rPr>
+        <w:t>【教师动作｜不发言】 快速念，不展开。</w:t>
+      </w:r>
+    </w:p>
     <w:p>
       <w:pPr/>
       <w:r>
@@ -2099,36 +1544,18 @@
         <w:t>反思迁移：把本项目的成功、失败和反馈转化为下一项目可执行的方法和检查点。</w:t>
       </w:r>
     </w:p>
-    <w:tbl>
-      <w:tblPr>
-        <w:tblStyle w:val="TableGrid"/>
-        <w:tblW w:type="auto" w:w="0"/>
-        <w:tblLook w:firstColumn="1" w:firstRow="1" w:lastColumn="0" w:lastRow="0" w:noHBand="0" w:noVBand="1" w:val="04A0"/>
-      </w:tblPr>
-      <w:tblGrid>
-        <w:gridCol w:w="9524"/>
-      </w:tblGrid>
-      <w:tr>
-        <w:tc>
-          <w:tcPr>
-            <w:tcW w:type="dxa" w:w="9524"/>
-            <w:shd w:val="clear" w:fill="F2F2F2"/>
-          </w:tcPr>
-          <w:p>
-            <w:pPr>
-              <w:pStyle w:val="LectureBullet"/>
-            </w:pPr>
-            <w:r/>
-            <w:r>
-              <w:rPr>
-                <w:sz w:val="19"/>
-              </w:rPr>
-              <w:t>【转场语】 评审同时看四件事，它们互相扣分。</w:t>
-            </w:r>
-          </w:p>
-        </w:tc>
-      </w:tr>
-    </w:tbl>
+    <w:p>
+      <w:pPr>
+        <w:pStyle w:val="LectureBullet"/>
+      </w:pPr>
+      <w:r/>
+      <w:r>
+        <w:rPr>
+          <w:sz w:val="19"/>
+        </w:rPr>
+        <w:t>【转场语】 评审同时看四件事，它们互相扣分。</w:t>
+      </w:r>
+    </w:p>
     <w:p>
       <w:pPr>
         <w:pStyle w:val="SlideTitle"/>
@@ -2145,36 +1572,18 @@
         <w:t>建议时间：1分钟　｜　课堂功能：四组交叉与失分信号</w:t>
       </w:r>
     </w:p>
-    <w:tbl>
-      <w:tblPr>
-        <w:tblStyle w:val="TableGrid"/>
-        <w:tblW w:type="auto" w:w="0"/>
-        <w:tblLook w:firstColumn="1" w:firstRow="1" w:lastColumn="0" w:lastRow="0" w:noHBand="0" w:noVBand="1" w:val="04A0"/>
-      </w:tblPr>
-      <w:tblGrid>
-        <w:gridCol w:w="9524"/>
-      </w:tblGrid>
-      <w:tr>
-        <w:tc>
-          <w:tcPr>
-            <w:tcW w:type="dxa" w:w="9524"/>
-            <w:shd w:val="clear" w:fill="F2F2F2"/>
-          </w:tcPr>
-          <w:p>
-            <w:pPr>
-              <w:pStyle w:val="LectureBullet"/>
-            </w:pPr>
-            <w:r/>
-            <w:r>
-              <w:rPr>
-                <w:sz w:val="19"/>
-              </w:rPr>
-              <w:t>【教师动作｜不发言】 逐组念失分信号；在“说学生买得起，但材料是手工刺绣真丝”一句停顿。</w:t>
-            </w:r>
-          </w:p>
-        </w:tc>
-      </w:tr>
-    </w:tbl>
+    <w:p>
+      <w:pPr>
+        <w:pStyle w:val="LectureBullet"/>
+      </w:pPr>
+      <w:r/>
+      <w:r>
+        <w:rPr>
+          <w:sz w:val="19"/>
+        </w:rPr>
+        <w:t>【教师动作｜不发言】 逐组念失分信号；在“说学生买得起，但材料是手工刺绣真丝”一句停顿。</w:t>
+      </w:r>
+    </w:p>
     <w:p>
       <w:pPr/>
       <w:r>
@@ -2224,36 +1633,18 @@
         <w:t>统一乘丰富：五款既要看得出是一组，又要看得出差别。失分信号是——两头都占一点，两头都不到位。</w:t>
       </w:r>
     </w:p>
-    <w:tbl>
-      <w:tblPr>
-        <w:tblStyle w:val="TableGrid"/>
-        <w:tblW w:type="auto" w:w="0"/>
-        <w:tblLook w:firstColumn="1" w:firstRow="1" w:lastColumn="0" w:lastRow="0" w:noHBand="0" w:noVBand="1" w:val="04A0"/>
-      </w:tblPr>
-      <w:tblGrid>
-        <w:gridCol w:w="9524"/>
-      </w:tblGrid>
-      <w:tr>
-        <w:tc>
-          <w:tcPr>
-            <w:tcW w:type="dxa" w:w="9524"/>
-            <w:shd w:val="clear" w:fill="F2F2F2"/>
-          </w:tcPr>
-          <w:p>
-            <w:pPr>
-              <w:pStyle w:val="LectureBullet"/>
-            </w:pPr>
-            <w:r/>
-            <w:r>
-              <w:rPr>
-                <w:sz w:val="19"/>
-              </w:rPr>
-              <w:t>【转场语】 答辩当天最容易犯三种错，都不是设计问题。</w:t>
-            </w:r>
-          </w:p>
-        </w:tc>
-      </w:tr>
-    </w:tbl>
+    <w:p>
+      <w:pPr>
+        <w:pStyle w:val="LectureBullet"/>
+      </w:pPr>
+      <w:r/>
+      <w:r>
+        <w:rPr>
+          <w:sz w:val="19"/>
+        </w:rPr>
+        <w:t>【转场语】 答辩当天最容易犯三种错，都不是设计问题。</w:t>
+      </w:r>
+    </w:p>
     <w:p>
       <w:pPr>
         <w:pStyle w:val="SlideTitle"/>
@@ -2270,36 +1661,18 @@
         <w:t>建议时间：1分钟　｜　课堂功能：三组对照与三个检验（陈述前最后提醒）</w:t>
       </w:r>
     </w:p>
-    <w:tbl>
-      <w:tblPr>
-        <w:tblStyle w:val="TableGrid"/>
-        <w:tblW w:type="auto" w:w="0"/>
-        <w:tblLook w:firstColumn="1" w:firstRow="1" w:lastColumn="0" w:lastRow="0" w:noHBand="0" w:noVBand="1" w:val="04A0"/>
-      </w:tblPr>
-      <w:tblGrid>
-        <w:gridCol w:w="9524"/>
-      </w:tblGrid>
-      <w:tr>
-        <w:tc>
-          <w:tcPr>
-            <w:tcW w:type="dxa" w:w="9524"/>
-            <w:shd w:val="clear" w:fill="F2F2F2"/>
-          </w:tcPr>
-          <w:p>
-            <w:pPr>
-              <w:pStyle w:val="LectureBullet"/>
-            </w:pPr>
-            <w:r/>
-            <w:r>
-              <w:rPr>
-                <w:sz w:val="19"/>
-              </w:rPr>
-              <w:t>【教师动作｜不发言】 三组各念检验一句；第一个检验请学生当场在稿子上划一遍。</w:t>
-            </w:r>
-          </w:p>
-        </w:tc>
-      </w:tr>
-    </w:tbl>
+    <w:p>
+      <w:pPr>
+        <w:pStyle w:val="LectureBullet"/>
+      </w:pPr>
+      <w:r/>
+      <w:r>
+        <w:rPr>
+          <w:sz w:val="19"/>
+        </w:rPr>
+        <w:t>【教师动作｜不发言】 三组各念检验一句；第一个检验请学生当场在稿子上划一遍。</w:t>
+      </w:r>
+    </w:p>
     <w:p>
       <w:pPr/>
       <w:r>
@@ -2358,36 +1731,18 @@
         <w:t>• 请两名学生报出划掉“我想”之后还剩几句；剩不到三句的，用最后几分钟改稿。</w:t>
       </w:r>
     </w:p>
-    <w:tbl>
-      <w:tblPr>
-        <w:tblStyle w:val="TableGrid"/>
-        <w:tblW w:type="auto" w:w="0"/>
-        <w:tblLook w:firstColumn="1" w:firstRow="1" w:lastColumn="0" w:lastRow="0" w:noHBand="0" w:noVBand="1" w:val="04A0"/>
-      </w:tblPr>
-      <w:tblGrid>
-        <w:gridCol w:w="9524"/>
-      </w:tblGrid>
-      <w:tr>
-        <w:tc>
-          <w:tcPr>
-            <w:tcW w:type="dxa" w:w="9524"/>
-            <w:shd w:val="clear" w:fill="F2F2F2"/>
-          </w:tcPr>
-          <w:p>
-            <w:pPr>
-              <w:pStyle w:val="LectureBullet"/>
-            </w:pPr>
-            <w:r/>
-            <w:r>
-              <w:rPr>
-                <w:sz w:val="19"/>
-              </w:rPr>
-              <w:t>【转场语】 看两组案例，都是关于“市场与定位”那二十分。</w:t>
-            </w:r>
-          </w:p>
-        </w:tc>
-      </w:tr>
-    </w:tbl>
+    <w:p>
+      <w:pPr>
+        <w:pStyle w:val="LectureBullet"/>
+      </w:pPr>
+      <w:r/>
+      <w:r>
+        <w:rPr>
+          <w:sz w:val="19"/>
+        </w:rPr>
+        <w:t>【转场语】 看两组案例，都是关于“市场与定位”那二十分。</w:t>
+      </w:r>
+    </w:p>
     <w:p>
       <w:pPr>
         <w:pStyle w:val="SlideTitle"/>
@@ -2404,36 +1759,18 @@
         <w:t>建议时间：1分钟　｜　课堂功能：价位与场景的逐套追问</w:t>
       </w:r>
     </w:p>
-    <w:tbl>
-      <w:tblPr>
-        <w:tblStyle w:val="TableGrid"/>
-        <w:tblW w:type="auto" w:w="0"/>
-        <w:tblLook w:firstColumn="1" w:firstRow="1" w:lastColumn="0" w:lastRow="0" w:noHBand="0" w:noVBand="1" w:val="04A0"/>
-      </w:tblPr>
-      <w:tblGrid>
-        <w:gridCol w:w="9524"/>
-      </w:tblGrid>
-      <w:tr>
-        <w:tc>
-          <w:tcPr>
-            <w:tcW w:type="dxa" w:w="9524"/>
-            <w:shd w:val="clear" w:fill="F2F2F2"/>
-          </w:tcPr>
-          <w:p>
-            <w:pPr>
-              <w:pStyle w:val="LectureBullet"/>
-            </w:pPr>
-            <w:r/>
-            <w:r>
-              <w:rPr>
-                <w:sz w:val="19"/>
-              </w:rPr>
-              <w:t>【教师动作｜不发言】 指出配件锁场合；最后念课堂回答的四项追问。</w:t>
-            </w:r>
-          </w:p>
-        </w:tc>
-      </w:tr>
-    </w:tbl>
+    <w:p>
+      <w:pPr>
+        <w:pStyle w:val="LectureBullet"/>
+      </w:pPr>
+      <w:r/>
+      <w:r>
+        <w:rPr>
+          <w:sz w:val="19"/>
+        </w:rPr>
+        <w:t>【教师动作｜不发言】 指出配件锁场合；最后念课堂回答的四项追问。</w:t>
+      </w:r>
+    </w:p>
     <w:p>
       <w:pPr/>
       <w:r>
@@ -2499,36 +1836,18 @@
         <w:t>这组图是2026秋冬上海时装周的课堂反向分析，不代表品牌官方版型说明。</w:t>
       </w:r>
     </w:p>
-    <w:tbl>
-      <w:tblPr>
-        <w:tblStyle w:val="TableGrid"/>
-        <w:tblW w:type="auto" w:w="0"/>
-        <w:tblLook w:firstColumn="1" w:firstRow="1" w:lastColumn="0" w:lastRow="0" w:noHBand="0" w:noVBand="1" w:val="04A0"/>
-      </w:tblPr>
-      <w:tblGrid>
-        <w:gridCol w:w="9524"/>
-      </w:tblGrid>
-      <w:tr>
-        <w:tc>
-          <w:tcPr>
-            <w:tcW w:type="dxa" w:w="9524"/>
-            <w:shd w:val="clear" w:fill="F2F2F2"/>
-          </w:tcPr>
-          <w:p>
-            <w:pPr>
-              <w:pStyle w:val="LectureBullet"/>
-            </w:pPr>
-            <w:r/>
-            <w:r>
-              <w:rPr>
-                <w:sz w:val="19"/>
-              </w:rPr>
-              <w:t>【转场语】 再看一个材料和定位要分开说的例子。</w:t>
-            </w:r>
-          </w:p>
-        </w:tc>
-      </w:tr>
-    </w:tbl>
+    <w:p>
+      <w:pPr>
+        <w:pStyle w:val="LectureBullet"/>
+      </w:pPr>
+      <w:r/>
+      <w:r>
+        <w:rPr>
+          <w:sz w:val="19"/>
+        </w:rPr>
+        <w:t>【转场语】 再看一个材料和定位要分开说的例子。</w:t>
+      </w:r>
+    </w:p>
     <w:p>
       <w:pPr>
         <w:pStyle w:val="SlideTitle"/>
@@ -2545,36 +1864,18 @@
         <w:t>建议时间：1分钟　｜　课堂功能：材料成本与复穿率的分离</w:t>
       </w:r>
     </w:p>
-    <w:tbl>
-      <w:tblPr>
-        <w:tblStyle w:val="TableGrid"/>
-        <w:tblW w:type="auto" w:w="0"/>
-        <w:tblLook w:firstColumn="1" w:firstRow="1" w:lastColumn="0" w:lastRow="0" w:noHBand="0" w:noVBand="1" w:val="04A0"/>
-      </w:tblPr>
-      <w:tblGrid>
-        <w:gridCol w:w="9524"/>
-      </w:tblGrid>
-      <w:tr>
-        <w:tc>
-          <w:tcPr>
-            <w:tcW w:type="dxa" w:w="9524"/>
-            <w:shd w:val="clear" w:fill="F2F2F2"/>
-          </w:tcPr>
-          <w:p>
-            <w:pPr>
-              <w:pStyle w:val="LectureBullet"/>
-            </w:pPr>
-            <w:r/>
-            <w:r>
-              <w:rPr>
-                <w:sz w:val="19"/>
-              </w:rPr>
-              <w:t>【教师动作｜不发言】 指出手工痕迹留在表面；最后念课堂回答。</w:t>
-            </w:r>
-          </w:p>
-        </w:tc>
-      </w:tr>
-    </w:tbl>
+    <w:p>
+      <w:pPr>
+        <w:pStyle w:val="LectureBullet"/>
+      </w:pPr>
+      <w:r/>
+      <w:r>
+        <w:rPr>
+          <w:sz w:val="19"/>
+        </w:rPr>
+        <w:t>【教师动作｜不发言】 指出手工痕迹留在表面；最后念课堂回答。</w:t>
+      </w:r>
+    </w:p>
     <w:p>
       <w:pPr/>
       <w:r>
@@ -2640,36 +1941,18 @@
         <w:t>这组图是2027度假系列的课堂反向分析，不代表品牌官方版型说明。</w:t>
       </w:r>
     </w:p>
-    <w:tbl>
-      <w:tblPr>
-        <w:tblStyle w:val="TableGrid"/>
-        <w:tblW w:type="auto" w:w="0"/>
-        <w:tblLook w:firstColumn="1" w:firstRow="1" w:lastColumn="0" w:lastRow="0" w:noHBand="0" w:noVBand="1" w:val="04A0"/>
-      </w:tblPr>
-      <w:tblGrid>
-        <w:gridCol w:w="9524"/>
-      </w:tblGrid>
-      <w:tr>
-        <w:tc>
-          <w:tcPr>
-            <w:tcW w:type="dxa" w:w="9524"/>
-            <w:shd w:val="clear" w:fill="F2F2F2"/>
-          </w:tcPr>
-          <w:p>
-            <w:pPr>
-              <w:pStyle w:val="LectureBullet"/>
-            </w:pPr>
-            <w:r/>
-            <w:r>
-              <w:rPr>
-                <w:sz w:val="19"/>
-              </w:rPr>
-              <w:t>【转场语】 现在进入考核。三十四分钟，四个环节。</w:t>
-            </w:r>
-          </w:p>
-        </w:tc>
-      </w:tr>
-    </w:tbl>
+    <w:p>
+      <w:pPr>
+        <w:pStyle w:val="LectureBullet"/>
+      </w:pPr>
+      <w:r/>
+      <w:r>
+        <w:rPr>
+          <w:sz w:val="19"/>
+        </w:rPr>
+        <w:t>【转场语】 现在进入考核。三十四分钟，四个环节。</w:t>
+      </w:r>
+    </w:p>
     <w:p>
       <w:pPr>
         <w:pStyle w:val="SlideTitle"/>
@@ -2686,36 +1969,18 @@
         <w:t>建议时间：34分钟　｜　课堂功能：本课时为正式考核，不是练习</w:t>
       </w:r>
     </w:p>
-    <w:tbl>
-      <w:tblPr>
-        <w:tblStyle w:val="TableGrid"/>
-        <w:tblW w:type="auto" w:w="0"/>
-        <w:tblLook w:firstColumn="1" w:firstRow="1" w:lastColumn="0" w:lastRow="0" w:noHBand="0" w:noVBand="1" w:val="04A0"/>
-      </w:tblPr>
-      <w:tblGrid>
-        <w:gridCol w:w="9524"/>
-      </w:tblGrid>
-      <w:tr>
-        <w:tc>
-          <w:tcPr>
-            <w:tcW w:type="dxa" w:w="9524"/>
-            <w:shd w:val="clear" w:fill="F2F2F2"/>
-          </w:tcPr>
-          <w:p>
-            <w:pPr>
-              <w:pStyle w:val="LectureBullet"/>
-            </w:pPr>
-            <w:r/>
-            <w:r>
-              <w:rPr>
-                <w:sz w:val="19"/>
-              </w:rPr>
-              <w:t>【教师动作｜不发言】 按页面上的分钟区间报时：11—19、19—27、27—35、35—45；陈述严格3分钟，超时打断；评分须写证据位置。</w:t>
-            </w:r>
-          </w:p>
-        </w:tc>
-      </w:tr>
-    </w:tbl>
+    <w:p>
+      <w:pPr>
+        <w:pStyle w:val="LectureBullet"/>
+      </w:pPr>
+      <w:r/>
+      <w:r>
+        <w:rPr>
+          <w:sz w:val="19"/>
+        </w:rPr>
+        <w:t>【教师动作｜不发言】 按页面上的分钟区间报时：11—19、19—27、27—35、35—45；陈述严格3分钟，超时打断；评分须写证据位置。</w:t>
+      </w:r>
+    </w:p>
     <w:p>
       <w:pPr/>
       <w:r>
@@ -2798,36 +2063,18 @@
         <w:t>• 问答中若学生说“我觉得”，追问一句：“在第几页？”</w:t>
       </w:r>
     </w:p>
-    <w:tbl>
-      <w:tblPr>
-        <w:tblStyle w:val="TableGrid"/>
-        <w:tblW w:type="auto" w:w="0"/>
-        <w:tblLook w:firstColumn="1" w:firstRow="1" w:lastColumn="0" w:lastRow="0" w:noHBand="0" w:noVBand="1" w:val="04A0"/>
-      </w:tblPr>
-      <w:tblGrid>
-        <w:gridCol w:w="9524"/>
-      </w:tblGrid>
-      <w:tr>
-        <w:tc>
-          <w:tcPr>
-            <w:tcW w:type="dxa" w:w="9524"/>
-            <w:shd w:val="clear" w:fill="F2F2F2"/>
-          </w:tcPr>
-          <w:p>
-            <w:pPr>
-              <w:pStyle w:val="LectureBullet"/>
-            </w:pPr>
-            <w:r/>
-            <w:r>
-              <w:rPr>
-                <w:sz w:val="19"/>
-              </w:rPr>
-              <w:t>【转场语】 第1课时考核结束。休息以后进入合议和反思。</w:t>
-            </w:r>
-          </w:p>
-        </w:tc>
-      </w:tr>
-    </w:tbl>
+    <w:p>
+      <w:pPr>
+        <w:pStyle w:val="LectureBullet"/>
+      </w:pPr>
+      <w:r/>
+      <w:r>
+        <w:rPr>
+          <w:sz w:val="19"/>
+        </w:rPr>
+        <w:t>【转场语】 第1课时考核结束。休息以后进入合议和反思。</w:t>
+      </w:r>
+    </w:p>
     <w:p>
       <w:pPr>
         <w:jc w:val="center"/>
@@ -2868,7 +2115,7 @@
         <w:pStyle w:val="SlideTitle"/>
       </w:pPr>
       <w:r>
-        <w:t>幻灯片 14｜从判断进入制作、编辑与反馈</w:t>
+        <w:t xml:space="preserve">幻灯片 14｜院校实例｜《一隐一现》：从主题板到效果图，完整链条长什么样</w:t>
       </w:r>
     </w:p>
     <w:p>
@@ -2876,39 +2123,119 @@
         <w:pStyle w:val="SlideMeta"/>
       </w:pPr>
       <w:r>
+        <w:t xml:space="preserve">建议时间：2.5分钟　｜　课堂功能：答辩要讲的完整证据链</w:t>
+      </w:r>
+    </w:p>
+    <w:p>
+      <w:pPr>
+        <w:pStyle w:val="LectureBullet"/>
+      </w:pPr>
+      <w:r>
+        <w:t xml:space="preserve">【教师动作｜不发言】 按①②再到大图的顺序指三张，强调“三张之间不能断”</w:t>
+      </w:r>
+    </w:p>
+    <w:p>
+      <w:pPr/>
+      <w:r>
+        <w:rPr>
+          <w:b/>
+        </w:rPr>
+        <w:t xml:space="preserve">【教师讲稿｜可直接发言】</w:t>
+      </w:r>
+    </w:p>
+    <w:p>
+      <w:pPr>
+        <w:pStyle w:val="SpokenText"/>
+      </w:pPr>
+      <w:r>
+        <w:t xml:space="preserve">清华大学美术学院周玉清。答辩要讲的就是这条链——主题板、材料工艺、效果图，三张之间不能断。</w:t>
+      </w:r>
+    </w:p>
+    <w:p>
+      <w:pPr>
+        <w:pStyle w:val="SpokenText"/>
+      </w:pPr>
+      <w:r>
+        <w:t xml:space="preserve">左边两张对应期末第一项和第二项：主题的时代性与创意、元素提炼是否符合趋势。</w:t>
+      </w:r>
+    </w:p>
+    <w:p>
+      <w:pPr>
+        <w:pStyle w:val="SpokenText"/>
+      </w:pPr>
+      <w:r>
+        <w:t xml:space="preserve">中间这张大图对应第四项：系列效果图的整体造型美观，占二十分。</w:t>
+      </w:r>
+    </w:p>
+    <w:p>
+      <w:pPr>
+        <w:pStyle w:val="SpokenText"/>
+      </w:pPr>
+      <w:r>
+        <w:t xml:space="preserve">而四套之间必须结构有别、语言一致，这对应第六项：风格鲜明并统一、造型搭配丰富，也是二十分。</w:t>
+      </w:r>
+    </w:p>
+    <w:p>
+      <w:pPr>
+        <w:pStyle w:val="SpokenText"/>
+      </w:pPr>
+      <w:r>
+        <w:t xml:space="preserve">答辩自查：把你的三张板并排，问自己——评审只看图，能不能走完这条链？断在哪一张，就先补那一张。</w:t>
+      </w:r>
+    </w:p>
+    <w:p>
+      <w:pPr/>
+      <w:r>
+        <w:rPr>
+          <w:b/>
+        </w:rPr>
+        <w:t xml:space="preserve">【互动与应答预案】</w:t>
+      </w:r>
+    </w:p>
+    <w:p>
+      <w:pPr>
+        <w:pStyle w:val="LectureBullet"/>
+      </w:pPr>
+      <w:r>
+        <w:t xml:space="preserve">• 请学生指出自己最弱的那一张是哪一张，并说明打算怎么补。</w:t>
+      </w:r>
+    </w:p>
+    <w:p>
+      <w:pPr>
+        <w:pStyle w:val="LectureBullet"/>
+      </w:pPr>
+      <w:r>
+        <w:t xml:space="preserve">【转场语】 把六项标准逐条对一遍。</w:t>
+      </w:r>
+    </w:p>
+    <w:p>
+      <w:pPr>
+        <w:pStyle w:val="SlideTitle"/>
+      </w:pPr>
+      <w:r>
+        <w:t>幻灯片 15｜从判断进入制作、编辑与反馈</w:t>
+      </w:r>
+    </w:p>
+    <w:p>
+      <w:pPr>
+        <w:pStyle w:val="SlideMeta"/>
+      </w:pPr>
+      <w:r>
         <w:t>建议时间：0.5分钟　｜　课堂功能：第2课时开场分隔</w:t>
       </w:r>
     </w:p>
-    <w:tbl>
-      <w:tblPr>
-        <w:tblStyle w:val="TableGrid"/>
-        <w:tblW w:type="auto" w:w="0"/>
-        <w:tblLook w:firstColumn="1" w:firstRow="1" w:lastColumn="0" w:lastRow="0" w:noHBand="0" w:noVBand="1" w:val="04A0"/>
-      </w:tblPr>
-      <w:tblGrid>
-        <w:gridCol w:w="9524"/>
-      </w:tblGrid>
-      <w:tr>
-        <w:tc>
-          <w:tcPr>
-            <w:tcW w:type="dxa" w:w="9524"/>
-            <w:shd w:val="clear" w:fill="F2F2F2"/>
-          </w:tcPr>
-          <w:p>
-            <w:pPr>
-              <w:pStyle w:val="LectureBullet"/>
-            </w:pPr>
-            <w:r/>
-            <w:r>
-              <w:rPr>
-                <w:sz w:val="19"/>
-              </w:rPr>
-              <w:t>【教师动作｜不发言】 宣布节奏：方法与评分依据8分钟、考核34分钟、归档与收尾3分钟。</w:t>
-            </w:r>
-          </w:p>
-        </w:tc>
-      </w:tr>
-    </w:tbl>
+    <w:p>
+      <w:pPr>
+        <w:pStyle w:val="LectureBullet"/>
+      </w:pPr>
+      <w:r/>
+      <w:r>
+        <w:rPr>
+          <w:sz w:val="19"/>
+        </w:rPr>
+        <w:t>【教师动作｜不发言】 宣布节奏：方法与评分依据8分钟、考核34分钟、归档与收尾3分钟。</w:t>
+      </w:r>
+    </w:p>
     <w:p>
       <w:pPr/>
       <w:r>
@@ -2934,42 +2261,24 @@
         <w:t>节奏是：方法与评分依据八分钟、考核三十四分钟、归档与收尾三分钟。</w:t>
       </w:r>
     </w:p>
-    <w:tbl>
-      <w:tblPr>
-        <w:tblStyle w:val="TableGrid"/>
-        <w:tblW w:type="auto" w:w="0"/>
-        <w:tblLook w:firstColumn="1" w:firstRow="1" w:lastColumn="0" w:lastRow="0" w:noHBand="0" w:noVBand="1" w:val="04A0"/>
-      </w:tblPr>
-      <w:tblGrid>
-        <w:gridCol w:w="9524"/>
-      </w:tblGrid>
-      <w:tr>
-        <w:tc>
-          <w:tcPr>
-            <w:tcW w:type="dxa" w:w="9524"/>
-            <w:shd w:val="clear" w:fill="F2F2F2"/>
-          </w:tcPr>
-          <w:p>
-            <w:pPr>
-              <w:pStyle w:val="LectureBullet"/>
-            </w:pPr>
-            <w:r/>
-            <w:r>
-              <w:rPr>
-                <w:sz w:val="19"/>
-              </w:rPr>
-              <w:t>【转场语】 先给你们八个动作。</w:t>
-            </w:r>
-          </w:p>
-        </w:tc>
-      </w:tr>
-    </w:tbl>
+    <w:p>
+      <w:pPr>
+        <w:pStyle w:val="LectureBullet"/>
+      </w:pPr>
+      <w:r/>
+      <w:r>
+        <w:rPr>
+          <w:sz w:val="19"/>
+        </w:rPr>
+        <w:t>【转场语】 先给你们八个动作。</w:t>
+      </w:r>
+    </w:p>
     <w:p>
       <w:pPr>
         <w:pStyle w:val="SlideTitle"/>
       </w:pPr>
       <w:r>
-        <w:t>幻灯片 15｜用八个动作推进设计，不用空泛形容词</w:t>
+        <w:t>幻灯片 16｜用八个动作推进设计，不用空泛形容词</w:t>
       </w:r>
     </w:p>
     <w:p>
@@ -2980,36 +2289,18 @@
         <w:t>建议时间：2分钟　｜　课堂功能：八个考核与反思操作动词</w:t>
       </w:r>
     </w:p>
-    <w:tbl>
-      <w:tblPr>
-        <w:tblStyle w:val="TableGrid"/>
-        <w:tblW w:type="auto" w:w="0"/>
-        <w:tblLook w:firstColumn="1" w:firstRow="1" w:lastColumn="0" w:lastRow="0" w:noHBand="0" w:noVBand="1" w:val="04A0"/>
-      </w:tblPr>
-      <w:tblGrid>
-        <w:gridCol w:w="9524"/>
-      </w:tblGrid>
-      <w:tr>
-        <w:tc>
-          <w:tcPr>
-            <w:tcW w:type="dxa" w:w="9524"/>
-            <w:shd w:val="clear" w:fill="F2F2F2"/>
-          </w:tcPr>
-          <w:p>
-            <w:pPr>
-              <w:pStyle w:val="LectureBullet"/>
-            </w:pPr>
-            <w:r/>
-            <w:r>
-              <w:rPr>
-                <w:sz w:val="19"/>
-              </w:rPr>
-              <w:t>【教师动作｜不发言】 快速念八个动词；在“问题复述”与“行动转化”两处停顿。</w:t>
-            </w:r>
-          </w:p>
-        </w:tc>
-      </w:tr>
-    </w:tbl>
+    <w:p>
+      <w:pPr>
+        <w:pStyle w:val="LectureBullet"/>
+      </w:pPr>
+      <w:r/>
+      <w:r>
+        <w:rPr>
+          <w:sz w:val="19"/>
+        </w:rPr>
+        <w:t>【教师动作｜不发言】 快速念八个动词；在“问题复述”与“行动转化”两处停顿。</w:t>
+      </w:r>
+    </w:p>
     <w:p>
       <w:pPr/>
       <w:r>
@@ -3091,42 +2382,24 @@
         <w:t>八，行动转化：每个主要问题写成下一项目的时间点、动作、证据和完成标准。没有转成下一步动作的反馈，等于没有收到。</w:t>
       </w:r>
     </w:p>
-    <w:tbl>
-      <w:tblPr>
-        <w:tblStyle w:val="TableGrid"/>
-        <w:tblW w:type="auto" w:w="0"/>
-        <w:tblLook w:firstColumn="1" w:firstRow="1" w:lastColumn="0" w:lastRow="0" w:noHBand="0" w:noVBand="1" w:val="04A0"/>
-      </w:tblPr>
-      <w:tblGrid>
-        <w:gridCol w:w="9524"/>
-      </w:tblGrid>
-      <w:tr>
-        <w:tc>
-          <w:tcPr>
-            <w:tcW w:type="dxa" w:w="9524"/>
-            <w:shd w:val="clear" w:fill="F2F2F2"/>
-          </w:tcPr>
-          <w:p>
-            <w:pPr>
-              <w:pStyle w:val="LectureBullet"/>
-            </w:pPr>
-            <w:r/>
-            <w:r>
-              <w:rPr>
-                <w:sz w:val="19"/>
-              </w:rPr>
-              <w:t>【转场语】 这一页不是变量矩阵，是评分表的反面。</w:t>
-            </w:r>
-          </w:p>
-        </w:tc>
-      </w:tr>
-    </w:tbl>
+    <w:p>
+      <w:pPr>
+        <w:pStyle w:val="LectureBullet"/>
+      </w:pPr>
+      <w:r/>
+      <w:r>
+        <w:rPr>
+          <w:sz w:val="19"/>
+        </w:rPr>
+        <w:t>【转场语】 这一页不是变量矩阵，是评分表的反面。</w:t>
+      </w:r>
+    </w:p>
     <w:p>
       <w:pPr>
         <w:pStyle w:val="SlideTitle"/>
       </w:pPr>
       <w:r>
-        <w:t>幻灯片 16｜六项标准，每一项都有一条明确的失分线</w:t>
+        <w:t>幻灯片 17｜六项标准，每一项都有一条明确的失分线</w:t>
       </w:r>
     </w:p>
     <w:p>
@@ -3137,36 +2410,18 @@
         <w:t>建议时间：2.5分钟　｜　课堂功能：失分线矩阵与20秒回答准备</w:t>
       </w:r>
     </w:p>
-    <w:tbl>
-      <w:tblPr>
-        <w:tblStyle w:val="TableGrid"/>
-        <w:tblW w:type="auto" w:w="0"/>
-        <w:tblLook w:firstColumn="1" w:firstRow="1" w:lastColumn="0" w:lastRow="0" w:noHBand="0" w:noVBand="1" w:val="04A0"/>
-      </w:tblPr>
-      <w:tblGrid>
-        <w:gridCol w:w="9524"/>
-      </w:tblGrid>
-      <w:tr>
-        <w:tc>
-          <w:tcPr>
-            <w:tcW w:type="dxa" w:w="9524"/>
-            <w:shd w:val="clear" w:fill="F2F2F2"/>
-          </w:tcPr>
-          <w:p>
-            <w:pPr>
-              <w:pStyle w:val="LectureBullet"/>
-            </w:pPr>
-            <w:r/>
-            <w:r>
-              <w:rPr>
-                <w:sz w:val="19"/>
-              </w:rPr>
-              <w:t>【教师动作｜不发言】 先说明这是“评分表的反面”；重点念“主要风险”一列，再念“答辩指向”一列。</w:t>
-            </w:r>
-          </w:p>
-        </w:tc>
-      </w:tr>
-    </w:tbl>
+    <w:p>
+      <w:pPr>
+        <w:pStyle w:val="LectureBullet"/>
+      </w:pPr>
+      <w:r/>
+      <w:r>
+        <w:rPr>
+          <w:sz w:val="19"/>
+        </w:rPr>
+        <w:t>【教师动作｜不发言】 先说明这是“评分表的反面”；重点念“主要风险”一列，再念“答辩指向”一列。</w:t>
+      </w:r>
+    </w:p>
     <w:p>
       <w:pPr/>
       <w:r>
@@ -3265,42 +2520,24 @@
         <w:t>• 当场让每人写五句二十秒回答，同桌互相计时听一遍。</w:t>
       </w:r>
     </w:p>
-    <w:tbl>
-      <w:tblPr>
-        <w:tblStyle w:val="TableGrid"/>
-        <w:tblW w:type="auto" w:w="0"/>
-        <w:tblLook w:firstColumn="1" w:firstRow="1" w:lastColumn="0" w:lastRow="0" w:noHBand="0" w:noVBand="1" w:val="04A0"/>
-      </w:tblPr>
-      <w:tblGrid>
-        <w:gridCol w:w="9524"/>
-      </w:tblGrid>
-      <w:tr>
-        <w:tc>
-          <w:tcPr>
-            <w:tcW w:type="dxa" w:w="9524"/>
-            <w:shd w:val="clear" w:fill="F2F2F2"/>
-          </w:tcPr>
-          <w:p>
-            <w:pPr>
-              <w:pStyle w:val="LectureBullet"/>
-            </w:pPr>
-            <w:r/>
-            <w:r>
-              <w:rPr>
-                <w:sz w:val="19"/>
-              </w:rPr>
-              <w:t>【转场语】 今天的“受控实验”做的是评审本身。</w:t>
-            </w:r>
-          </w:p>
-        </w:tc>
-      </w:tr>
-    </w:tbl>
+    <w:p>
+      <w:pPr>
+        <w:pStyle w:val="LectureBullet"/>
+      </w:pPr>
+      <w:r/>
+      <w:r>
+        <w:rPr>
+          <w:sz w:val="19"/>
+        </w:rPr>
+        <w:t>【转场语】 今天的“受控实验”做的是评审本身。</w:t>
+      </w:r>
+    </w:p>
     <w:p>
       <w:pPr>
         <w:pStyle w:val="SlideTitle"/>
       </w:pPr>
       <w:r>
-        <w:t>幻灯片 17｜一次只改变一个主变量，保留可追踪依据</w:t>
+        <w:t>幻灯片 18｜一次只改变一个主变量，保留可追踪依据</w:t>
       </w:r>
     </w:p>
     <w:p>
@@ -3311,36 +2548,18 @@
         <w:t>建议时间：2分钟　｜　课堂功能：基准型与V1—V3（无说明·陈述·答辩·自评对照）</w:t>
       </w:r>
     </w:p>
-    <w:tbl>
-      <w:tblPr>
-        <w:tblStyle w:val="TableGrid"/>
-        <w:tblW w:type="auto" w:w="0"/>
-        <w:tblLook w:firstColumn="1" w:firstRow="1" w:lastColumn="0" w:lastRow="0" w:noHBand="0" w:noVBand="1" w:val="04A0"/>
-      </w:tblPr>
-      <w:tblGrid>
-        <w:gridCol w:w="9524"/>
-      </w:tblGrid>
-      <w:tr>
-        <w:tc>
-          <w:tcPr>
-            <w:tcW w:type="dxa" w:w="9524"/>
-            <w:shd w:val="clear" w:fill="F2F2F2"/>
-          </w:tcPr>
-          <w:p>
-            <w:pPr>
-              <w:pStyle w:val="LectureBullet"/>
-            </w:pPr>
-            <w:r/>
-            <w:r>
-              <w:rPr>
-                <w:sz w:val="19"/>
-              </w:rPr>
-              <w:t>【教师动作｜不发言】 逐版念“记录格式”；V1的60秒记录原件不要整理，V3要用颜色标出差10分以上的格子。</w:t>
-            </w:r>
-          </w:p>
-        </w:tc>
-      </w:tr>
-    </w:tbl>
+    <w:p>
+      <w:pPr>
+        <w:pStyle w:val="LectureBullet"/>
+      </w:pPr>
+      <w:r/>
+      <w:r>
+        <w:rPr>
+          <w:sz w:val="19"/>
+        </w:rPr>
+        <w:t>【教师动作｜不发言】 逐版念“记录格式”；V1的60秒记录原件不要整理，V3要用颜色标出差10分以上的格子。</w:t>
+      </w:r>
+    </w:p>
     <w:p>
       <w:pPr/>
       <w:r>
@@ -3390,42 +2609,24 @@
         <w:t>V3自评对照：比较自评、同伴和评委六维分数，定位超过十分的认知差距。记录格式是三组六维分数并列成一张表，用颜色标出差十分以上的格子。那些格子就是你最大的盲点。</w:t>
       </w:r>
     </w:p>
-    <w:tbl>
-      <w:tblPr>
-        <w:tblStyle w:val="TableGrid"/>
-        <w:tblW w:type="auto" w:w="0"/>
-        <w:tblLook w:firstColumn="1" w:firstRow="1" w:lastColumn="0" w:lastRow="0" w:noHBand="0" w:noVBand="1" w:val="04A0"/>
-      </w:tblPr>
-      <w:tblGrid>
-        <w:gridCol w:w="9524"/>
-      </w:tblGrid>
-      <w:tr>
-        <w:tc>
-          <w:tcPr>
-            <w:tcW w:type="dxa" w:w="9524"/>
-            <w:shd w:val="clear" w:fill="F2F2F2"/>
-          </w:tcPr>
-          <w:p>
-            <w:pPr>
-              <w:pStyle w:val="LectureBullet"/>
-            </w:pPr>
-            <w:r/>
-            <w:r>
-              <w:rPr>
-                <w:sz w:val="19"/>
-              </w:rPr>
-              <w:t>【转场语】 评审会逐款问“它在这里干什么”。</w:t>
-            </w:r>
-          </w:p>
-        </w:tc>
-      </w:tr>
-    </w:tbl>
+    <w:p>
+      <w:pPr>
+        <w:pStyle w:val="LectureBullet"/>
+      </w:pPr>
+      <w:r/>
+      <w:r>
+        <w:rPr>
+          <w:sz w:val="19"/>
+        </w:rPr>
+        <w:t>【转场语】 评审会逐款问“它在这里干什么”。</w:t>
+      </w:r>
+    </w:p>
     <w:p>
       <w:pPr>
         <w:pStyle w:val="SlideTitle"/>
       </w:pPr>
       <w:r>
-        <w:t>幻灯片 18｜五个位置，五个答案</w:t>
+        <w:t>幻灯片 19｜五个位置，五个答案</w:t>
       </w:r>
     </w:p>
     <w:p>
@@ -3436,36 +2637,18 @@
         <w:t>建议时间：1.5分钟　｜　课堂功能：五款的答辩任务与20秒演练</w:t>
       </w:r>
     </w:p>
-    <w:tbl>
-      <w:tblPr>
-        <w:tblStyle w:val="TableGrid"/>
-        <w:tblW w:type="auto" w:w="0"/>
-        <w:tblLook w:firstColumn="1" w:firstRow="1" w:lastColumn="0" w:lastRow="0" w:noHBand="0" w:noVBand="1" w:val="04A0"/>
-      </w:tblPr>
-      <w:tblGrid>
-        <w:gridCol w:w="9524"/>
-      </w:tblGrid>
-      <w:tr>
-        <w:tc>
-          <w:tcPr>
-            <w:tcW w:type="dxa" w:w="9524"/>
-            <w:shd w:val="clear" w:fill="F2F2F2"/>
-          </w:tcPr>
-          <w:p>
-            <w:pPr>
-              <w:pStyle w:val="LectureBullet"/>
-            </w:pPr>
-            <w:r/>
-            <w:r>
-              <w:rPr>
-                <w:sz w:val="19"/>
-              </w:rPr>
-              <w:t>【教师动作｜不发言】 逐款念任务；最后组织“随机指一款，20秒回答”的演练。</w:t>
-            </w:r>
-          </w:p>
-        </w:tc>
-      </w:tr>
-    </w:tbl>
+    <w:p>
+      <w:pPr>
+        <w:pStyle w:val="LectureBullet"/>
+      </w:pPr>
+      <w:r/>
+      <w:r>
+        <w:rPr>
+          <w:sz w:val="19"/>
+        </w:rPr>
+        <w:t>【教师动作｜不发言】 逐款念任务；最后组织“随机指一款，20秒回答”的演练。</w:t>
+      </w:r>
+    </w:p>
     <w:p>
       <w:pPr/>
       <w:r>
@@ -3548,42 +2731,24 @@
         <w:t>• 两人一组各做五轮；答不满三件事的，当场在编排板上补写角色说明。</w:t>
       </w:r>
     </w:p>
-    <w:tbl>
-      <w:tblPr>
-        <w:tblStyle w:val="TableGrid"/>
-        <w:tblW w:type="auto" w:w="0"/>
-        <w:tblLook w:firstColumn="1" w:firstRow="1" w:lastColumn="0" w:lastRow="0" w:noHBand="0" w:noVBand="1" w:val="04A0"/>
-      </w:tblPr>
-      <w:tblGrid>
-        <w:gridCol w:w="9524"/>
-      </w:tblGrid>
-      <w:tr>
-        <w:tc>
-          <w:tcPr>
-            <w:tcW w:type="dxa" w:w="9524"/>
-            <w:shd w:val="clear" w:fill="F2F2F2"/>
-          </w:tcPr>
-          <w:p>
-            <w:pPr>
-              <w:pStyle w:val="LectureBullet"/>
-            </w:pPr>
-            <w:r/>
-            <w:r>
-              <w:rPr>
-                <w:sz w:val="19"/>
-              </w:rPr>
-              <w:t>【转场语】 六项标准不重复讲，只回答证据在哪一页。</w:t>
-            </w:r>
-          </w:p>
-        </w:tc>
-      </w:tr>
-    </w:tbl>
+    <w:p>
+      <w:pPr>
+        <w:pStyle w:val="LectureBullet"/>
+      </w:pPr>
+      <w:r/>
+      <w:r>
+        <w:rPr>
+          <w:sz w:val="19"/>
+        </w:rPr>
+        <w:t>【转场语】 六项标准不重复讲，只回答证据在哪一页。</w:t>
+      </w:r>
+    </w:p>
     <w:p>
       <w:pPr>
         <w:pStyle w:val="SlideTitle"/>
       </w:pPr>
       <w:r>
-        <w:t>幻灯片 19｜评分证据定位：六项标准不重复讲</w:t>
+        <w:t>幻灯片 20｜评分证据定位：六项标准不重复讲</w:t>
       </w:r>
     </w:p>
     <w:p>
@@ -3594,36 +2759,18 @@
         <w:t>建议时间：1.5分钟　｜　课堂功能：三组指向与三条“评不了”的后果</w:t>
       </w:r>
     </w:p>
-    <w:tbl>
-      <w:tblPr>
-        <w:tblStyle w:val="TableGrid"/>
-        <w:tblW w:type="auto" w:w="0"/>
-        <w:tblLook w:firstColumn="1" w:firstRow="1" w:lastColumn="0" w:lastRow="0" w:noHBand="0" w:noVBand="1" w:val="04A0"/>
-      </w:tblPr>
-      <w:tblGrid>
-        <w:gridCol w:w="9524"/>
-      </w:tblGrid>
-      <w:tr>
-        <w:tc>
-          <w:tcPr>
-            <w:tcW w:type="dxa" w:w="9524"/>
-            <w:shd w:val="clear" w:fill="F2F2F2"/>
-          </w:tcPr>
-          <w:p>
-            <w:pPr>
-              <w:pStyle w:val="LectureBullet"/>
-            </w:pPr>
-            <w:r/>
-            <w:r>
-              <w:rPr>
-                <w:sz w:val="19"/>
-              </w:rPr>
-              <w:t>【教师动作｜不发言】 说明本页不重复标准（标准见第6页）；三组各念“指向”与后果一句。</w:t>
-            </w:r>
-          </w:p>
-        </w:tc>
-      </w:tr>
-    </w:tbl>
+    <w:p>
+      <w:pPr>
+        <w:pStyle w:val="LectureBullet"/>
+      </w:pPr>
+      <w:r/>
+      <w:r>
+        <w:rPr>
+          <w:sz w:val="19"/>
+        </w:rPr>
+        <w:t>【教师动作｜不发言】 说明本页不重复标准（标准见第6页）；三组各念“指向”与后果一句。</w:t>
+      </w:r>
+    </w:p>
     <w:p>
       <w:pPr/>
       <w:r>
@@ -3665,42 +2812,24 @@
         <w:t>市场和定位、统一和丰富两项：指向产品角色表、价格层级、搭配系统和五款编排。顾客写不具体，这两项一起失分。这两项加起来是四十分，所以顾客那一栏值四十分。</w:t>
       </w:r>
     </w:p>
-    <w:tbl>
-      <w:tblPr>
-        <w:tblStyle w:val="TableGrid"/>
-        <w:tblW w:type="auto" w:w="0"/>
-        <w:tblLook w:firstColumn="1" w:firstRow="1" w:lastColumn="0" w:lastRow="0" w:noHBand="0" w:noVBand="1" w:val="04A0"/>
-      </w:tblPr>
-      <w:tblGrid>
-        <w:gridCol w:w="9524"/>
-      </w:tblGrid>
-      <w:tr>
-        <w:tc>
-          <w:tcPr>
-            <w:tcW w:type="dxa" w:w="9524"/>
-            <w:shd w:val="clear" w:fill="F2F2F2"/>
-          </w:tcPr>
-          <w:p>
-            <w:pPr>
-              <w:pStyle w:val="LectureBullet"/>
-            </w:pPr>
-            <w:r/>
-            <w:r>
-              <w:rPr>
-                <w:sz w:val="19"/>
-              </w:rPr>
-              <w:t>【转场语】 现在进入第二段考核，三十四分钟。</w:t>
-            </w:r>
-          </w:p>
-        </w:tc>
-      </w:tr>
-    </w:tbl>
+    <w:p>
+      <w:pPr>
+        <w:pStyle w:val="LectureBullet"/>
+      </w:pPr>
+      <w:r/>
+      <w:r>
+        <w:rPr>
+          <w:sz w:val="19"/>
+        </w:rPr>
+        <w:t>【转场语】 现在进入第二段考核，三十四分钟。</w:t>
+      </w:r>
+    </w:p>
     <w:p>
       <w:pPr>
         <w:pStyle w:val="SlideTitle"/>
       </w:pPr>
       <w:r>
-        <w:t>幻灯片 20｜第2课时考核：34分钟（批评·合议·反思·计划）</w:t>
+        <w:t>幻灯片 21｜第2课时考核：34分钟（批评·合议·反思·计划）</w:t>
       </w:r>
     </w:p>
     <w:p>
@@ -3711,36 +2840,18 @@
         <w:t>建议时间：34分钟　｜　课堂功能：本课时为正式考核环节，含反思写作</w:t>
       </w:r>
     </w:p>
-    <w:tbl>
-      <w:tblPr>
-        <w:tblStyle w:val="TableGrid"/>
-        <w:tblW w:type="auto" w:w="0"/>
-        <w:tblLook w:firstColumn="1" w:firstRow="1" w:lastColumn="0" w:lastRow="0" w:noHBand="0" w:noVBand="1" w:val="04A0"/>
-      </w:tblPr>
-      <w:tblGrid>
-        <w:gridCol w:w="9524"/>
-      </w:tblGrid>
-      <w:tr>
-        <w:tc>
-          <w:tcPr>
-            <w:tcW w:type="dxa" w:w="9524"/>
-            <w:shd w:val="clear" w:fill="F2F2F2"/>
-          </w:tcPr>
-          <w:p>
-            <w:pPr>
-              <w:pStyle w:val="LectureBullet"/>
-            </w:pPr>
-            <w:r/>
-            <w:r>
-              <w:rPr>
-                <w:sz w:val="19"/>
-              </w:rPr>
-              <w:t>【教师动作｜不发言】 按页面分钟区间报时：11—19、19—27、27—35、35—45；合议时公开解释标准，不以个人偏好替代量表。</w:t>
-            </w:r>
-          </w:p>
-        </w:tc>
-      </w:tr>
-    </w:tbl>
+    <w:p>
+      <w:pPr>
+        <w:pStyle w:val="LectureBullet"/>
+      </w:pPr>
+      <w:r/>
+      <w:r>
+        <w:rPr>
+          <w:sz w:val="19"/>
+        </w:rPr>
+        <w:t>【教师动作｜不发言】 按页面分钟区间报时：11—19、19—27、27—35、35—45；合议时公开解释标准，不以个人偏好替代量表。</w:t>
+      </w:r>
+    </w:p>
     <w:p>
       <w:pPr/>
       <w:r>
@@ -3823,42 +2934,24 @@
         <w:t>• 反思写作时巡视，见到只写感受的，提醒“四栏：决定、结果、原因、迁移”。</w:t>
       </w:r>
     </w:p>
-    <w:tbl>
-      <w:tblPr>
-        <w:tblStyle w:val="TableGrid"/>
-        <w:tblW w:type="auto" w:w="0"/>
-        <w:tblLook w:firstColumn="1" w:firstRow="1" w:lastColumn="0" w:lastRow="0" w:noHBand="0" w:noVBand="1" w:val="04A0"/>
-      </w:tblPr>
-      <w:tblGrid>
-        <w:gridCol w:w="9524"/>
-      </w:tblGrid>
-      <w:tr>
-        <w:tc>
-          <w:tcPr>
-            <w:tcW w:type="dxa" w:w="9524"/>
-            <w:shd w:val="clear" w:fill="F2F2F2"/>
-          </w:tcPr>
-          <w:p>
-            <w:pPr>
-              <w:pStyle w:val="LectureBullet"/>
-            </w:pPr>
-            <w:r/>
-            <w:r>
-              <w:rPr>
-                <w:sz w:val="19"/>
-              </w:rPr>
-              <w:t>【转场语】 这是本学期最后一次提交。</w:t>
-            </w:r>
-          </w:p>
-        </w:tc>
-      </w:tr>
-    </w:tbl>
+    <w:p>
+      <w:pPr>
+        <w:pStyle w:val="LectureBullet"/>
+      </w:pPr>
+      <w:r/>
+      <w:r>
+        <w:rPr>
+          <w:sz w:val="19"/>
+        </w:rPr>
+        <w:t>【转场语】 这是本学期最后一次提交。</w:t>
+      </w:r>
+    </w:p>
     <w:p>
       <w:pPr>
         <w:pStyle w:val="SlideTitle"/>
       </w:pPr>
       <w:r>
-        <w:t>幻灯片 21｜提交板面必须让评审者快速找到四类证据</w:t>
+        <w:t xml:space="preserve">幻灯片 22｜把你的作品摊开，对着这六项逐条指认证据</w:t>
       </w:r>
     </w:p>
     <w:p>
@@ -3866,39 +2959,249 @@
         <w:pStyle w:val="SlideMeta"/>
       </w:pPr>
       <w:r>
+        <w:t xml:space="preserve">建议时间：3分钟　｜　课堂功能：期末六项评分与自己材料的对照</w:t>
+      </w:r>
+    </w:p>
+    <w:p>
+      <w:pPr>
+        <w:pStyle w:val="LectureBullet"/>
+      </w:pPr>
+      <w:r>
+        <w:t xml:space="preserve">【教师动作｜不发言】 逐行念表；在第四项和第六项停顿并强调合计四十分</w:t>
+      </w:r>
+    </w:p>
+    <w:p>
+      <w:pPr/>
+      <w:r>
+        <w:rPr>
+          <w:b/>
+        </w:rPr>
+        <w:t xml:space="preserve">【教师讲稿｜可直接发言】</w:t>
+      </w:r>
+    </w:p>
+    <w:p>
+      <w:pPr>
+        <w:pStyle w:val="SpokenText"/>
+      </w:pPr>
+      <w:r>
+        <w:t xml:space="preserve">期末一百分就是这六项。答辩前自己先走一遍——指不出证据的项，就是会丢的分。</w:t>
+      </w:r>
+    </w:p>
+    <w:p>
+      <w:pPr>
+        <w:pStyle w:val="SpokenText"/>
+      </w:pPr>
+      <w:r>
+        <w:t xml:space="preserve">第一项，灵感和主题具有时代性与创意，十分，看你的主题来源卡、调研图谱和命题卡。</w:t>
+      </w:r>
+    </w:p>
+    <w:p>
+      <w:pPr>
+        <w:pStyle w:val="SpokenText"/>
+      </w:pPr>
+      <w:r>
+        <w:t xml:space="preserve">第二项，提炼的设计元素符合当下趋势与审美，十分，看元素卡和形态抽象页。</w:t>
+      </w:r>
+    </w:p>
+    <w:p>
+      <w:pPr>
+        <w:pStyle w:val="SpokenText"/>
+      </w:pPr>
+      <w:r>
+        <w:t xml:space="preserve">第三项，款式设计符合当代女性审美趋势，二十分，看穿着者画像、身体触点图和五款结构。</w:t>
+      </w:r>
+    </w:p>
+    <w:p>
+      <w:pPr>
+        <w:pStyle w:val="SpokenText"/>
+      </w:pPr>
+      <w:r>
+        <w:t xml:space="preserve">第四项，系列效果图整体造型美观，二十分，看五款效果图，还要附 AI 使用记录表。</w:t>
+      </w:r>
+    </w:p>
+    <w:p>
+      <w:pPr>
+        <w:pStyle w:val="SpokenText"/>
+      </w:pPr>
+      <w:r>
+        <w:t xml:space="preserve">第五项，设计具有鲜明市场性和准确定位，二十分，看产品角色梯度、Line-up 板和价格层级。</w:t>
+      </w:r>
+    </w:p>
+    <w:p>
+      <w:pPr>
+        <w:pStyle w:val="SpokenText"/>
+      </w:pPr>
+      <w:r>
+        <w:t xml:space="preserve">第六项，风格鲜明统一、产品造型搭配丰富，二十分，看 Line-up 板加上结构变化判定的五款对照。</w:t>
+      </w:r>
+    </w:p>
+    <w:p>
+      <w:pPr>
+        <w:pStyle w:val="SpokenText"/>
+      </w:pPr>
+      <w:r>
+        <w:t xml:space="preserve">第四项和第六项合计四十分，正好是最容易被忽略的两项——效果图的整体感，和五款之间“结构真的不同”。这两项在第11、13、15周都练过，答辩前再核一次。</w:t>
+      </w:r>
+    </w:p>
+    <w:p>
+      <w:pPr/>
+      <w:r>
+        <w:rPr>
+          <w:b/>
+        </w:rPr>
+        <w:t xml:space="preserve">【互动与应答预案】</w:t>
+      </w:r>
+    </w:p>
+    <w:p>
+      <w:pPr>
+        <w:pStyle w:val="LectureBullet"/>
+      </w:pPr>
+      <w:r>
+        <w:t xml:space="preserve">• 请每个人当场在自己的板上贴六张便签，写上①到⑥，指不出证据的那一项空着。</w:t>
+      </w:r>
+    </w:p>
+    <w:p>
+      <w:pPr>
+        <w:pStyle w:val="LectureBullet"/>
+      </w:pPr>
+      <w:r>
+        <w:t xml:space="preserve">【转场语】 最后把 Line-up 定稿。</w:t>
+      </w:r>
+    </w:p>
+    <w:p>
+      <w:pPr>
+        <w:pStyle w:val="SlideTitle"/>
+      </w:pPr>
+      <w:r>
+        <w:t xml:space="preserve">幻灯片 23｜Line-up 定稿：外套、内层、下装要在一张板上说完</w:t>
+      </w:r>
+    </w:p>
+    <w:p>
+      <w:pPr>
+        <w:pStyle w:val="SlideMeta"/>
+      </w:pPr>
+      <w:r>
+        <w:t xml:space="preserve">建议时间：2.5分钟　｜　课堂功能：答辩用 Line-up 板的四项规格</w:t>
+      </w:r>
+    </w:p>
+    <w:p>
+      <w:pPr>
+        <w:pStyle w:val="LectureBullet"/>
+      </w:pPr>
+      <w:r>
+        <w:t xml:space="preserve">【教师动作｜不发言】 逐条念四张卡；最后把两分钟答辩版本念一遍</w:t>
+      </w:r>
+    </w:p>
+    <w:p>
+      <w:pPr/>
+      <w:r>
+        <w:rPr>
+          <w:b/>
+        </w:rPr>
+        <w:t xml:space="preserve">【教师讲稿｜可直接发言】</w:t>
+      </w:r>
+    </w:p>
+    <w:p>
+      <w:pPr>
+        <w:pStyle w:val="SpokenText"/>
+      </w:pPr>
+      <w:r>
+        <w:t xml:space="preserve">答辩时评委先看这一张。它讲不清楚，后面讲什么都补不回来。</w:t>
+      </w:r>
+    </w:p>
+    <w:p>
+      <w:pPr>
+        <w:pStyle w:val="SpokenText"/>
+      </w:pPr>
+      <w:r>
+        <w:t xml:space="preserve">第一，五款并排：同一视平线、同一比例、同一背景。三者任何一项不统一，都会让人以为你在遮掩。统一以后再看，缺陷才暴露得出来。</w:t>
+      </w:r>
+    </w:p>
+    <w:p>
+      <w:pPr>
+        <w:pStyle w:val="SpokenText"/>
+      </w:pPr>
+      <w:r>
+        <w:t xml:space="preserve">第二，品类构成条：每款下面标出外套、上装、下装、内层、配件，用同一套图例。空一列，就是系列的空缺。</w:t>
+      </w:r>
+    </w:p>
+    <w:p>
+      <w:pPr>
+        <w:pStyle w:val="SpokenText"/>
+      </w:pPr>
+      <w:r>
+        <w:t xml:space="preserve">第三，角色与顺序：形象款、核心产品款、过渡款、引流款标清楚，顺序本身就是论证。为什么第一套是它——要能答。</w:t>
+      </w:r>
+    </w:p>
+    <w:p>
+      <w:pPr>
+        <w:pStyle w:val="SpokenText"/>
+      </w:pPr>
+      <w:r>
+        <w:t xml:space="preserve">第四，一句话概念：整块板顶上写一句四十五字以内的概念句，要和第13周那一句对得上。对不上，说明你中途换过题。</w:t>
+      </w:r>
+    </w:p>
+    <w:p>
+      <w:pPr>
+        <w:pStyle w:val="SpokenText"/>
+      </w:pPr>
+      <w:r>
+        <w:t xml:space="preserve">答辩两分钟的版本是这样：概念句一句，Line-up 指认三句——常量、变量、角色，证据一句——哪一套做了实物，下一步一句。练到不看稿。</w:t>
+      </w:r>
+    </w:p>
+    <w:p>
+      <w:pPr/>
+      <w:r>
+        <w:rPr>
+          <w:b/>
+        </w:rPr>
+        <w:t xml:space="preserve">【互动与应答预案】</w:t>
+      </w:r>
+    </w:p>
+    <w:p>
+      <w:pPr>
+        <w:pStyle w:val="LectureBullet"/>
+      </w:pPr>
+      <w:r>
+        <w:t xml:space="preserve">• 两人一组，互相掐表两分钟，超时的当场删句子。</w:t>
+      </w:r>
+    </w:p>
+    <w:p>
+      <w:pPr>
+        <w:pStyle w:val="LectureBullet"/>
+      </w:pPr>
+      <w:r>
+        <w:t xml:space="preserve">【转场语】 下课前写完一句话小结再走。</w:t>
+      </w:r>
+    </w:p>
+    <w:p>
+      <w:pPr>
+        <w:pStyle w:val="SlideTitle"/>
+      </w:pPr>
+      <w:r>
+        <w:t>幻灯片 24｜提交板面必须让评审者快速找到四类证据</w:t>
+      </w:r>
+    </w:p>
+    <w:p>
+      <w:pPr>
+        <w:pStyle w:val="SlideMeta"/>
+      </w:pPr>
+      <w:r>
         <w:t>建议时间：1.5分钟　｜　课堂功能：四类提交证据与不合格样态（最后一次提交）</w:t>
       </w:r>
     </w:p>
-    <w:tbl>
-      <w:tblPr>
-        <w:tblStyle w:val="TableGrid"/>
-        <w:tblW w:type="auto" w:w="0"/>
-        <w:tblLook w:firstColumn="1" w:firstRow="1" w:lastColumn="0" w:lastRow="0" w:noHBand="0" w:noVBand="1" w:val="04A0"/>
-      </w:tblPr>
-      <w:tblGrid>
-        <w:gridCol w:w="9524"/>
-      </w:tblGrid>
-      <w:tr>
-        <w:tc>
-          <w:tcPr>
-            <w:tcW w:type="dxa" w:w="9524"/>
-            <w:shd w:val="clear" w:fill="F2F2F2"/>
-          </w:tcPr>
-          <w:p>
-            <w:pPr>
-              <w:pStyle w:val="LectureBullet"/>
-            </w:pPr>
-            <w:r/>
-            <w:r>
-              <w:rPr>
-                <w:sz w:val="19"/>
-              </w:rPr>
-              <w:t>【教师动作｜不发言】 先强调“考核结束后不再接收任何补充材料”；再念四类与不合格。</w:t>
-            </w:r>
-          </w:p>
-        </w:tc>
-      </w:tr>
-    </w:tbl>
+    <w:p>
+      <w:pPr>
+        <w:pStyle w:val="LectureBullet"/>
+      </w:pPr>
+      <w:r/>
+      <w:r>
+        <w:rPr>
+          <w:sz w:val="19"/>
+        </w:rPr>
+        <w:t>【教师动作｜不发言】 先强调“考核结束后不再接收任何补充材料”；再念四类与不合格。</w:t>
+      </w:r>
+    </w:p>
     <w:p>
       <w:pPr/>
       <w:r>
@@ -3948,42 +3251,24 @@
         <w:t>第四，反思和行动表：八百到一千字，含三项能力证据、三项盲点和五个下一项目检查点。不合格的样子是只写感受和分数，没有三项能力证据、三项盲点、五个检查点，视为未完成。</w:t>
       </w:r>
     </w:p>
-    <w:tbl>
-      <w:tblPr>
-        <w:tblStyle w:val="TableGrid"/>
-        <w:tblW w:type="auto" w:w="0"/>
-        <w:tblLook w:firstColumn="1" w:firstRow="1" w:lastColumn="0" w:lastRow="0" w:noHBand="0" w:noVBand="1" w:val="04A0"/>
-      </w:tblPr>
-      <w:tblGrid>
-        <w:gridCol w:w="9524"/>
-      </w:tblGrid>
-      <w:tr>
-        <w:tc>
-          <w:tcPr>
-            <w:tcW w:type="dxa" w:w="9524"/>
-            <w:shd w:val="clear" w:fill="F2F2F2"/>
-          </w:tcPr>
-          <w:p>
-            <w:pPr>
-              <w:pStyle w:val="LectureBullet"/>
-            </w:pPr>
-            <w:r/>
-            <w:r>
-              <w:rPr>
-                <w:sz w:val="19"/>
-              </w:rPr>
-              <w:t>【转场语】 最后一次同伴讲评。</w:t>
-            </w:r>
-          </w:p>
-        </w:tc>
-      </w:tr>
-    </w:tbl>
+    <w:p>
+      <w:pPr>
+        <w:pStyle w:val="LectureBullet"/>
+      </w:pPr>
+      <w:r/>
+      <w:r>
+        <w:rPr>
+          <w:sz w:val="19"/>
+        </w:rPr>
+        <w:t>【转场语】 最后一次同伴讲评。</w:t>
+      </w:r>
+    </w:p>
     <w:p>
       <w:pPr>
         <w:pStyle w:val="SlideTitle"/>
       </w:pPr>
       <w:r>
-        <w:t>幻灯片 22｜反馈只使用“证据—判断—动作”</w:t>
+        <w:t>幻灯片 25｜反馈只使用“证据—判断—动作”</w:t>
       </w:r>
     </w:p>
     <w:p>
@@ -3994,36 +3279,18 @@
         <w:t>建议时间：1.5分钟　｜　课堂功能：同伴讲评四段格式（最后一次）</w:t>
       </w:r>
     </w:p>
-    <w:tbl>
-      <w:tblPr>
-        <w:tblStyle w:val="TableGrid"/>
-        <w:tblW w:type="auto" w:w="0"/>
-        <w:tblLook w:firstColumn="1" w:firstRow="1" w:lastColumn="0" w:lastRow="0" w:noHBand="0" w:noVBand="1" w:val="04A0"/>
-      </w:tblPr>
-      <w:tblGrid>
-        <w:gridCol w:w="9524"/>
-      </w:tblGrid>
-      <w:tr>
-        <w:tc>
-          <w:tcPr>
-            <w:tcW w:type="dxa" w:w="9524"/>
-            <w:shd w:val="clear" w:fill="F2F2F2"/>
-          </w:tcPr>
-          <w:p>
-            <w:pPr>
-              <w:pStyle w:val="LectureBullet"/>
-            </w:pPr>
-            <w:r/>
-            <w:r>
-              <w:rPr>
-                <w:sz w:val="19"/>
-              </w:rPr>
-              <w:t>【教师动作｜不发言】 四段各念一句“本周指向”；在取舍与行动两段停顿。</w:t>
-            </w:r>
-          </w:p>
-        </w:tc>
-      </w:tr>
-    </w:tbl>
+    <w:p>
+      <w:pPr>
+        <w:pStyle w:val="LectureBullet"/>
+      </w:pPr>
+      <w:r/>
+      <w:r>
+        <w:rPr>
+          <w:sz w:val="19"/>
+        </w:rPr>
+        <w:t>【教师动作｜不发言】 四段各念一句“本周指向”；在取舍与行动两段停顿。</w:t>
+      </w:r>
+    </w:p>
     <w:p>
       <w:pPr/>
       <w:r>
@@ -4090,42 +3357,24 @@
         <w:t>• 听到“继续加油”时介入：“写一个具体动作，比如‘下个项目第一周先做十五项证据采样’。”</w:t>
       </w:r>
     </w:p>
-    <w:tbl>
-      <w:tblPr>
-        <w:tblStyle w:val="TableGrid"/>
-        <w:tblW w:type="auto" w:w="0"/>
-        <w:tblLook w:firstColumn="1" w:firstRow="1" w:lastColumn="0" w:lastRow="0" w:noHBand="0" w:noVBand="1" w:val="04A0"/>
-      </w:tblPr>
-      <w:tblGrid>
-        <w:gridCol w:w="9524"/>
-      </w:tblGrid>
-      <w:tr>
-        <w:tc>
-          <w:tcPr>
-            <w:tcW w:type="dxa" w:w="9524"/>
-            <w:shd w:val="clear" w:fill="F2F2F2"/>
-          </w:tcPr>
-          <w:p>
-            <w:pPr>
-              <w:pStyle w:val="LectureBullet"/>
-            </w:pPr>
-            <w:r/>
-            <w:r>
-              <w:rPr>
-                <w:sz w:val="19"/>
-              </w:rPr>
-              <w:t>【转场语】 最终评价的六项，我再念一次完整表述。</w:t>
-            </w:r>
-          </w:p>
-        </w:tc>
-      </w:tr>
-    </w:tbl>
+    <w:p>
+      <w:pPr>
+        <w:pStyle w:val="LectureBullet"/>
+      </w:pPr>
+      <w:r/>
+      <w:r>
+        <w:rPr>
+          <w:sz w:val="19"/>
+        </w:rPr>
+        <w:t>【转场语】 最终评价的六项，我再念一次完整表述。</w:t>
+      </w:r>
+    </w:p>
     <w:p>
       <w:pPr>
         <w:pStyle w:val="SlideTitle"/>
       </w:pPr>
       <w:r>
-        <w:t>幻灯片 23｜第16周终检：最终成果是否达到课程目标的完成度</w:t>
+        <w:t>幻灯片 26｜第16周终检：最终成果是否达到课程目标的完成度</w:t>
       </w:r>
     </w:p>
     <w:p>
@@ -4136,36 +3385,18 @@
         <w:t>建议时间：1.5分钟　｜　课堂功能：六项终结性评价的完整表述与达成判定</w:t>
       </w:r>
     </w:p>
-    <w:tbl>
-      <w:tblPr>
-        <w:tblStyle w:val="TableGrid"/>
-        <w:tblW w:type="auto" w:w="0"/>
-        <w:tblLook w:firstColumn="1" w:firstRow="1" w:lastColumn="0" w:lastRow="0" w:noHBand="0" w:noVBand="1" w:val="04A0"/>
-      </w:tblPr>
-      <w:tblGrid>
-        <w:gridCol w:w="9524"/>
-      </w:tblGrid>
-      <w:tr>
-        <w:tc>
-          <w:tcPr>
-            <w:tcW w:type="dxa" w:w="9524"/>
-            <w:shd w:val="clear" w:fill="F2F2F2"/>
-          </w:tcPr>
-          <w:p>
-            <w:pPr>
-              <w:pStyle w:val="LectureBullet"/>
-            </w:pPr>
-            <w:r/>
-            <w:r>
-              <w:rPr>
-                <w:sz w:val="19"/>
-              </w:rPr>
-              <w:t>【教师动作｜不发言】 念六项完整表述与权重；说明标记为“达成／部分达成／未达成”，并写下证据位置。</w:t>
-            </w:r>
-          </w:p>
-        </w:tc>
-      </w:tr>
-    </w:tbl>
+    <w:p>
+      <w:pPr>
+        <w:pStyle w:val="LectureBullet"/>
+      </w:pPr>
+      <w:r/>
+      <w:r>
+        <w:rPr>
+          <w:sz w:val="19"/>
+        </w:rPr>
+        <w:t>【教师动作｜不发言】 念六项完整表述与权重；说明标记为“达成／部分达成／未达成”，并写下证据位置。</w:t>
+      </w:r>
+    </w:p>
     <w:p>
       <w:pPr/>
       <w:r>
@@ -4231,42 +3462,24 @@
         <w:t>统一和丰富占百分之二十：五款共享明确的系列语言，同时在角色、品类、搭配和造型强度上形成跨度。</w:t>
       </w:r>
     </w:p>
-    <w:tbl>
-      <w:tblPr>
-        <w:tblStyle w:val="TableGrid"/>
-        <w:tblW w:type="auto" w:w="0"/>
-        <w:tblLook w:firstColumn="1" w:firstRow="1" w:lastColumn="0" w:lastRow="0" w:noHBand="0" w:noVBand="1" w:val="04A0"/>
-      </w:tblPr>
-      <w:tblGrid>
-        <w:gridCol w:w="9524"/>
-      </w:tblGrid>
-      <w:tr>
-        <w:tc>
-          <w:tcPr>
-            <w:tcW w:type="dxa" w:w="9524"/>
-            <w:shd w:val="clear" w:fill="F2F2F2"/>
-          </w:tcPr>
-          <w:p>
-            <w:pPr>
-              <w:pStyle w:val="LectureBullet"/>
-            </w:pPr>
-            <w:r/>
-            <w:r>
-              <w:rPr>
-                <w:sz w:val="19"/>
-              </w:rPr>
-              <w:t>【转场语】 课程到此结束，但方法要带得走。</w:t>
-            </w:r>
-          </w:p>
-        </w:tc>
-      </w:tr>
-    </w:tbl>
+    <w:p>
+      <w:pPr>
+        <w:pStyle w:val="LectureBullet"/>
+      </w:pPr>
+      <w:r/>
+      <w:r>
+        <w:rPr>
+          <w:sz w:val="19"/>
+        </w:rPr>
+        <w:t>【转场语】 课程到此结束，但方法要带得走。</w:t>
+      </w:r>
+    </w:p>
     <w:p>
       <w:pPr>
         <w:pStyle w:val="SlideTitle"/>
       </w:pPr>
       <w:r>
-        <w:t>幻灯片 24｜课程归档：这套方法要能被你自己再调用一次</w:t>
+        <w:t>幻灯片 27｜课程归档：这套方法要能被你自己再调用一次</w:t>
       </w:r>
     </w:p>
     <w:p>
@@ -4277,36 +3490,18 @@
         <w:t>建议时间：2分钟　｜　课堂功能：归档两项、带走两项（全课程收束）</w:t>
       </w:r>
     </w:p>
-    <w:tbl>
-      <w:tblPr>
-        <w:tblStyle w:val="TableGrid"/>
-        <w:tblW w:type="auto" w:w="0"/>
-        <w:tblLook w:firstColumn="1" w:firstRow="1" w:lastColumn="0" w:lastRow="0" w:noHBand="0" w:noVBand="1" w:val="04A0"/>
-      </w:tblPr>
-      <w:tblGrid>
-        <w:gridCol w:w="9524"/>
-      </w:tblGrid>
-      <w:tr>
-        <w:tc>
-          <w:tcPr>
-            <w:tcW w:type="dxa" w:w="9524"/>
-            <w:shd w:val="clear" w:fill="F2F2F2"/>
-          </w:tcPr>
-          <w:p>
-            <w:pPr>
-              <w:pStyle w:val="LectureBullet"/>
-            </w:pPr>
-            <w:r/>
-            <w:r>
-              <w:rPr>
-                <w:sz w:val="19"/>
-              </w:rPr>
-              <w:t>【教师动作｜不发言】 逐项念；在“失败清单”与“五个检查点”两处停顿；语速放慢。</w:t>
-            </w:r>
-          </w:p>
-        </w:tc>
-      </w:tr>
-    </w:tbl>
+    <w:p>
+      <w:pPr>
+        <w:pStyle w:val="LectureBullet"/>
+      </w:pPr>
+      <w:r/>
+      <w:r>
+        <w:rPr>
+          <w:sz w:val="19"/>
+        </w:rPr>
+        <w:t>【教师动作｜不发言】 逐项念；在“失败清单”与“五个检查点”两处停顿；语速放慢。</w:t>
+      </w:r>
+    </w:p>
     <w:p>
       <w:pPr/>
       <w:r>
@@ -4356,42 +3551,24 @@
         <w:t>带走第二项，一个问题：写下“下一次独立设计，我必须先回答的是什么”。没有下周了——这一次由你自己安排时间回答。</w:t>
       </w:r>
     </w:p>
-    <w:tbl>
-      <w:tblPr>
-        <w:tblStyle w:val="TableGrid"/>
-        <w:tblW w:type="auto" w:w="0"/>
-        <w:tblLook w:firstColumn="1" w:firstRow="1" w:lastColumn="0" w:lastRow="0" w:noHBand="0" w:noVBand="1" w:val="04A0"/>
-      </w:tblPr>
-      <w:tblGrid>
-        <w:gridCol w:w="9524"/>
-      </w:tblGrid>
-      <w:tr>
-        <w:tc>
-          <w:tcPr>
-            <w:tcW w:type="dxa" w:w="9524"/>
-            <w:shd w:val="clear" w:fill="F2F2F2"/>
-          </w:tcPr>
-          <w:p>
-            <w:pPr>
-              <w:pStyle w:val="LectureBullet"/>
-            </w:pPr>
-            <w:r/>
-            <w:r>
-              <w:rPr>
-                <w:sz w:val="19"/>
-              </w:rPr>
-              <w:t>【转场语】 最后请每人写一句一句话小结。</w:t>
-            </w:r>
-          </w:p>
-        </w:tc>
-      </w:tr>
-    </w:tbl>
+    <w:p>
+      <w:pPr>
+        <w:pStyle w:val="LectureBullet"/>
+      </w:pPr>
+      <w:r/>
+      <w:r>
+        <w:rPr>
+          <w:sz w:val="19"/>
+        </w:rPr>
+        <w:t>【转场语】 最后请每人写一句一句话小结。</w:t>
+      </w:r>
+    </w:p>
     <w:p>
       <w:pPr>
         <w:pStyle w:val="SlideTitle"/>
       </w:pPr>
       <w:r>
-        <w:t>幻灯片 25｜写一句：把本周判断写成下一步动作</w:t>
+        <w:t>幻灯片 28｜写一句：把本周判断写成下一步动作</w:t>
       </w:r>
     </w:p>
     <w:p>
@@ -4402,36 +3579,18 @@
         <w:t>建议时间：1.5分钟　｜　课堂功能：全课程收束与四条结论</w:t>
       </w:r>
     </w:p>
-    <w:tbl>
-      <w:tblPr>
-        <w:tblStyle w:val="TableGrid"/>
-        <w:tblW w:type="auto" w:w="0"/>
-        <w:tblLook w:firstColumn="1" w:firstRow="1" w:lastColumn="0" w:lastRow="0" w:noHBand="0" w:noVBand="1" w:val="04A0"/>
-      </w:tblPr>
-      <w:tblGrid>
-        <w:gridCol w:w="9524"/>
-      </w:tblGrid>
-      <w:tr>
-        <w:tc>
-          <w:tcPr>
-            <w:tcW w:type="dxa" w:w="9524"/>
-            <w:shd w:val="clear" w:fill="F2F2F2"/>
-          </w:tcPr>
-          <w:p>
-            <w:pPr>
-              <w:pStyle w:val="LectureBullet"/>
-            </w:pPr>
-            <w:r/>
-            <w:r>
-              <w:rPr>
-                <w:sz w:val="19"/>
-              </w:rPr>
-              <w:t>【教师动作｜不发言】 投影句式（本次句尾是“下一个项目”而不是“下一周”）；等待全班写完再宣布下课。</w:t>
-            </w:r>
-          </w:p>
-        </w:tc>
-      </w:tr>
-    </w:tbl>
+    <w:p>
+      <w:pPr>
+        <w:pStyle w:val="LectureBullet"/>
+      </w:pPr>
+      <w:r/>
+      <w:r>
+        <w:rPr>
+          <w:sz w:val="19"/>
+        </w:rPr>
+        <w:t>【教师动作｜不发言】 投影句式（本次句尾是“下一个项目”而不是“下一周”）；等待全班写完再宣布下课。</w:t>
+      </w:r>
+    </w:p>
     <w:p>
       <w:pPr/>
       <w:r>

--- a/docs/jiangao/《女装设计III》第16周_中国大陆课堂完整讲稿_中文.docx
+++ b/docs/jiangao/《女装设计III》第16周_中国大陆课堂完整讲稿_中文.docx
@@ -1958,7 +1958,189 @@
         <w:pStyle w:val="SlideTitle"/>
       </w:pPr>
       <w:r>
-        <w:t>幻灯片 13｜第1课时考核：34分钟（陈列·陈述·问答·评分）</w:t>
+        <w:t>幻灯片 13｜院校实例｜《一隐一现》：从主题板到效果图，完整链条长什么样</w:t>
+      </w:r>
+    </w:p>
+    <w:p>
+      <w:pPr>
+        <w:pStyle w:val="SlideMeta"/>
+      </w:pPr>
+      <w:r>
+        <w:t xml:space="preserve">建议时间：2.5分钟　｜　课堂功能：答辩要讲的完整证据链</w:t>
+      </w:r>
+    </w:p>
+    <w:p>
+      <w:pPr>
+        <w:pStyle w:val="LectureBullet"/>
+      </w:pPr>
+      <w:r>
+        <w:t xml:space="preserve">【教师动作｜不发言】 按①②再到大图的顺序指三张，强调“三张之间不能断”</w:t>
+      </w:r>
+    </w:p>
+    <w:p>
+      <w:pPr/>
+      <w:r>
+        <w:rPr>
+          <w:b/>
+        </w:rPr>
+        <w:t xml:space="preserve">【教师讲稿｜可直接发言】</w:t>
+      </w:r>
+    </w:p>
+    <w:p>
+      <w:pPr>
+        <w:pStyle w:val="SpokenText"/>
+      </w:pPr>
+      <w:r>
+        <w:t xml:space="preserve">清华大学美术学院周玉清。答辩要讲的就是这条链——主题板、材料工艺、效果图，三张之间不能断。</w:t>
+      </w:r>
+    </w:p>
+    <w:p>
+      <w:pPr>
+        <w:pStyle w:val="SpokenText"/>
+      </w:pPr>
+      <w:r>
+        <w:t xml:space="preserve">左边两张对应期末第一项和第二项：主题的时代性与创意、元素提炼是否符合趋势。</w:t>
+      </w:r>
+    </w:p>
+    <w:p>
+      <w:pPr>
+        <w:pStyle w:val="SpokenText"/>
+      </w:pPr>
+      <w:r>
+        <w:t xml:space="preserve">中间这张大图对应第四项：系列效果图的整体造型美观，占二十分。</w:t>
+      </w:r>
+    </w:p>
+    <w:p>
+      <w:pPr>
+        <w:pStyle w:val="SpokenText"/>
+      </w:pPr>
+      <w:r>
+        <w:t xml:space="preserve">而四套之间必须结构有别、语言一致，这对应第六项：风格鲜明并统一、造型搭配丰富，也是二十分。</w:t>
+      </w:r>
+    </w:p>
+    <w:p>
+      <w:pPr>
+        <w:pStyle w:val="SpokenText"/>
+      </w:pPr>
+      <w:r>
+        <w:t xml:space="preserve">答辩自查：把你的三张板并排，问自己——评审只看图，能不能走完这条链？断在哪一张，就先补那一张。</w:t>
+      </w:r>
+    </w:p>
+    <w:p>
+      <w:pPr/>
+      <w:r>
+        <w:rPr>
+          <w:b/>
+        </w:rPr>
+        <w:t xml:space="preserve">【互动与应答预案】</w:t>
+      </w:r>
+    </w:p>
+    <w:p>
+      <w:pPr>
+        <w:pStyle w:val="LectureBullet"/>
+      </w:pPr>
+      <w:r>
+        <w:t xml:space="preserve">• 请学生指出自己最弱的那一张是哪一张，并说明打算怎么补。</w:t>
+      </w:r>
+    </w:p>
+    <w:p>
+      <w:pPr>
+        <w:pStyle w:val="LectureBullet"/>
+      </w:pPr>
+      <w:r>
+        <w:t>【转场语】 把这四周跟下来的那条链，收一次。</w:t>
+      </w:r>
+    </w:p>
+    <w:p>
+      <w:pPr>
+        <w:pStyle w:val="SlideTitle"/>
+      </w:pPr>
+      <w:r>
+        <w:t>幻灯片 14｜纵向案例第5格：五格走完——现在用同一把尺子量你自己的作品</w:t>
+      </w:r>
+    </w:p>
+    <w:p>
+      <w:pPr>
+        <w:pStyle w:val="SlideMeta"/>
+      </w:pPr>
+      <w:r>
+        <w:t>建议时间：2分钟　｜　课堂功能：收束纵向案例，转成学生逐格自查</w:t>
+      </w:r>
+    </w:p>
+    <w:p>
+      <w:pPr>
+        <w:pStyle w:val="LectureBullet"/>
+      </w:pPr>
+      <w:r>
+        <w:t>【教师动作｜不发言】 五格进度条从左指到右，一格一格念周次，让学生看见这条链是四周攒出来的。最后停在学生自己身上。本页2分钟从本时段的讲评时间里压缩得出，不另加时。</w:t>
+      </w:r>
+    </w:p>
+    <w:p>
+      <w:pPr/>
+      <w:r>
+        <w:t>【教师讲稿｜可直接发言】</w:t>
+      </w:r>
+    </w:p>
+    <w:p>
+      <w:pPr>
+        <w:pStyle w:val="SpokenText"/>
+      </w:pPr>
+      <w:r>
+        <w:t>从第9周的预告到今天，我们跟着这一件作品走完了五格：调研、抽象、展开、表现、系列。</w:t>
+      </w:r>
+    </w:p>
+    <w:p>
+      <w:pPr>
+        <w:pStyle w:val="SpokenText"/>
+      </w:pPr>
+      <w:r>
+        <w:t>这三张是成衣。在真实光线下，虚实的差异仍然读得出来。图上成立，身上也成立——这条链没有断在任何一格。</w:t>
+      </w:r>
+    </w:p>
+    <w:p>
+      <w:pPr>
+        <w:pStyle w:val="SpokenText"/>
+      </w:pPr>
+      <w:r>
+        <w:t>现在换你。你断在哪一格？抽象说不出规则，是第二格断了。展开只改了花色，是第三格断了。表现里五款没有角色，是第四格断了。逐格自查，不要整体自责——「我不行」不是一个可以修的问题，「第三格断了」是。</w:t>
+      </w:r>
+    </w:p>
+    <w:p>
+      <w:pPr>
+        <w:pStyle w:val="SpokenText"/>
+      </w:pPr>
+      <w:r>
+        <w:t>答辩时评审反复问的只有一句：这一套在这里干什么。五套要有五个不同的答案。这就是第六项那二十分。</w:t>
+      </w:r>
+    </w:p>
+    <w:p>
+      <w:pPr/>
+      <w:r>
+        <w:t>【互动与应答预案】</w:t>
+      </w:r>
+    </w:p>
+    <w:p>
+      <w:pPr>
+        <w:pStyle w:val="LectureBullet"/>
+      </w:pPr>
+      <w:r>
+        <w:t>• 让每个学生说出自己最弱的一格，并当场说明下一步动作。</w:t>
+      </w:r>
+    </w:p>
+    <w:p>
+      <w:pPr>
+        <w:pStyle w:val="LectureBullet"/>
+      </w:pPr>
+      <w:r>
+        <w:t>【转场语】 把六项标准逐条对一遍。</w:t>
+      </w:r>
+    </w:p>
+    <w:p>
+      <w:pPr>
+        <w:pStyle w:val="SlideTitle"/>
+      </w:pPr>
+      <w:r>
+        <w:t>幻灯片 15｜第1课时考核：34分钟（陈列·陈述·问答·评分）</w:t>
       </w:r>
     </w:p>
     <w:p>
@@ -2115,7 +2297,7 @@
         <w:pStyle w:val="SlideTitle"/>
       </w:pPr>
       <w:r>
-        <w:t xml:space="preserve">幻灯片 14｜院校实例｜《一隐一现》：从主题板到效果图，完整链条长什么样</w:t>
+        <w:t>幻灯片 16｜从判断进入制作、编辑与反馈</w:t>
       </w:r>
     </w:p>
     <w:p>
@@ -2123,15 +2305,753 @@
         <w:pStyle w:val="SlideMeta"/>
       </w:pPr>
       <w:r>
-        <w:t xml:space="preserve">建议时间：2.5分钟　｜　课堂功能：答辩要讲的完整证据链</w:t>
+        <w:t>建议时间：0.5分钟　｜　课堂功能：第2课时开场分隔</w:t>
       </w:r>
     </w:p>
     <w:p>
       <w:pPr>
         <w:pStyle w:val="LectureBullet"/>
       </w:pPr>
-      <w:r>
-        <w:t xml:space="preserve">【教师动作｜不发言】 按①②再到大图的顺序指三张，强调“三张之间不能断”</w:t>
+      <w:r/>
+      <w:r>
+        <w:rPr>
+          <w:sz w:val="19"/>
+        </w:rPr>
+        <w:t>【教师动作｜不发言】 宣布节奏：方法与评分依据8分钟、考核34分钟、归档与收尾3分钟。</w:t>
+      </w:r>
+    </w:p>
+    <w:p>
+      <w:pPr/>
+      <w:r>
+        <w:rPr>
+          <w:b/>
+        </w:rPr>
+        <w:t>【教师讲稿｜可直接发言】</w:t>
+      </w:r>
+    </w:p>
+    <w:p>
+      <w:pPr>
+        <w:pStyle w:val="SpokenText"/>
+      </w:pPr>
+      <w:r>
+        <w:t>第1课时完成陈列、陈述、问答与评分；第2课时进入合议、反思与下一步计划。</w:t>
+      </w:r>
+    </w:p>
+    <w:p>
+      <w:pPr>
+        <w:pStyle w:val="SpokenText"/>
+      </w:pPr>
+      <w:r>
+        <w:t>节奏是：方法与评分依据八分钟、考核三十四分钟、归档与收尾三分钟。</w:t>
+      </w:r>
+    </w:p>
+    <w:p>
+      <w:pPr>
+        <w:pStyle w:val="LectureBullet"/>
+      </w:pPr>
+      <w:r/>
+      <w:r>
+        <w:rPr>
+          <w:sz w:val="19"/>
+        </w:rPr>
+        <w:t>【转场语】 先给你们八个动作。</w:t>
+      </w:r>
+    </w:p>
+    <w:p>
+      <w:pPr>
+        <w:pStyle w:val="SlideTitle"/>
+      </w:pPr>
+      <w:r>
+        <w:t>幻灯片 17｜用八个动作推进设计，不用空泛形容词</w:t>
+      </w:r>
+    </w:p>
+    <w:p>
+      <w:pPr>
+        <w:pStyle w:val="SlideMeta"/>
+      </w:pPr>
+      <w:r>
+        <w:t>建议时间：2分钟　｜　课堂功能：八个考核与反思操作动词</w:t>
+      </w:r>
+    </w:p>
+    <w:p>
+      <w:pPr>
+        <w:pStyle w:val="LectureBullet"/>
+      </w:pPr>
+      <w:r/>
+      <w:r>
+        <w:rPr>
+          <w:sz w:val="19"/>
+        </w:rPr>
+        <w:t>【教师动作｜不发言】 快速念八个动词；在“问题复述”与“行动转化”两处停顿。</w:t>
+      </w:r>
+    </w:p>
+    <w:p>
+      <w:pPr/>
+      <w:r>
+        <w:rPr>
+          <w:b/>
+        </w:rPr>
+        <w:t>【教师讲稿｜可直接发言】</w:t>
+      </w:r>
+    </w:p>
+    <w:p>
+      <w:pPr>
+        <w:pStyle w:val="SpokenText"/>
+      </w:pPr>
+      <w:r>
+        <w:t>每个动作都必须产生可比较的前后版本。</w:t>
+      </w:r>
+    </w:p>
+    <w:p>
+      <w:pPr>
+        <w:pStyle w:val="SpokenText"/>
+      </w:pPr>
+      <w:r>
+        <w:t>一，提交核验：按文件、版面、样衣样片、来源、命名和备份清单逐项签字。</w:t>
+      </w:r>
+    </w:p>
+    <w:p>
+      <w:pPr>
+        <w:pStyle w:val="SpokenText"/>
+      </w:pPr>
+      <w:r>
+        <w:t>二，三分钟陈述：用主题和当下、元素和实验、系列和市场、价值结论四段完成陈述。</w:t>
+      </w:r>
+    </w:p>
+    <w:p>
+      <w:pPr>
+        <w:pStyle w:val="SpokenText"/>
+      </w:pPr>
+      <w:r>
+        <w:t>三，证据指认：回答时直接指出页码、图像、样片或技术细节，不用抽象口号替代。</w:t>
+      </w:r>
+    </w:p>
+    <w:p>
+      <w:pPr>
+        <w:pStyle w:val="SpokenText"/>
+      </w:pPr>
+      <w:r>
+        <w:t>四，问题复述：先复述评委问题和评价维度，再给判断、证据、限制和下一步。先复述——这个动作能给你三秒钟思考，也能确认你没听错。</w:t>
+      </w:r>
+    </w:p>
+    <w:p>
+      <w:pPr>
+        <w:pStyle w:val="SpokenText"/>
+      </w:pPr>
+      <w:r>
+        <w:t>五，六项评分：评委依据官方六项标准独立记录分数和一句证据，再进入合议。</w:t>
+      </w:r>
+    </w:p>
+    <w:p>
+      <w:pPr>
+        <w:pStyle w:val="SpokenText"/>
+      </w:pPr>
+      <w:r>
+        <w:t>六，反馈分类：把意见分为可见事实、标准判断、技术风险、市场疑问和发展建议。五类，分完再决定哪些要照做。</w:t>
+      </w:r>
+    </w:p>
+    <w:p>
+      <w:pPr>
+        <w:pStyle w:val="SpokenText"/>
+      </w:pPr>
+      <w:r>
+        <w:t>七，差距诊断：比较自评分、同伴评分和评委评分，定位最大认知差距。</w:t>
+      </w:r>
+    </w:p>
+    <w:p>
+      <w:pPr>
+        <w:pStyle w:val="SpokenText"/>
+      </w:pPr>
+      <w:r>
+        <w:t>八，行动转化：每个主要问题写成下一项目的时间点、动作、证据和完成标准。没有转成下一步动作的反馈，等于没有收到。</w:t>
+      </w:r>
+    </w:p>
+    <w:p>
+      <w:pPr>
+        <w:pStyle w:val="LectureBullet"/>
+      </w:pPr>
+      <w:r/>
+      <w:r>
+        <w:rPr>
+          <w:sz w:val="19"/>
+        </w:rPr>
+        <w:t>【转场语】 这一页不是变量矩阵，是评分表的反面。</w:t>
+      </w:r>
+    </w:p>
+    <w:p>
+      <w:pPr>
+        <w:pStyle w:val="SlideTitle"/>
+      </w:pPr>
+      <w:r>
+        <w:t>幻灯片 18｜六项标准，每一项都有一条明确的失分线</w:t>
+      </w:r>
+    </w:p>
+    <w:p>
+      <w:pPr>
+        <w:pStyle w:val="SlideMeta"/>
+      </w:pPr>
+      <w:r>
+        <w:t>建议时间：2.5分钟　｜　课堂功能：失分线矩阵与20秒回答准备</w:t>
+      </w:r>
+    </w:p>
+    <w:p>
+      <w:pPr>
+        <w:pStyle w:val="LectureBullet"/>
+      </w:pPr>
+      <w:r/>
+      <w:r>
+        <w:rPr>
+          <w:sz w:val="19"/>
+        </w:rPr>
+        <w:t>【教师动作｜不发言】 先说明这是“评分表的反面”；重点念“主要风险”一列，再念“答辩指向”一列。</w:t>
+      </w:r>
+    </w:p>
+    <w:p>
+      <w:pPr/>
+      <w:r>
+        <w:rPr>
+          <w:b/>
+        </w:rPr>
+        <w:t>【教师讲稿｜可直接发言】</w:t>
+      </w:r>
+    </w:p>
+    <w:p>
+      <w:pPr>
+        <w:pStyle w:val="SpokenText"/>
+      </w:pPr>
+      <w:r>
+        <w:t>这不是变量矩阵，是评分表的反面——先看“主要风险”那一列，那是最常被扣分的地方。</w:t>
+      </w:r>
+    </w:p>
+    <w:p>
+      <w:pPr>
+        <w:pStyle w:val="SpokenText"/>
+      </w:pPr>
+      <w:r>
+        <w:t>主题：优秀是当下且独特，合格是方向清楚，主要风险是口号化，答辩指向是“为何现在”。</w:t>
+      </w:r>
+    </w:p>
+    <w:p>
+      <w:pPr>
+        <w:pStyle w:val="SpokenText"/>
+      </w:pPr>
+      <w:r>
+        <w:t>要素和审美：优秀是转译一致，合格是应用基本，主要风险是表面拼贴，答辩指向是“如何生成”。</w:t>
+      </w:r>
+    </w:p>
+    <w:p>
+      <w:pPr>
+        <w:pStyle w:val="SpokenText"/>
+      </w:pPr>
+      <w:r>
+        <w:t>整体造型：优秀是系统完整，合格是搭配协调，主要风险是呈现干扰，答辩指向是“为何这样呈现”。</w:t>
+      </w:r>
+    </w:p>
+    <w:p>
+      <w:pPr>
+        <w:pStyle w:val="SpokenText"/>
+      </w:pPr>
+      <w:r>
+        <w:t>市场定位：优秀是对象可信，合格是场景明确，主要风险是顾客虚构，答辩指向是“谁会选择”。</w:t>
+      </w:r>
+    </w:p>
+    <w:p>
+      <w:pPr>
+        <w:pStyle w:val="SpokenText"/>
+      </w:pPr>
+      <w:r>
+        <w:t>系列：优秀是统一且丰富，合格是五款成立，主要风险是重复或漂移，答辩指向是“每款角色”。</w:t>
+      </w:r>
+    </w:p>
+    <w:p>
+      <w:pPr>
+        <w:pStyle w:val="SpokenText"/>
+      </w:pPr>
+      <w:r>
+        <w:t>答辩前怎么用：逐行自评，先给自己定在“优秀”还是“合格”，再找出对应的证据在第几页。</w:t>
+      </w:r>
+    </w:p>
+    <w:p>
+      <w:pPr>
+        <w:pStyle w:val="SpokenText"/>
+      </w:pPr>
+      <w:r>
+        <w:t>答辩中怎么用：“答辩指向”那一列就是评委最可能问的问题，每一条先准备一句二十秒的回答。</w:t>
+      </w:r>
+    </w:p>
+    <w:p>
+      <w:pPr>
+        <w:pStyle w:val="SpokenText"/>
+      </w:pPr>
+      <w:r>
+        <w:t>最常见的失分我念一遍：口号化的主题、表面拼贴的元素、虚构的顾客——三项加起来能丢掉四十分。</w:t>
+      </w:r>
+    </w:p>
+    <w:p>
+      <w:pPr/>
+      <w:r>
+        <w:rPr>
+          <w:b/>
+        </w:rPr>
+        <w:t>【互动与应答预案】</w:t>
+      </w:r>
+    </w:p>
+    <w:p>
+      <w:pPr>
+        <w:pStyle w:val="LectureBullet"/>
+      </w:pPr>
+      <w:r>
+        <w:t>• 当场让每人写五句二十秒回答，同桌互相计时听一遍。</w:t>
+      </w:r>
+    </w:p>
+    <w:p>
+      <w:pPr>
+        <w:pStyle w:val="LectureBullet"/>
+      </w:pPr>
+      <w:r/>
+      <w:r>
+        <w:rPr>
+          <w:sz w:val="19"/>
+        </w:rPr>
+        <w:t>【转场语】 今天的“受控实验”做的是评审本身。</w:t>
+      </w:r>
+    </w:p>
+    <w:p>
+      <w:pPr>
+        <w:pStyle w:val="SlideTitle"/>
+      </w:pPr>
+      <w:r>
+        <w:t>幻灯片 19｜一次只改变一个主变量，保留可追踪依据</w:t>
+      </w:r>
+    </w:p>
+    <w:p>
+      <w:pPr>
+        <w:pStyle w:val="SlideMeta"/>
+      </w:pPr>
+      <w:r>
+        <w:t>建议时间：2分钟　｜　课堂功能：基准型与V1—V3（无说明·陈述·答辩·自评对照）</w:t>
+      </w:r>
+    </w:p>
+    <w:p>
+      <w:pPr>
+        <w:pStyle w:val="LectureBullet"/>
+      </w:pPr>
+      <w:r/>
+      <w:r>
+        <w:rPr>
+          <w:sz w:val="19"/>
+        </w:rPr>
+        <w:t>【教师动作｜不发言】 逐版念“记录格式”；V1的60秒记录原件不要整理，V3要用颜色标出差10分以上的格子。</w:t>
+      </w:r>
+    </w:p>
+    <w:p>
+      <w:pPr/>
+      <w:r>
+        <w:rPr>
+          <w:b/>
+        </w:rPr>
+        <w:t>【教师讲稿｜可直接发言】</w:t>
+      </w:r>
+    </w:p>
+    <w:p>
+      <w:pPr>
+        <w:pStyle w:val="SpokenText"/>
+      </w:pPr>
+      <w:r>
+        <w:t>今天的对照实验做的是评审过程本身。</w:t>
+      </w:r>
+    </w:p>
+    <w:p>
+      <w:pPr>
+        <w:pStyle w:val="SpokenText"/>
+      </w:pPr>
+      <w:r>
+        <w:t>基准型是无口头说明：评审先用六十秒只看系列板，写下主题、顾客、核心语言和最强最弱款。记录格式是——评审的六十秒手写记录原件收好，不要整理。原话就是证据。</w:t>
+      </w:r>
+    </w:p>
+    <w:p>
+      <w:pPr>
+        <w:pStyle w:val="SpokenText"/>
+      </w:pPr>
+      <w:r>
+        <w:t>V1三分钟陈述：加入设计者陈述，比较评审理解变化，检查哪些信息页面未能承担。记录格式是陈述录音加陈述后评审重写的理解；圈出“说了才知道”的那几项。那几项就是你作品集没做到的地方——因为下一次没有你在旁边解释。</w:t>
+      </w:r>
+    </w:p>
+    <w:p>
+      <w:pPr>
+        <w:pStyle w:val="SpokenText"/>
+      </w:pPr>
+      <w:r>
+        <w:t>V2证据答辩：加入研究、实验和技术证据，检查回答是否改变评价而非只增加故事。记录格式是记录每个问题、你指向的页码、还有评审表情或追问是否停止。</w:t>
+      </w:r>
+    </w:p>
+    <w:p>
+      <w:pPr>
+        <w:pStyle w:val="SpokenText"/>
+      </w:pPr>
+      <w:r>
+        <w:t>V3自评对照：比较自评、同伴和评委六维分数，定位超过十分的认知差距。记录格式是三组六维分数并列成一张表，用颜色标出差十分以上的格子。那些格子就是你最大的盲点。</w:t>
+      </w:r>
+    </w:p>
+    <w:p>
+      <w:pPr>
+        <w:pStyle w:val="LectureBullet"/>
+      </w:pPr>
+      <w:r/>
+      <w:r>
+        <w:rPr>
+          <w:sz w:val="19"/>
+        </w:rPr>
+        <w:t>【转场语】 评审会逐款问“它在这里干什么”。</w:t>
+      </w:r>
+    </w:p>
+    <w:p>
+      <w:pPr>
+        <w:pStyle w:val="SlideTitle"/>
+      </w:pPr>
+      <w:r>
+        <w:t>幻灯片 20｜五个位置，五个答案</w:t>
+      </w:r>
+    </w:p>
+    <w:p>
+      <w:pPr>
+        <w:pStyle w:val="SlideMeta"/>
+      </w:pPr>
+      <w:r>
+        <w:t>建议时间：1.5分钟　｜　课堂功能：五款的答辩任务与20秒演练</w:t>
+      </w:r>
+    </w:p>
+    <w:p>
+      <w:pPr>
+        <w:pStyle w:val="LectureBullet"/>
+      </w:pPr>
+      <w:r/>
+      <w:r>
+        <w:rPr>
+          <w:sz w:val="19"/>
+        </w:rPr>
+        <w:t>【教师动作｜不发言】 逐款念任务；最后组织“随机指一款，20秒回答”的演练。</w:t>
+      </w:r>
+    </w:p>
+    <w:p>
+      <w:pPr/>
+      <w:r>
+        <w:rPr>
+          <w:b/>
+        </w:rPr>
+        <w:t>【教师讲稿｜可直接发言】</w:t>
+      </w:r>
+    </w:p>
+    <w:p>
+      <w:pPr>
+        <w:pStyle w:val="SpokenText"/>
+      </w:pPr>
+      <w:r>
+        <w:t>答不出某一款的任务，那一款就会被当成凑数的，直接影响“统一与丰富”那二十分。</w:t>
+      </w:r>
+    </w:p>
+    <w:p>
+      <w:pPr>
+        <w:pStyle w:val="SpokenText"/>
+      </w:pPr>
+      <w:r>
+        <w:t>造型01主题入口：评审能否在第一款就识别出当下命题和核心服装语言。</w:t>
+      </w:r>
+    </w:p>
+    <w:p>
+      <w:pPr>
+        <w:pStyle w:val="SpokenText"/>
+      </w:pPr>
+      <w:r>
+        <w:t>造型02产品支撑：较易穿的一款，证明系列具备现实品类和市场延展。</w:t>
+      </w:r>
+    </w:p>
+    <w:p>
+      <w:pPr>
+        <w:pStyle w:val="SpokenText"/>
+      </w:pPr>
+      <w:r>
+        <w:t>造型03审美核心：最强的一款，整合元素、材料、结构和当代女性身体关系。</w:t>
+      </w:r>
+    </w:p>
+    <w:p>
+      <w:pPr>
+        <w:pStyle w:val="SpokenText"/>
+      </w:pPr>
+      <w:r>
+        <w:t>造型04跨度证明：用一个明显不同的品类或价位，证明规则不止适用于前三款。</w:t>
+      </w:r>
+    </w:p>
+    <w:p>
+      <w:pPr>
+        <w:pStyle w:val="SpokenText"/>
+      </w:pPr>
+      <w:r>
+        <w:t>造型05系列收束：最后一款形成记忆点，并和开场产生清楚的呼应或推进。</w:t>
+      </w:r>
+    </w:p>
+    <w:p>
+      <w:pPr>
+        <w:pStyle w:val="SpokenText"/>
+      </w:pPr>
+      <w:r>
+        <w:t>现在做答辩演练：请同伴随机指一款，你要在二十秒内说清它的任务、它的证据在第几页、删掉它系列会少什么。三件事，二十秒。</w:t>
+      </w:r>
+    </w:p>
+    <w:p>
+      <w:pPr/>
+      <w:r>
+        <w:rPr>
+          <w:b/>
+        </w:rPr>
+        <w:t>【互动与应答预案】</w:t>
+      </w:r>
+    </w:p>
+    <w:p>
+      <w:pPr>
+        <w:pStyle w:val="LectureBullet"/>
+      </w:pPr>
+      <w:r>
+        <w:t>• 两人一组各做五轮；答不满三件事的，当场在编排板上补写角色说明。</w:t>
+      </w:r>
+    </w:p>
+    <w:p>
+      <w:pPr>
+        <w:pStyle w:val="LectureBullet"/>
+      </w:pPr>
+      <w:r/>
+      <w:r>
+        <w:rPr>
+          <w:sz w:val="19"/>
+        </w:rPr>
+        <w:t>【转场语】 六项标准不重复讲，只回答证据在哪一页。</w:t>
+      </w:r>
+    </w:p>
+    <w:p>
+      <w:pPr>
+        <w:pStyle w:val="SlideTitle"/>
+      </w:pPr>
+      <w:r>
+        <w:t>幻灯片 21｜评分证据定位：六项标准不重复讲</w:t>
+      </w:r>
+    </w:p>
+    <w:p>
+      <w:pPr>
+        <w:pStyle w:val="SlideMeta"/>
+      </w:pPr>
+      <w:r>
+        <w:t>建议时间：1.5分钟　｜　课堂功能：三组指向与三条“评不了”的后果</w:t>
+      </w:r>
+    </w:p>
+    <w:p>
+      <w:pPr>
+        <w:pStyle w:val="LectureBullet"/>
+      </w:pPr>
+      <w:r/>
+      <w:r>
+        <w:rPr>
+          <w:sz w:val="19"/>
+        </w:rPr>
+        <w:t>【教师动作｜不发言】 说明本页不重复标准（标准见第6页）；三组各念“指向”与后果一句。</w:t>
+      </w:r>
+    </w:p>
+    <w:p>
+      <w:pPr/>
+      <w:r>
+        <w:rPr>
+          <w:b/>
+        </w:rPr>
+        <w:t>【教师讲稿｜可直接发言】</w:t>
+      </w:r>
+    </w:p>
+    <w:p>
+      <w:pPr>
+        <w:pStyle w:val="SpokenText"/>
+      </w:pPr>
+      <w:r>
+        <w:t>评分标准见前面的“考核依据”页；本页只规定每一项分数必须能指向的具体材料，答辩时由学生自己指出位置。</w:t>
+      </w:r>
+    </w:p>
+    <w:p>
+      <w:pPr>
+        <w:pStyle w:val="SpokenText"/>
+      </w:pPr>
+      <w:r>
+        <w:t>时代性和创意、趋势性和元素两项：指向研究证据图谱、命题卡、来源清单。说不出来源的主题，这两项按最低档记。</w:t>
+      </w:r>
+    </w:p>
+    <w:p>
+      <w:pPr>
+        <w:pStyle w:val="SpokenText"/>
+      </w:pPr>
+      <w:r>
+        <w:t>当代女性适配、整体造型美感两项：指向五款正背技术图、关键局部样、动作和穿脱记录。只有效果图、没有技术图，这两项无法评。请注意是“无法评”，不是“低分”。</w:t>
+      </w:r>
+    </w:p>
+    <w:p>
+      <w:pPr>
+        <w:pStyle w:val="SpokenText"/>
+      </w:pPr>
+      <w:r>
+        <w:t>市场和定位、统一和丰富两项：指向产品角色表、价格层级、搭配系统和五款编排。顾客写不具体，这两项一起失分。这两项加起来是四十分，所以顾客那一栏值四十分。</w:t>
+      </w:r>
+    </w:p>
+    <w:p>
+      <w:pPr>
+        <w:pStyle w:val="LectureBullet"/>
+      </w:pPr>
+      <w:r/>
+      <w:r>
+        <w:rPr>
+          <w:sz w:val="19"/>
+        </w:rPr>
+        <w:t>【转场语】 现在进入第二段考核，三十四分钟。</w:t>
+      </w:r>
+    </w:p>
+    <w:p>
+      <w:pPr>
+        <w:pStyle w:val="SlideTitle"/>
+      </w:pPr>
+      <w:r>
+        <w:t>幻灯片 22｜第2课时考核：34分钟（批评·合议·反思·计划）</w:t>
+      </w:r>
+    </w:p>
+    <w:p>
+      <w:pPr>
+        <w:pStyle w:val="SlideMeta"/>
+      </w:pPr>
+      <w:r>
+        <w:t>建议时间：34分钟　｜　课堂功能：本课时为正式考核环节，含反思写作</w:t>
+      </w:r>
+    </w:p>
+    <w:p>
+      <w:pPr>
+        <w:pStyle w:val="LectureBullet"/>
+      </w:pPr>
+      <w:r/>
+      <w:r>
+        <w:rPr>
+          <w:sz w:val="19"/>
+        </w:rPr>
+        <w:t>【教师动作｜不发言】 按页面分钟区间报时：11—19、19—27、27—35、35—45；合议时公开解释标准，不以个人偏好替代量表。</w:t>
+      </w:r>
+    </w:p>
+    <w:p>
+      <w:pPr/>
+      <w:r>
+        <w:rPr>
+          <w:b/>
+        </w:rPr>
+        <w:t>【教师讲稿｜可直接发言】</w:t>
+      </w:r>
+    </w:p>
+    <w:p>
+      <w:pPr>
+        <w:pStyle w:val="SpokenText"/>
+      </w:pPr>
+      <w:r>
+        <w:t>最后五分钟必须写下下一步动作，不能只停留在讨论。</w:t>
+      </w:r>
+    </w:p>
+    <w:p>
+      <w:pPr>
+        <w:pStyle w:val="SpokenText"/>
+      </w:pPr>
+      <w:r>
+        <w:t>第一，同伴批评，八分钟：同学按同一标准写一项最清楚证据、一项未成立判断和一项可行修改。三项，写在纸上交给对方。</w:t>
+      </w:r>
+    </w:p>
+    <w:p>
+      <w:pPr>
+        <w:pStyle w:val="SpokenText"/>
+      </w:pPr>
+      <w:r>
+        <w:t>第二，评分合议，八分钟：教师公开解释标准和证据类型，处理分歧但不以个人偏好替代量表。有异议的同学现在可以提，但要指向标准的哪一条。</w:t>
+      </w:r>
+    </w:p>
+    <w:p>
+      <w:pPr>
+        <w:pStyle w:val="SpokenText"/>
+      </w:pPr>
+      <w:r>
+        <w:t>第三，反思写作，八分钟：完成决定、结果、原因、迁移四栏，避免只写感受和分数。</w:t>
+      </w:r>
+    </w:p>
+    <w:p>
+      <w:pPr>
+        <w:pStyle w:val="SpokenText"/>
+      </w:pPr>
+      <w:r>
+        <w:t>第四，下一项目计划，十分钟：建立研究、实验、中期编辑、技术验证和呈现五个未来检查点。</w:t>
+      </w:r>
+    </w:p>
+    <w:p>
+      <w:pPr>
+        <w:pStyle w:val="SpokenText"/>
+      </w:pPr>
+      <w:r>
+        <w:t>课程结束：把六项评分证据和反思行动表带入下一次独立设计实践。没有转成下一步动作的反馈，等于没有收到。</w:t>
+      </w:r>
+    </w:p>
+    <w:p>
+      <w:pPr/>
+      <w:r>
+        <w:rPr>
+          <w:b/>
+        </w:rPr>
+        <w:t>【互动与应答预案】</w:t>
+      </w:r>
+    </w:p>
+    <w:p>
+      <w:pPr>
+        <w:pStyle w:val="LectureBullet"/>
+      </w:pPr>
+      <w:r>
+        <w:t>• 合议时对每一处分歧都要回到“证据在哪一页”，不作风格辩论。</w:t>
+      </w:r>
+    </w:p>
+    <w:p>
+      <w:pPr>
+        <w:pStyle w:val="LectureBullet"/>
+      </w:pPr>
+      <w:r>
+        <w:t>• 反思写作时巡视，见到只写感受的，提醒“四栏：决定、结果、原因、迁移”。</w:t>
+      </w:r>
+    </w:p>
+    <w:p>
+      <w:pPr>
+        <w:pStyle w:val="LectureBullet"/>
+      </w:pPr>
+      <w:r/>
+      <w:r>
+        <w:rPr>
+          <w:sz w:val="19"/>
+        </w:rPr>
+        <w:t>【转场语】 这是本学期最后一次提交。</w:t>
+      </w:r>
+    </w:p>
+    <w:p>
+      <w:pPr>
+        <w:pStyle w:val="SlideTitle"/>
+      </w:pPr>
+      <w:r>
+        <w:t>幻灯片 23｜把你的作品摊开，对着这六项逐条指认证据</w:t>
+      </w:r>
+    </w:p>
+    <w:p>
+      <w:pPr>
+        <w:pStyle w:val="SlideMeta"/>
+      </w:pPr>
+      <w:r>
+        <w:t xml:space="preserve">建议时间：3分钟　｜　课堂功能：期末六项评分与自己材料的对照</w:t>
+      </w:r>
+    </w:p>
+    <w:p>
+      <w:pPr>
+        <w:pStyle w:val="LectureBullet"/>
+      </w:pPr>
+      <w:r>
+        <w:t xml:space="preserve">【教师动作｜不发言】 逐行念表；在第四项和第六项停顿并强调合计四十分</w:t>
       </w:r>
     </w:p>
     <w:p>
@@ -2148,7 +3068,7 @@
         <w:pStyle w:val="SpokenText"/>
       </w:pPr>
       <w:r>
-        <w:t xml:space="preserve">清华大学美术学院周玉清。答辩要讲的就是这条链——主题板、材料工艺、效果图，三张之间不能断。</w:t>
+        <w:t xml:space="preserve">期末一百分就是这六项。答辩前自己先走一遍——指不出证据的项，就是会丢的分。</w:t>
       </w:r>
     </w:p>
     <w:p>
@@ -2156,7 +3076,7 @@
         <w:pStyle w:val="SpokenText"/>
       </w:pPr>
       <w:r>
-        <w:t xml:space="preserve">左边两张对应期末第一项和第二项：主题的时代性与创意、元素提炼是否符合趋势。</w:t>
+        <w:t xml:space="preserve">第一项，灵感和主题具有时代性与创意，十分，看你的主题来源卡、调研图谱和命题卡。</w:t>
       </w:r>
     </w:p>
     <w:p>
@@ -2164,7 +3084,7 @@
         <w:pStyle w:val="SpokenText"/>
       </w:pPr>
       <w:r>
-        <w:t xml:space="preserve">中间这张大图对应第四项：系列效果图的整体造型美观，占二十分。</w:t>
+        <w:t xml:space="preserve">第二项，提炼的设计元素符合当下趋势与审美，十分，看元素卡和形态抽象页。</w:t>
       </w:r>
     </w:p>
     <w:p>
@@ -2172,7 +3092,7 @@
         <w:pStyle w:val="SpokenText"/>
       </w:pPr>
       <w:r>
-        <w:t xml:space="preserve">而四套之间必须结构有别、语言一致，这对应第六项：风格鲜明并统一、造型搭配丰富，也是二十分。</w:t>
+        <w:t xml:space="preserve">第三项，款式设计符合当代女性审美趋势，二十分，看穿着者画像、身体触点图和五款结构。</w:t>
       </w:r>
     </w:p>
     <w:p>
@@ -2180,7 +3100,31 @@
         <w:pStyle w:val="SpokenText"/>
       </w:pPr>
       <w:r>
-        <w:t xml:space="preserve">答辩自查：把你的三张板并排，问自己——评审只看图，能不能走完这条链？断在哪一张，就先补那一张。</w:t>
+        <w:t xml:space="preserve">第四项，系列效果图整体造型美观，二十分，看五款效果图，还要附 AI 使用记录表。</w:t>
+      </w:r>
+    </w:p>
+    <w:p>
+      <w:pPr>
+        <w:pStyle w:val="SpokenText"/>
+      </w:pPr>
+      <w:r>
+        <w:t xml:space="preserve">第五项，设计具有鲜明市场性和准确定位，二十分，看产品角色梯度、Line-up 板和价格层级。</w:t>
+      </w:r>
+    </w:p>
+    <w:p>
+      <w:pPr>
+        <w:pStyle w:val="SpokenText"/>
+      </w:pPr>
+      <w:r>
+        <w:t xml:space="preserve">第六项，风格鲜明统一、产品造型搭配丰富，二十分，看 Line-up 板加上结构变化判定的五款对照。</w:t>
+      </w:r>
+    </w:p>
+    <w:p>
+      <w:pPr>
+        <w:pStyle w:val="SpokenText"/>
+      </w:pPr>
+      <w:r>
+        <w:t xml:space="preserve">第四项和第六项合计四十分，正好是最容易被忽略的两项——效果图的整体感，和五款之间“结构真的不同”。这两项在第11、13、15周都练过，答辩前再核一次。</w:t>
       </w:r>
     </w:p>
     <w:p>
@@ -2197,7 +3141,7 @@
         <w:pStyle w:val="LectureBullet"/>
       </w:pPr>
       <w:r>
-        <w:t xml:space="preserve">• 请学生指出自己最弱的那一张是哪一张，并说明打算怎么补。</w:t>
+        <w:t xml:space="preserve">• 请每个人当场在自己的板上贴六张便签，写上①到⑥，指不出证据的那一项空着。</w:t>
       </w:r>
     </w:p>
     <w:p>
@@ -2205,7 +3149,7 @@
         <w:pStyle w:val="LectureBullet"/>
       </w:pPr>
       <w:r>
-        <w:t xml:space="preserve">【转场语】 把六项标准逐条对一遍。</w:t>
+        <w:t xml:space="preserve">【转场语】 最后把 Line-up 定稿。</w:t>
       </w:r>
     </w:p>
     <w:p>
@@ -2213,7 +3157,7 @@
         <w:pStyle w:val="SlideTitle"/>
       </w:pPr>
       <w:r>
-        <w:t>幻灯片 15｜从判断进入制作、编辑与反馈</w:t>
+        <w:t>幻灯片 24｜Line-up 定稿：外套、内层、下装要在一张板上说完</w:t>
       </w:r>
     </w:p>
     <w:p>
@@ -2221,7 +3165,113 @@
         <w:pStyle w:val="SlideMeta"/>
       </w:pPr>
       <w:r>
-        <w:t>建议时间：0.5分钟　｜　课堂功能：第2课时开场分隔</w:t>
+        <w:t xml:space="preserve">建议时间：2.5分钟　｜　课堂功能：答辩用 Line-up 板的四项规格</w:t>
+      </w:r>
+    </w:p>
+    <w:p>
+      <w:pPr>
+        <w:pStyle w:val="LectureBullet"/>
+      </w:pPr>
+      <w:r>
+        <w:t xml:space="preserve">【教师动作｜不发言】 逐条念四张卡；最后把两分钟答辩版本念一遍</w:t>
+      </w:r>
+    </w:p>
+    <w:p>
+      <w:pPr/>
+      <w:r>
+        <w:rPr>
+          <w:b/>
+        </w:rPr>
+        <w:t xml:space="preserve">【教师讲稿｜可直接发言】</w:t>
+      </w:r>
+    </w:p>
+    <w:p>
+      <w:pPr>
+        <w:pStyle w:val="SpokenText"/>
+      </w:pPr>
+      <w:r>
+        <w:t xml:space="preserve">答辩时评委先看这一张。它讲不清楚，后面讲什么都补不回来。</w:t>
+      </w:r>
+    </w:p>
+    <w:p>
+      <w:pPr>
+        <w:pStyle w:val="SpokenText"/>
+      </w:pPr>
+      <w:r>
+        <w:t xml:space="preserve">第一，五款并排：同一视平线、同一比例、同一背景。三者任何一项不统一，都会让人以为你在遮掩。统一以后再看，缺陷才暴露得出来。</w:t>
+      </w:r>
+    </w:p>
+    <w:p>
+      <w:pPr>
+        <w:pStyle w:val="SpokenText"/>
+      </w:pPr>
+      <w:r>
+        <w:t xml:space="preserve">第二，品类构成条：每款下面标出外套、上装、下装、内层、配件，用同一套图例。空一列，就是系列的空缺。</w:t>
+      </w:r>
+    </w:p>
+    <w:p>
+      <w:pPr>
+        <w:pStyle w:val="SpokenText"/>
+      </w:pPr>
+      <w:r>
+        <w:t xml:space="preserve">第三，角色与顺序：形象款、核心产品款、过渡款、引流款标清楚，顺序本身就是论证。为什么第一套是它——要能答。</w:t>
+      </w:r>
+    </w:p>
+    <w:p>
+      <w:pPr>
+        <w:pStyle w:val="SpokenText"/>
+      </w:pPr>
+      <w:r>
+        <w:t xml:space="preserve">第四，一句话概念：整块板顶上写一句四十五字以内的概念句，要和第13周那一句对得上。对不上，说明你中途换过题。</w:t>
+      </w:r>
+    </w:p>
+    <w:p>
+      <w:pPr>
+        <w:pStyle w:val="SpokenText"/>
+      </w:pPr>
+      <w:r>
+        <w:t xml:space="preserve">答辩两分钟的版本是这样：概念句一句，Line-up 指认三句——常量、变量、角色，证据一句——哪一套做了实物，下一步一句。练到不看稿。</w:t>
+      </w:r>
+    </w:p>
+    <w:p>
+      <w:pPr/>
+      <w:r>
+        <w:rPr>
+          <w:b/>
+        </w:rPr>
+        <w:t xml:space="preserve">【互动与应答预案】</w:t>
+      </w:r>
+    </w:p>
+    <w:p>
+      <w:pPr>
+        <w:pStyle w:val="LectureBullet"/>
+      </w:pPr>
+      <w:r>
+        <w:t xml:space="preserve">• 两人一组，互相掐表两分钟，超时的当场删句子。</w:t>
+      </w:r>
+    </w:p>
+    <w:p>
+      <w:pPr>
+        <w:pStyle w:val="LectureBullet"/>
+      </w:pPr>
+      <w:r>
+        <w:t xml:space="preserve">【转场语】 下课前写完一句话小结再走。</w:t>
+      </w:r>
+    </w:p>
+    <w:p>
+      <w:pPr>
+        <w:pStyle w:val="SlideTitle"/>
+      </w:pPr>
+      <w:r>
+        <w:t>幻灯片 25｜提交板面必须让评审者快速找到四类证据</w:t>
+      </w:r>
+    </w:p>
+    <w:p>
+      <w:pPr>
+        <w:pStyle w:val="SlideMeta"/>
+      </w:pPr>
+      <w:r>
+        <w:t>建议时间：1.5分钟　｜　课堂功能：四类提交证据与不合格样态（最后一次提交）</w:t>
       </w:r>
     </w:p>
     <w:p>
@@ -2233,7 +3283,7 @@
         <w:rPr>
           <w:sz w:val="19"/>
         </w:rPr>
-        <w:t>【教师动作｜不发言】 宣布节奏：方法与评分依据8分钟、考核34分钟、归档与收尾3分钟。</w:t>
+        <w:t>【教师动作｜不发言】 先强调“考核结束后不再接收任何补充材料”；再念四类与不合格。</w:t>
       </w:r>
     </w:p>
     <w:p>
@@ -2250,7 +3300,7 @@
         <w:pStyle w:val="SpokenText"/>
       </w:pPr>
       <w:r>
-        <w:t>第1课时完成陈列、陈述、问答与评分；第2课时进入合议、反思与下一步计划。</w:t>
+        <w:t>这是本学期最后一次提交，考核结束后不再接收任何补充材料。</w:t>
       </w:r>
     </w:p>
     <w:p>
@@ -2258,7 +3308,31 @@
         <w:pStyle w:val="SpokenText"/>
       </w:pPr>
       <w:r>
-        <w:t>节奏是：方法与评分依据八分钟、考核三十四分钟、归档与收尾三分钟。</w:t>
+        <w:t>第一，最终系列全套：五款系列板、正背技术图、材料色彩、整体造型、市场定位和完整来源。不合格的样子是正背技术图缺失，或来源、图注不完整——直接影响“趋势性与元素”的评分。</w:t>
+      </w:r>
+    </w:p>
+    <w:p>
+      <w:pPr>
+        <w:pStyle w:val="SpokenText"/>
+      </w:pPr>
+      <w:r>
+        <w:t>第二，实践证据包：样衣或关键样片、实验前后对照、连接材料测试和修改日志。不合格的样子是没有实物样片或前后对照照片，“整体造型”只能凭效果图打分。</w:t>
+      </w:r>
+    </w:p>
+    <w:p>
+      <w:pPr>
+        <w:pStyle w:val="SpokenText"/>
+      </w:pPr>
+      <w:r>
+        <w:t>第三，答辩和评价归档：三分钟陈述稿、问答记录、六项评分表、同伴反馈和教师意见。不合格的样子是问答记录留空——合议时无从复核，分数以现场记录为准。</w:t>
+      </w:r>
+    </w:p>
+    <w:p>
+      <w:pPr>
+        <w:pStyle w:val="SpokenText"/>
+      </w:pPr>
+      <w:r>
+        <w:t>第四，反思和行动表：八百到一千字，含三项能力证据、三项盲点和五个下一项目检查点。不合格的样子是只写感受和分数，没有三项能力证据、三项盲点、五个检查点，视为未完成。</w:t>
       </w:r>
     </w:p>
     <w:p>
@@ -2270,7 +3344,7 @@
         <w:rPr>
           <w:sz w:val="19"/>
         </w:rPr>
-        <w:t>【转场语】 先给你们八个动作。</w:t>
+        <w:t>【转场语】 最后一次同伴讲评。</w:t>
       </w:r>
     </w:p>
     <w:p>
@@ -2278,7 +3352,7 @@
         <w:pStyle w:val="SlideTitle"/>
       </w:pPr>
       <w:r>
-        <w:t>幻灯片 16｜用八个动作推进设计，不用空泛形容词</w:t>
+        <w:t>幻灯片 26｜反馈只使用“证据—判断—动作”</w:t>
       </w:r>
     </w:p>
     <w:p>
@@ -2286,7 +3360,7 @@
         <w:pStyle w:val="SlideMeta"/>
       </w:pPr>
       <w:r>
-        <w:t>建议时间：2分钟　｜　课堂功能：八个考核与反思操作动词</w:t>
+        <w:t>建议时间：1.5分钟　｜　课堂功能：同伴讲评四段格式（最后一次）</w:t>
       </w:r>
     </w:p>
     <w:p>
@@ -2298,7 +3372,7 @@
         <w:rPr>
           <w:sz w:val="19"/>
         </w:rPr>
-        <w:t>【教师动作｜不发言】 快速念八个动词；在“问题复述”与“行动转化”两处停顿。</w:t>
+        <w:t>【教师动作｜不发言】 四段各念一句“本周指向”；在取舍与行动两段停顿。</w:t>
       </w:r>
     </w:p>
     <w:p>
@@ -2315,7 +3389,7 @@
         <w:pStyle w:val="SpokenText"/>
       </w:pPr>
       <w:r>
-        <w:t>每个动作都必须产生可比较的前后版本。</w:t>
+        <w:t>禁止只说好看、不好看、再丰富一点。</w:t>
       </w:r>
     </w:p>
     <w:p>
@@ -2323,7 +3397,7 @@
         <w:pStyle w:val="SpokenText"/>
       </w:pPr>
       <w:r>
-        <w:t>一，提交核验：按文件、版面、样衣样片、来源、命名和备份清单逐项签字。</w:t>
+        <w:t>证据：这周指向是——指出是第几款、第几页；这周不接受“整体感觉”这种说法。</w:t>
       </w:r>
     </w:p>
     <w:p>
@@ -2331,7 +3405,7 @@
         <w:pStyle w:val="SpokenText"/>
       </w:pPr>
       <w:r>
-        <w:t>二，三分钟陈述：用主题和当下、元素和实验、系列和市场、价值结论四段完成陈述。</w:t>
+        <w:t>因果：这周指向是——把判断对到六项标准中的具体一项，说出是哪十分或哪二十分。</w:t>
       </w:r>
     </w:p>
     <w:p>
@@ -2339,7 +3413,7 @@
         <w:pStyle w:val="SpokenText"/>
       </w:pPr>
       <w:r>
-        <w:t>三，证据指认：回答时直接指出页码、图像、样片或技术细节，不用抽象口号替代。</w:t>
+        <w:t>取舍：这周指向是——这是最后一次批评。说清楚哪一项是这学期就该改掉的习惯。不是这一件作品的问题，是习惯的问题。</w:t>
       </w:r>
     </w:p>
     <w:p>
@@ -2347,39 +3421,24 @@
         <w:pStyle w:val="SpokenText"/>
       </w:pPr>
       <w:r>
-        <w:t>四，问题复述：先复述评委问题和评价维度，再给判断、证据、限制和下一步。先复述——这个动作能给你三秒钟思考，也能确认你没听错。</w:t>
-      </w:r>
-    </w:p>
-    <w:p>
-      <w:pPr>
-        <w:pStyle w:val="SpokenText"/>
-      </w:pPr>
-      <w:r>
-        <w:t>五，六项评分：评委依据官方六项标准独立记录分数和一句证据，再进入合议。</w:t>
-      </w:r>
-    </w:p>
-    <w:p>
-      <w:pPr>
-        <w:pStyle w:val="SpokenText"/>
-      </w:pPr>
-      <w:r>
-        <w:t>六，反馈分类：把意见分为可见事实、标准判断、技术风险、市场疑问和发展建议。五类，分完再决定哪些要照做。</w:t>
-      </w:r>
-    </w:p>
-    <w:p>
-      <w:pPr>
-        <w:pStyle w:val="SpokenText"/>
-      </w:pPr>
-      <w:r>
-        <w:t>七，差距诊断：比较自评分、同伴评分和评委评分，定位最大认知差距。</w:t>
-      </w:r>
-    </w:p>
-    <w:p>
-      <w:pPr>
-        <w:pStyle w:val="SpokenText"/>
-      </w:pPr>
-      <w:r>
-        <w:t>八，行动转化：每个主要问题写成下一项目的时间点、动作、证据和完成标准。没有转成下一步动作的反馈，等于没有收到。</w:t>
+        <w:t>行动：这周指向是——给同学写下一个项目的第一个动作，不是“继续加油”。</w:t>
+      </w:r>
+    </w:p>
+    <w:p>
+      <w:pPr/>
+      <w:r>
+        <w:rPr>
+          <w:b/>
+        </w:rPr>
+        <w:t>【互动与应答预案】</w:t>
+      </w:r>
+    </w:p>
+    <w:p>
+      <w:pPr>
+        <w:pStyle w:val="LectureBullet"/>
+      </w:pPr>
+      <w:r>
+        <w:t>• 听到“继续加油”时介入：“写一个具体动作，比如‘下个项目第一周先做十五项证据采样’。”</w:t>
       </w:r>
     </w:p>
     <w:p>
@@ -2391,7 +3450,7 @@
         <w:rPr>
           <w:sz w:val="19"/>
         </w:rPr>
-        <w:t>【转场语】 这一页不是变量矩阵，是评分表的反面。</w:t>
+        <w:t>【转场语】 最终评价的六项，我再念一次完整表述。</w:t>
       </w:r>
     </w:p>
     <w:p>
@@ -2399,7 +3458,7 @@
         <w:pStyle w:val="SlideTitle"/>
       </w:pPr>
       <w:r>
-        <w:t>幻灯片 17｜六项标准，每一项都有一条明确的失分线</w:t>
+        <w:t>幻灯片 27｜第16周终检：最终成果是否达到课程目标的完成度</w:t>
       </w:r>
     </w:p>
     <w:p>
@@ -2407,7 +3466,7 @@
         <w:pStyle w:val="SlideMeta"/>
       </w:pPr>
       <w:r>
-        <w:t>建议时间：2.5分钟　｜　课堂功能：失分线矩阵与20秒回答准备</w:t>
+        <w:t>建议时间：1.5分钟　｜　课堂功能：六项终结性评价的完整表述与达成判定</w:t>
       </w:r>
     </w:p>
     <w:p>
@@ -2419,7 +3478,7 @@
         <w:rPr>
           <w:sz w:val="19"/>
         </w:rPr>
-        <w:t>【教师动作｜不发言】 先说明这是“评分表的反面”；重点念“主要风险”一列，再念“答辩指向”一列。</w:t>
+        <w:t>【教师动作｜不发言】 念六项完整表述与权重；说明标记为“达成／部分达成／未达成”，并写下证据位置。</w:t>
       </w:r>
     </w:p>
     <w:p>
@@ -2436,7 +3495,7 @@
         <w:pStyle w:val="SpokenText"/>
       </w:pPr>
       <w:r>
-        <w:t>这不是变量矩阵，是评分表的反面——先看“主要风险”那一列，那是最常被扣分的地方。</w:t>
+        <w:t>标记为“达成、部分达成、未达成”，并写下证据位置。</w:t>
       </w:r>
     </w:p>
     <w:p>
@@ -2444,7 +3503,7 @@
         <w:pStyle w:val="SpokenText"/>
       </w:pPr>
       <w:r>
-        <w:t>主题：优秀是当下且独特，合格是方向清楚，主要风险是口号化，答辩指向是“为何现在”。</w:t>
+        <w:t>主题、时效性和创意占百分之十：主题明确，回应当下语境，并体现独立、非套用的创造性。</w:t>
       </w:r>
     </w:p>
     <w:p>
@@ -2452,7 +3511,7 @@
         <w:pStyle w:val="SpokenText"/>
       </w:pPr>
       <w:r>
-        <w:t>要素和审美：优秀是转译一致，合格是应用基本，主要风险是表面拼贴，答辩指向是“如何生成”。</w:t>
+        <w:t>设计元素、流行趋势和审美占百分之十：元素提取和趋势研究有依据，转译形成协调而非表面拼贴。</w:t>
       </w:r>
     </w:p>
     <w:p>
@@ -2460,7 +3519,7 @@
         <w:pStyle w:val="SpokenText"/>
       </w:pPr>
       <w:r>
-        <w:t>整体造型：优秀是系统完整，合格是搭配协调，主要风险是呈现干扰，答辩指向是“为何这样呈现”。</w:t>
+        <w:t>当代女装审美占百分之二十：系列体现对当代女性身体、生活方式和审美价值的理解。</w:t>
       </w:r>
     </w:p>
     <w:p>
@@ -2468,7 +3527,7 @@
         <w:pStyle w:val="SpokenText"/>
       </w:pPr>
       <w:r>
-        <w:t>市场定位：优秀是对象可信，合格是场景明确，主要风险是顾客虚构，答辩指向是“谁会选择”。</w:t>
+        <w:t>整体造型占百分之二十：服装、搭配、色彩、材料、姿态和呈现共同服务设计主题。</w:t>
       </w:r>
     </w:p>
     <w:p>
@@ -2476,7 +3535,7 @@
         <w:pStyle w:val="SpokenText"/>
       </w:pPr>
       <w:r>
-        <w:t>系列：优秀是统一且丰富，合格是五款成立，主要风险是重复或漂移，答辩指向是“每款角色”。</w:t>
+        <w:t>市场定位占百分之二十：目标顾客、穿着场景、产品角色和市场位置清楚且可信。</w:t>
       </w:r>
     </w:p>
     <w:p>
@@ -2484,40 +3543,7 @@
         <w:pStyle w:val="SpokenText"/>
       </w:pPr>
       <w:r>
-        <w:t>答辩前怎么用：逐行自评，先给自己定在“优秀”还是“合格”，再找出对应的证据在第几页。</w:t>
-      </w:r>
-    </w:p>
-    <w:p>
-      <w:pPr>
-        <w:pStyle w:val="SpokenText"/>
-      </w:pPr>
-      <w:r>
-        <w:t>答辩中怎么用：“答辩指向”那一列就是评委最可能问的问题，每一条先准备一句二十秒的回答。</w:t>
-      </w:r>
-    </w:p>
-    <w:p>
-      <w:pPr>
-        <w:pStyle w:val="SpokenText"/>
-      </w:pPr>
-      <w:r>
-        <w:t>最常见的失分我念一遍：口号化的主题、表面拼贴的元素、虚构的顾客——三项加起来能丢掉四十分。</w:t>
-      </w:r>
-    </w:p>
-    <w:p>
-      <w:pPr/>
-      <w:r>
-        <w:rPr>
-          <w:b/>
-        </w:rPr>
-        <w:t>【互动与应答预案】</w:t>
-      </w:r>
-    </w:p>
-    <w:p>
-      <w:pPr>
-        <w:pStyle w:val="LectureBullet"/>
-      </w:pPr>
-      <w:r>
-        <w:t>• 当场让每人写五句二十秒回答，同桌互相计时听一遍。</w:t>
+        <w:t>统一和丰富占百分之二十：五款共享明确的系列语言，同时在角色、品类、搭配和造型强度上形成跨度。</w:t>
       </w:r>
     </w:p>
     <w:p>
@@ -2529,7 +3555,7 @@
         <w:rPr>
           <w:sz w:val="19"/>
         </w:rPr>
-        <w:t>【转场语】 今天的“受控实验”做的是评审本身。</w:t>
+        <w:t>【转场语】 课程到此结束，但方法要带得走。</w:t>
       </w:r>
     </w:p>
     <w:p>
@@ -2537,7 +3563,7 @@
         <w:pStyle w:val="SlideTitle"/>
       </w:pPr>
       <w:r>
-        <w:t>幻灯片 18｜一次只改变一个主变量，保留可追踪依据</w:t>
+        <w:t>幻灯片 28｜课程归档：这套方法要能被你自己再调用一次</w:t>
       </w:r>
     </w:p>
     <w:p>
@@ -2545,7 +3571,7 @@
         <w:pStyle w:val="SlideMeta"/>
       </w:pPr>
       <w:r>
-        <w:t>建议时间：2分钟　｜　课堂功能：基准型与V1—V3（无说明·陈述·答辩·自评对照）</w:t>
+        <w:t>建议时间：2分钟　｜　课堂功能：归档两项、带走两项（全课程收束）</w:t>
       </w:r>
     </w:p>
     <w:p>
@@ -2557,7 +3583,7 @@
         <w:rPr>
           <w:sz w:val="19"/>
         </w:rPr>
-        <w:t>【教师动作｜不发言】 逐版念“记录格式”；V1的60秒记录原件不要整理，V3要用颜色标出差10分以上的格子。</w:t>
+        <w:t>【教师动作｜不发言】 逐项念；在“失败清单”与“五个检查点”两处停顿；语速放慢。</w:t>
       </w:r>
     </w:p>
     <w:p>
@@ -2574,948 +3600,6 @@
         <w:pStyle w:val="SpokenText"/>
       </w:pPr>
       <w:r>
-        <w:t>今天的对照实验做的是评审过程本身。</w:t>
-      </w:r>
-    </w:p>
-    <w:p>
-      <w:pPr>
-        <w:pStyle w:val="SpokenText"/>
-      </w:pPr>
-      <w:r>
-        <w:t>基准型是无口头说明：评审先用六十秒只看系列板，写下主题、顾客、核心语言和最强最弱款。记录格式是——评审的六十秒手写记录原件收好，不要整理。原话就是证据。</w:t>
-      </w:r>
-    </w:p>
-    <w:p>
-      <w:pPr>
-        <w:pStyle w:val="SpokenText"/>
-      </w:pPr>
-      <w:r>
-        <w:t>V1三分钟陈述：加入设计者陈述，比较评审理解变化，检查哪些信息页面未能承担。记录格式是陈述录音加陈述后评审重写的理解；圈出“说了才知道”的那几项。那几项就是你作品集没做到的地方——因为下一次没有你在旁边解释。</w:t>
-      </w:r>
-    </w:p>
-    <w:p>
-      <w:pPr>
-        <w:pStyle w:val="SpokenText"/>
-      </w:pPr>
-      <w:r>
-        <w:t>V2证据答辩：加入研究、实验和技术证据，检查回答是否改变评价而非只增加故事。记录格式是记录每个问题、你指向的页码、还有评审表情或追问是否停止。</w:t>
-      </w:r>
-    </w:p>
-    <w:p>
-      <w:pPr>
-        <w:pStyle w:val="SpokenText"/>
-      </w:pPr>
-      <w:r>
-        <w:t>V3自评对照：比较自评、同伴和评委六维分数，定位超过十分的认知差距。记录格式是三组六维分数并列成一张表，用颜色标出差十分以上的格子。那些格子就是你最大的盲点。</w:t>
-      </w:r>
-    </w:p>
-    <w:p>
-      <w:pPr>
-        <w:pStyle w:val="LectureBullet"/>
-      </w:pPr>
-      <w:r/>
-      <w:r>
-        <w:rPr>
-          <w:sz w:val="19"/>
-        </w:rPr>
-        <w:t>【转场语】 评审会逐款问“它在这里干什么”。</w:t>
-      </w:r>
-    </w:p>
-    <w:p>
-      <w:pPr>
-        <w:pStyle w:val="SlideTitle"/>
-      </w:pPr>
-      <w:r>
-        <w:t>幻灯片 19｜五个位置，五个答案</w:t>
-      </w:r>
-    </w:p>
-    <w:p>
-      <w:pPr>
-        <w:pStyle w:val="SlideMeta"/>
-      </w:pPr>
-      <w:r>
-        <w:t>建议时间：1.5分钟　｜　课堂功能：五款的答辩任务与20秒演练</w:t>
-      </w:r>
-    </w:p>
-    <w:p>
-      <w:pPr>
-        <w:pStyle w:val="LectureBullet"/>
-      </w:pPr>
-      <w:r/>
-      <w:r>
-        <w:rPr>
-          <w:sz w:val="19"/>
-        </w:rPr>
-        <w:t>【教师动作｜不发言】 逐款念任务；最后组织“随机指一款，20秒回答”的演练。</w:t>
-      </w:r>
-    </w:p>
-    <w:p>
-      <w:pPr/>
-      <w:r>
-        <w:rPr>
-          <w:b/>
-        </w:rPr>
-        <w:t>【教师讲稿｜可直接发言】</w:t>
-      </w:r>
-    </w:p>
-    <w:p>
-      <w:pPr>
-        <w:pStyle w:val="SpokenText"/>
-      </w:pPr>
-      <w:r>
-        <w:t>答不出某一款的任务，那一款就会被当成凑数的，直接影响“统一与丰富”那二十分。</w:t>
-      </w:r>
-    </w:p>
-    <w:p>
-      <w:pPr>
-        <w:pStyle w:val="SpokenText"/>
-      </w:pPr>
-      <w:r>
-        <w:t>造型01主题入口：评审能否在第一款就识别出当下命题和核心服装语言。</w:t>
-      </w:r>
-    </w:p>
-    <w:p>
-      <w:pPr>
-        <w:pStyle w:val="SpokenText"/>
-      </w:pPr>
-      <w:r>
-        <w:t>造型02产品支撑：较易穿的一款，证明系列具备现实品类和市场延展。</w:t>
-      </w:r>
-    </w:p>
-    <w:p>
-      <w:pPr>
-        <w:pStyle w:val="SpokenText"/>
-      </w:pPr>
-      <w:r>
-        <w:t>造型03审美核心：最强的一款，整合元素、材料、结构和当代女性身体关系。</w:t>
-      </w:r>
-    </w:p>
-    <w:p>
-      <w:pPr>
-        <w:pStyle w:val="SpokenText"/>
-      </w:pPr>
-      <w:r>
-        <w:t>造型04跨度证明：用一个明显不同的品类或价位，证明规则不止适用于前三款。</w:t>
-      </w:r>
-    </w:p>
-    <w:p>
-      <w:pPr>
-        <w:pStyle w:val="SpokenText"/>
-      </w:pPr>
-      <w:r>
-        <w:t>造型05系列收束：最后一款形成记忆点，并和开场产生清楚的呼应或推进。</w:t>
-      </w:r>
-    </w:p>
-    <w:p>
-      <w:pPr>
-        <w:pStyle w:val="SpokenText"/>
-      </w:pPr>
-      <w:r>
-        <w:t>现在做答辩演练：请同伴随机指一款，你要在二十秒内说清它的任务、它的证据在第几页、删掉它系列会少什么。三件事，二十秒。</w:t>
-      </w:r>
-    </w:p>
-    <w:p>
-      <w:pPr/>
-      <w:r>
-        <w:rPr>
-          <w:b/>
-        </w:rPr>
-        <w:t>【互动与应答预案】</w:t>
-      </w:r>
-    </w:p>
-    <w:p>
-      <w:pPr>
-        <w:pStyle w:val="LectureBullet"/>
-      </w:pPr>
-      <w:r>
-        <w:t>• 两人一组各做五轮；答不满三件事的，当场在编排板上补写角色说明。</w:t>
-      </w:r>
-    </w:p>
-    <w:p>
-      <w:pPr>
-        <w:pStyle w:val="LectureBullet"/>
-      </w:pPr>
-      <w:r/>
-      <w:r>
-        <w:rPr>
-          <w:sz w:val="19"/>
-        </w:rPr>
-        <w:t>【转场语】 六项标准不重复讲，只回答证据在哪一页。</w:t>
-      </w:r>
-    </w:p>
-    <w:p>
-      <w:pPr>
-        <w:pStyle w:val="SlideTitle"/>
-      </w:pPr>
-      <w:r>
-        <w:t>幻灯片 20｜评分证据定位：六项标准不重复讲</w:t>
-      </w:r>
-    </w:p>
-    <w:p>
-      <w:pPr>
-        <w:pStyle w:val="SlideMeta"/>
-      </w:pPr>
-      <w:r>
-        <w:t>建议时间：1.5分钟　｜　课堂功能：三组指向与三条“评不了”的后果</w:t>
-      </w:r>
-    </w:p>
-    <w:p>
-      <w:pPr>
-        <w:pStyle w:val="LectureBullet"/>
-      </w:pPr>
-      <w:r/>
-      <w:r>
-        <w:rPr>
-          <w:sz w:val="19"/>
-        </w:rPr>
-        <w:t>【教师动作｜不发言】 说明本页不重复标准（标准见第6页）；三组各念“指向”与后果一句。</w:t>
-      </w:r>
-    </w:p>
-    <w:p>
-      <w:pPr/>
-      <w:r>
-        <w:rPr>
-          <w:b/>
-        </w:rPr>
-        <w:t>【教师讲稿｜可直接发言】</w:t>
-      </w:r>
-    </w:p>
-    <w:p>
-      <w:pPr>
-        <w:pStyle w:val="SpokenText"/>
-      </w:pPr>
-      <w:r>
-        <w:t>评分标准见前面的“考核依据”页；本页只规定每一项分数必须能指向的具体材料，答辩时由学生自己指出位置。</w:t>
-      </w:r>
-    </w:p>
-    <w:p>
-      <w:pPr>
-        <w:pStyle w:val="SpokenText"/>
-      </w:pPr>
-      <w:r>
-        <w:t>时代性和创意、趋势性和元素两项：指向研究证据图谱、命题卡、来源清单。说不出来源的主题，这两项按最低档记。</w:t>
-      </w:r>
-    </w:p>
-    <w:p>
-      <w:pPr>
-        <w:pStyle w:val="SpokenText"/>
-      </w:pPr>
-      <w:r>
-        <w:t>当代女性适配、整体造型美感两项：指向五款正背技术图、关键局部样、动作和穿脱记录。只有效果图、没有技术图，这两项无法评。请注意是“无法评”，不是“低分”。</w:t>
-      </w:r>
-    </w:p>
-    <w:p>
-      <w:pPr>
-        <w:pStyle w:val="SpokenText"/>
-      </w:pPr>
-      <w:r>
-        <w:t>市场和定位、统一和丰富两项：指向产品角色表、价格层级、搭配系统和五款编排。顾客写不具体，这两项一起失分。这两项加起来是四十分，所以顾客那一栏值四十分。</w:t>
-      </w:r>
-    </w:p>
-    <w:p>
-      <w:pPr>
-        <w:pStyle w:val="LectureBullet"/>
-      </w:pPr>
-      <w:r/>
-      <w:r>
-        <w:rPr>
-          <w:sz w:val="19"/>
-        </w:rPr>
-        <w:t>【转场语】 现在进入第二段考核，三十四分钟。</w:t>
-      </w:r>
-    </w:p>
-    <w:p>
-      <w:pPr>
-        <w:pStyle w:val="SlideTitle"/>
-      </w:pPr>
-      <w:r>
-        <w:t>幻灯片 21｜第2课时考核：34分钟（批评·合议·反思·计划）</w:t>
-      </w:r>
-    </w:p>
-    <w:p>
-      <w:pPr>
-        <w:pStyle w:val="SlideMeta"/>
-      </w:pPr>
-      <w:r>
-        <w:t>建议时间：34分钟　｜　课堂功能：本课时为正式考核环节，含反思写作</w:t>
-      </w:r>
-    </w:p>
-    <w:p>
-      <w:pPr>
-        <w:pStyle w:val="LectureBullet"/>
-      </w:pPr>
-      <w:r/>
-      <w:r>
-        <w:rPr>
-          <w:sz w:val="19"/>
-        </w:rPr>
-        <w:t>【教师动作｜不发言】 按页面分钟区间报时：11—19、19—27、27—35、35—45；合议时公开解释标准，不以个人偏好替代量表。</w:t>
-      </w:r>
-    </w:p>
-    <w:p>
-      <w:pPr/>
-      <w:r>
-        <w:rPr>
-          <w:b/>
-        </w:rPr>
-        <w:t>【教师讲稿｜可直接发言】</w:t>
-      </w:r>
-    </w:p>
-    <w:p>
-      <w:pPr>
-        <w:pStyle w:val="SpokenText"/>
-      </w:pPr>
-      <w:r>
-        <w:t>最后五分钟必须写下下一步动作，不能只停留在讨论。</w:t>
-      </w:r>
-    </w:p>
-    <w:p>
-      <w:pPr>
-        <w:pStyle w:val="SpokenText"/>
-      </w:pPr>
-      <w:r>
-        <w:t>第一，同伴批评，八分钟：同学按同一标准写一项最清楚证据、一项未成立判断和一项可行修改。三项，写在纸上交给对方。</w:t>
-      </w:r>
-    </w:p>
-    <w:p>
-      <w:pPr>
-        <w:pStyle w:val="SpokenText"/>
-      </w:pPr>
-      <w:r>
-        <w:t>第二，评分合议，八分钟：教师公开解释标准和证据类型，处理分歧但不以个人偏好替代量表。有异议的同学现在可以提，但要指向标准的哪一条。</w:t>
-      </w:r>
-    </w:p>
-    <w:p>
-      <w:pPr>
-        <w:pStyle w:val="SpokenText"/>
-      </w:pPr>
-      <w:r>
-        <w:t>第三，反思写作，八分钟：完成决定、结果、原因、迁移四栏，避免只写感受和分数。</w:t>
-      </w:r>
-    </w:p>
-    <w:p>
-      <w:pPr>
-        <w:pStyle w:val="SpokenText"/>
-      </w:pPr>
-      <w:r>
-        <w:t>第四，下一项目计划，十分钟：建立研究、实验、中期编辑、技术验证和呈现五个未来检查点。</w:t>
-      </w:r>
-    </w:p>
-    <w:p>
-      <w:pPr>
-        <w:pStyle w:val="SpokenText"/>
-      </w:pPr>
-      <w:r>
-        <w:t>课程结束：把六项评分证据和反思行动表带入下一次独立设计实践。没有转成下一步动作的反馈，等于没有收到。</w:t>
-      </w:r>
-    </w:p>
-    <w:p>
-      <w:pPr/>
-      <w:r>
-        <w:rPr>
-          <w:b/>
-        </w:rPr>
-        <w:t>【互动与应答预案】</w:t>
-      </w:r>
-    </w:p>
-    <w:p>
-      <w:pPr>
-        <w:pStyle w:val="LectureBullet"/>
-      </w:pPr>
-      <w:r>
-        <w:t>• 合议时对每一处分歧都要回到“证据在哪一页”，不作风格辩论。</w:t>
-      </w:r>
-    </w:p>
-    <w:p>
-      <w:pPr>
-        <w:pStyle w:val="LectureBullet"/>
-      </w:pPr>
-      <w:r>
-        <w:t>• 反思写作时巡视，见到只写感受的，提醒“四栏：决定、结果、原因、迁移”。</w:t>
-      </w:r>
-    </w:p>
-    <w:p>
-      <w:pPr>
-        <w:pStyle w:val="LectureBullet"/>
-      </w:pPr>
-      <w:r/>
-      <w:r>
-        <w:rPr>
-          <w:sz w:val="19"/>
-        </w:rPr>
-        <w:t>【转场语】 这是本学期最后一次提交。</w:t>
-      </w:r>
-    </w:p>
-    <w:p>
-      <w:pPr>
-        <w:pStyle w:val="SlideTitle"/>
-      </w:pPr>
-      <w:r>
-        <w:t xml:space="preserve">幻灯片 22｜把你的作品摊开，对着这六项逐条指认证据</w:t>
-      </w:r>
-    </w:p>
-    <w:p>
-      <w:pPr>
-        <w:pStyle w:val="SlideMeta"/>
-      </w:pPr>
-      <w:r>
-        <w:t xml:space="preserve">建议时间：3分钟　｜　课堂功能：期末六项评分与自己材料的对照</w:t>
-      </w:r>
-    </w:p>
-    <w:p>
-      <w:pPr>
-        <w:pStyle w:val="LectureBullet"/>
-      </w:pPr>
-      <w:r>
-        <w:t xml:space="preserve">【教师动作｜不发言】 逐行念表；在第四项和第六项停顿并强调合计四十分</w:t>
-      </w:r>
-    </w:p>
-    <w:p>
-      <w:pPr/>
-      <w:r>
-        <w:rPr>
-          <w:b/>
-        </w:rPr>
-        <w:t xml:space="preserve">【教师讲稿｜可直接发言】</w:t>
-      </w:r>
-    </w:p>
-    <w:p>
-      <w:pPr>
-        <w:pStyle w:val="SpokenText"/>
-      </w:pPr>
-      <w:r>
-        <w:t xml:space="preserve">期末一百分就是这六项。答辩前自己先走一遍——指不出证据的项，就是会丢的分。</w:t>
-      </w:r>
-    </w:p>
-    <w:p>
-      <w:pPr>
-        <w:pStyle w:val="SpokenText"/>
-      </w:pPr>
-      <w:r>
-        <w:t xml:space="preserve">第一项，灵感和主题具有时代性与创意，十分，看你的主题来源卡、调研图谱和命题卡。</w:t>
-      </w:r>
-    </w:p>
-    <w:p>
-      <w:pPr>
-        <w:pStyle w:val="SpokenText"/>
-      </w:pPr>
-      <w:r>
-        <w:t xml:space="preserve">第二项，提炼的设计元素符合当下趋势与审美，十分，看元素卡和形态抽象页。</w:t>
-      </w:r>
-    </w:p>
-    <w:p>
-      <w:pPr>
-        <w:pStyle w:val="SpokenText"/>
-      </w:pPr>
-      <w:r>
-        <w:t xml:space="preserve">第三项，款式设计符合当代女性审美趋势，二十分，看穿着者画像、身体触点图和五款结构。</w:t>
-      </w:r>
-    </w:p>
-    <w:p>
-      <w:pPr>
-        <w:pStyle w:val="SpokenText"/>
-      </w:pPr>
-      <w:r>
-        <w:t xml:space="preserve">第四项，系列效果图整体造型美观，二十分，看五款效果图，还要附 AI 使用记录表。</w:t>
-      </w:r>
-    </w:p>
-    <w:p>
-      <w:pPr>
-        <w:pStyle w:val="SpokenText"/>
-      </w:pPr>
-      <w:r>
-        <w:t xml:space="preserve">第五项，设计具有鲜明市场性和准确定位，二十分，看产品角色梯度、Line-up 板和价格层级。</w:t>
-      </w:r>
-    </w:p>
-    <w:p>
-      <w:pPr>
-        <w:pStyle w:val="SpokenText"/>
-      </w:pPr>
-      <w:r>
-        <w:t xml:space="preserve">第六项，风格鲜明统一、产品造型搭配丰富，二十分，看 Line-up 板加上结构变化判定的五款对照。</w:t>
-      </w:r>
-    </w:p>
-    <w:p>
-      <w:pPr>
-        <w:pStyle w:val="SpokenText"/>
-      </w:pPr>
-      <w:r>
-        <w:t xml:space="preserve">第四项和第六项合计四十分，正好是最容易被忽略的两项——效果图的整体感，和五款之间“结构真的不同”。这两项在第11、13、15周都练过，答辩前再核一次。</w:t>
-      </w:r>
-    </w:p>
-    <w:p>
-      <w:pPr/>
-      <w:r>
-        <w:rPr>
-          <w:b/>
-        </w:rPr>
-        <w:t xml:space="preserve">【互动与应答预案】</w:t>
-      </w:r>
-    </w:p>
-    <w:p>
-      <w:pPr>
-        <w:pStyle w:val="LectureBullet"/>
-      </w:pPr>
-      <w:r>
-        <w:t xml:space="preserve">• 请每个人当场在自己的板上贴六张便签，写上①到⑥，指不出证据的那一项空着。</w:t>
-      </w:r>
-    </w:p>
-    <w:p>
-      <w:pPr>
-        <w:pStyle w:val="LectureBullet"/>
-      </w:pPr>
-      <w:r>
-        <w:t xml:space="preserve">【转场语】 最后把 Line-up 定稿。</w:t>
-      </w:r>
-    </w:p>
-    <w:p>
-      <w:pPr>
-        <w:pStyle w:val="SlideTitle"/>
-      </w:pPr>
-      <w:r>
-        <w:t xml:space="preserve">幻灯片 23｜Line-up 定稿：外套、内层、下装要在一张板上说完</w:t>
-      </w:r>
-    </w:p>
-    <w:p>
-      <w:pPr>
-        <w:pStyle w:val="SlideMeta"/>
-      </w:pPr>
-      <w:r>
-        <w:t xml:space="preserve">建议时间：2.5分钟　｜　课堂功能：答辩用 Line-up 板的四项规格</w:t>
-      </w:r>
-    </w:p>
-    <w:p>
-      <w:pPr>
-        <w:pStyle w:val="LectureBullet"/>
-      </w:pPr>
-      <w:r>
-        <w:t xml:space="preserve">【教师动作｜不发言】 逐条念四张卡；最后把两分钟答辩版本念一遍</w:t>
-      </w:r>
-    </w:p>
-    <w:p>
-      <w:pPr/>
-      <w:r>
-        <w:rPr>
-          <w:b/>
-        </w:rPr>
-        <w:t xml:space="preserve">【教师讲稿｜可直接发言】</w:t>
-      </w:r>
-    </w:p>
-    <w:p>
-      <w:pPr>
-        <w:pStyle w:val="SpokenText"/>
-      </w:pPr>
-      <w:r>
-        <w:t xml:space="preserve">答辩时评委先看这一张。它讲不清楚，后面讲什么都补不回来。</w:t>
-      </w:r>
-    </w:p>
-    <w:p>
-      <w:pPr>
-        <w:pStyle w:val="SpokenText"/>
-      </w:pPr>
-      <w:r>
-        <w:t xml:space="preserve">第一，五款并排：同一视平线、同一比例、同一背景。三者任何一项不统一，都会让人以为你在遮掩。统一以后再看，缺陷才暴露得出来。</w:t>
-      </w:r>
-    </w:p>
-    <w:p>
-      <w:pPr>
-        <w:pStyle w:val="SpokenText"/>
-      </w:pPr>
-      <w:r>
-        <w:t xml:space="preserve">第二，品类构成条：每款下面标出外套、上装、下装、内层、配件，用同一套图例。空一列，就是系列的空缺。</w:t>
-      </w:r>
-    </w:p>
-    <w:p>
-      <w:pPr>
-        <w:pStyle w:val="SpokenText"/>
-      </w:pPr>
-      <w:r>
-        <w:t xml:space="preserve">第三，角色与顺序：形象款、核心产品款、过渡款、引流款标清楚，顺序本身就是论证。为什么第一套是它——要能答。</w:t>
-      </w:r>
-    </w:p>
-    <w:p>
-      <w:pPr>
-        <w:pStyle w:val="SpokenText"/>
-      </w:pPr>
-      <w:r>
-        <w:t xml:space="preserve">第四，一句话概念：整块板顶上写一句四十五字以内的概念句，要和第13周那一句对得上。对不上，说明你中途换过题。</w:t>
-      </w:r>
-    </w:p>
-    <w:p>
-      <w:pPr>
-        <w:pStyle w:val="SpokenText"/>
-      </w:pPr>
-      <w:r>
-        <w:t xml:space="preserve">答辩两分钟的版本是这样：概念句一句，Line-up 指认三句——常量、变量、角色，证据一句——哪一套做了实物，下一步一句。练到不看稿。</w:t>
-      </w:r>
-    </w:p>
-    <w:p>
-      <w:pPr/>
-      <w:r>
-        <w:rPr>
-          <w:b/>
-        </w:rPr>
-        <w:t xml:space="preserve">【互动与应答预案】</w:t>
-      </w:r>
-    </w:p>
-    <w:p>
-      <w:pPr>
-        <w:pStyle w:val="LectureBullet"/>
-      </w:pPr>
-      <w:r>
-        <w:t xml:space="preserve">• 两人一组，互相掐表两分钟，超时的当场删句子。</w:t>
-      </w:r>
-    </w:p>
-    <w:p>
-      <w:pPr>
-        <w:pStyle w:val="LectureBullet"/>
-      </w:pPr>
-      <w:r>
-        <w:t xml:space="preserve">【转场语】 下课前写完一句话小结再走。</w:t>
-      </w:r>
-    </w:p>
-    <w:p>
-      <w:pPr>
-        <w:pStyle w:val="SlideTitle"/>
-      </w:pPr>
-      <w:r>
-        <w:t>幻灯片 24｜提交板面必须让评审者快速找到四类证据</w:t>
-      </w:r>
-    </w:p>
-    <w:p>
-      <w:pPr>
-        <w:pStyle w:val="SlideMeta"/>
-      </w:pPr>
-      <w:r>
-        <w:t>建议时间：1.5分钟　｜　课堂功能：四类提交证据与不合格样态（最后一次提交）</w:t>
-      </w:r>
-    </w:p>
-    <w:p>
-      <w:pPr>
-        <w:pStyle w:val="LectureBullet"/>
-      </w:pPr>
-      <w:r/>
-      <w:r>
-        <w:rPr>
-          <w:sz w:val="19"/>
-        </w:rPr>
-        <w:t>【教师动作｜不发言】 先强调“考核结束后不再接收任何补充材料”；再念四类与不合格。</w:t>
-      </w:r>
-    </w:p>
-    <w:p>
-      <w:pPr/>
-      <w:r>
-        <w:rPr>
-          <w:b/>
-        </w:rPr>
-        <w:t>【教师讲稿｜可直接发言】</w:t>
-      </w:r>
-    </w:p>
-    <w:p>
-      <w:pPr>
-        <w:pStyle w:val="SpokenText"/>
-      </w:pPr>
-      <w:r>
-        <w:t>这是本学期最后一次提交，考核结束后不再接收任何补充材料。</w:t>
-      </w:r>
-    </w:p>
-    <w:p>
-      <w:pPr>
-        <w:pStyle w:val="SpokenText"/>
-      </w:pPr>
-      <w:r>
-        <w:t>第一，最终系列全套：五款系列板、正背技术图、材料色彩、整体造型、市场定位和完整来源。不合格的样子是正背技术图缺失，或来源、图注不完整——直接影响“趋势性与元素”的评分。</w:t>
-      </w:r>
-    </w:p>
-    <w:p>
-      <w:pPr>
-        <w:pStyle w:val="SpokenText"/>
-      </w:pPr>
-      <w:r>
-        <w:t>第二，实践证据包：样衣或关键样片、实验前后对照、连接材料测试和修改日志。不合格的样子是没有实物样片或前后对照照片，“整体造型”只能凭效果图打分。</w:t>
-      </w:r>
-    </w:p>
-    <w:p>
-      <w:pPr>
-        <w:pStyle w:val="SpokenText"/>
-      </w:pPr>
-      <w:r>
-        <w:t>第三，答辩和评价归档：三分钟陈述稿、问答记录、六项评分表、同伴反馈和教师意见。不合格的样子是问答记录留空——合议时无从复核，分数以现场记录为准。</w:t>
-      </w:r>
-    </w:p>
-    <w:p>
-      <w:pPr>
-        <w:pStyle w:val="SpokenText"/>
-      </w:pPr>
-      <w:r>
-        <w:t>第四，反思和行动表：八百到一千字，含三项能力证据、三项盲点和五个下一项目检查点。不合格的样子是只写感受和分数，没有三项能力证据、三项盲点、五个检查点，视为未完成。</w:t>
-      </w:r>
-    </w:p>
-    <w:p>
-      <w:pPr>
-        <w:pStyle w:val="LectureBullet"/>
-      </w:pPr>
-      <w:r/>
-      <w:r>
-        <w:rPr>
-          <w:sz w:val="19"/>
-        </w:rPr>
-        <w:t>【转场语】 最后一次同伴讲评。</w:t>
-      </w:r>
-    </w:p>
-    <w:p>
-      <w:pPr>
-        <w:pStyle w:val="SlideTitle"/>
-      </w:pPr>
-      <w:r>
-        <w:t>幻灯片 25｜反馈只使用“证据—判断—动作”</w:t>
-      </w:r>
-    </w:p>
-    <w:p>
-      <w:pPr>
-        <w:pStyle w:val="SlideMeta"/>
-      </w:pPr>
-      <w:r>
-        <w:t>建议时间：1.5分钟　｜　课堂功能：同伴讲评四段格式（最后一次）</w:t>
-      </w:r>
-    </w:p>
-    <w:p>
-      <w:pPr>
-        <w:pStyle w:val="LectureBullet"/>
-      </w:pPr>
-      <w:r/>
-      <w:r>
-        <w:rPr>
-          <w:sz w:val="19"/>
-        </w:rPr>
-        <w:t>【教师动作｜不发言】 四段各念一句“本周指向”；在取舍与行动两段停顿。</w:t>
-      </w:r>
-    </w:p>
-    <w:p>
-      <w:pPr/>
-      <w:r>
-        <w:rPr>
-          <w:b/>
-        </w:rPr>
-        <w:t>【教师讲稿｜可直接发言】</w:t>
-      </w:r>
-    </w:p>
-    <w:p>
-      <w:pPr>
-        <w:pStyle w:val="SpokenText"/>
-      </w:pPr>
-      <w:r>
-        <w:t>禁止只说好看、不好看、再丰富一点。</w:t>
-      </w:r>
-    </w:p>
-    <w:p>
-      <w:pPr>
-        <w:pStyle w:val="SpokenText"/>
-      </w:pPr>
-      <w:r>
-        <w:t>证据：这周指向是——指出是第几款、第几页；这周不接受“整体感觉”这种说法。</w:t>
-      </w:r>
-    </w:p>
-    <w:p>
-      <w:pPr>
-        <w:pStyle w:val="SpokenText"/>
-      </w:pPr>
-      <w:r>
-        <w:t>因果：这周指向是——把判断对到六项标准中的具体一项，说出是哪十分或哪二十分。</w:t>
-      </w:r>
-    </w:p>
-    <w:p>
-      <w:pPr>
-        <w:pStyle w:val="SpokenText"/>
-      </w:pPr>
-      <w:r>
-        <w:t>取舍：这周指向是——这是最后一次批评。说清楚哪一项是这学期就该改掉的习惯。不是这一件作品的问题，是习惯的问题。</w:t>
-      </w:r>
-    </w:p>
-    <w:p>
-      <w:pPr>
-        <w:pStyle w:val="SpokenText"/>
-      </w:pPr>
-      <w:r>
-        <w:t>行动：这周指向是——给同学写下一个项目的第一个动作，不是“继续加油”。</w:t>
-      </w:r>
-    </w:p>
-    <w:p>
-      <w:pPr/>
-      <w:r>
-        <w:rPr>
-          <w:b/>
-        </w:rPr>
-        <w:t>【互动与应答预案】</w:t>
-      </w:r>
-    </w:p>
-    <w:p>
-      <w:pPr>
-        <w:pStyle w:val="LectureBullet"/>
-      </w:pPr>
-      <w:r>
-        <w:t>• 听到“继续加油”时介入：“写一个具体动作，比如‘下个项目第一周先做十五项证据采样’。”</w:t>
-      </w:r>
-    </w:p>
-    <w:p>
-      <w:pPr>
-        <w:pStyle w:val="LectureBullet"/>
-      </w:pPr>
-      <w:r/>
-      <w:r>
-        <w:rPr>
-          <w:sz w:val="19"/>
-        </w:rPr>
-        <w:t>【转场语】 最终评价的六项，我再念一次完整表述。</w:t>
-      </w:r>
-    </w:p>
-    <w:p>
-      <w:pPr>
-        <w:pStyle w:val="SlideTitle"/>
-      </w:pPr>
-      <w:r>
-        <w:t>幻灯片 26｜第16周终检：最终成果是否达到课程目标的完成度</w:t>
-      </w:r>
-    </w:p>
-    <w:p>
-      <w:pPr>
-        <w:pStyle w:val="SlideMeta"/>
-      </w:pPr>
-      <w:r>
-        <w:t>建议时间：1.5分钟　｜　课堂功能：六项终结性评价的完整表述与达成判定</w:t>
-      </w:r>
-    </w:p>
-    <w:p>
-      <w:pPr>
-        <w:pStyle w:val="LectureBullet"/>
-      </w:pPr>
-      <w:r/>
-      <w:r>
-        <w:rPr>
-          <w:sz w:val="19"/>
-        </w:rPr>
-        <w:t>【教师动作｜不发言】 念六项完整表述与权重；说明标记为“达成／部分达成／未达成”，并写下证据位置。</w:t>
-      </w:r>
-    </w:p>
-    <w:p>
-      <w:pPr/>
-      <w:r>
-        <w:rPr>
-          <w:b/>
-        </w:rPr>
-        <w:t>【教师讲稿｜可直接发言】</w:t>
-      </w:r>
-    </w:p>
-    <w:p>
-      <w:pPr>
-        <w:pStyle w:val="SpokenText"/>
-      </w:pPr>
-      <w:r>
-        <w:t>标记为“达成、部分达成、未达成”，并写下证据位置。</w:t>
-      </w:r>
-    </w:p>
-    <w:p>
-      <w:pPr>
-        <w:pStyle w:val="SpokenText"/>
-      </w:pPr>
-      <w:r>
-        <w:t>主题、时效性和创意占百分之十：主题明确，回应当下语境，并体现独立、非套用的创造性。</w:t>
-      </w:r>
-    </w:p>
-    <w:p>
-      <w:pPr>
-        <w:pStyle w:val="SpokenText"/>
-      </w:pPr>
-      <w:r>
-        <w:t>设计元素、流行趋势和审美占百分之十：元素提取和趋势研究有依据，转译形成协调而非表面拼贴。</w:t>
-      </w:r>
-    </w:p>
-    <w:p>
-      <w:pPr>
-        <w:pStyle w:val="SpokenText"/>
-      </w:pPr>
-      <w:r>
-        <w:t>当代女装审美占百分之二十：系列体现对当代女性身体、生活方式和审美价值的理解。</w:t>
-      </w:r>
-    </w:p>
-    <w:p>
-      <w:pPr>
-        <w:pStyle w:val="SpokenText"/>
-      </w:pPr>
-      <w:r>
-        <w:t>整体造型占百分之二十：服装、搭配、色彩、材料、姿态和呈现共同服务设计主题。</w:t>
-      </w:r>
-    </w:p>
-    <w:p>
-      <w:pPr>
-        <w:pStyle w:val="SpokenText"/>
-      </w:pPr>
-      <w:r>
-        <w:t>市场定位占百分之二十：目标顾客、穿着场景、产品角色和市场位置清楚且可信。</w:t>
-      </w:r>
-    </w:p>
-    <w:p>
-      <w:pPr>
-        <w:pStyle w:val="SpokenText"/>
-      </w:pPr>
-      <w:r>
-        <w:t>统一和丰富占百分之二十：五款共享明确的系列语言，同时在角色、品类、搭配和造型强度上形成跨度。</w:t>
-      </w:r>
-    </w:p>
-    <w:p>
-      <w:pPr>
-        <w:pStyle w:val="LectureBullet"/>
-      </w:pPr>
-      <w:r/>
-      <w:r>
-        <w:rPr>
-          <w:sz w:val="19"/>
-        </w:rPr>
-        <w:t>【转场语】 课程到此结束，但方法要带得走。</w:t>
-      </w:r>
-    </w:p>
-    <w:p>
-      <w:pPr>
-        <w:pStyle w:val="SlideTitle"/>
-      </w:pPr>
-      <w:r>
-        <w:t>幻灯片 27｜课程归档：这套方法要能被你自己再调用一次</w:t>
-      </w:r>
-    </w:p>
-    <w:p>
-      <w:pPr>
-        <w:pStyle w:val="SlideMeta"/>
-      </w:pPr>
-      <w:r>
-        <w:t>建议时间：2分钟　｜　课堂功能：归档两项、带走两项（全课程收束）</w:t>
-      </w:r>
-    </w:p>
-    <w:p>
-      <w:pPr>
-        <w:pStyle w:val="LectureBullet"/>
-      </w:pPr>
-      <w:r/>
-      <w:r>
-        <w:rPr>
-          <w:sz w:val="19"/>
-        </w:rPr>
-        <w:t>【教师动作｜不发言】 逐项念；在“失败清单”与“五个检查点”两处停顿；语速放慢。</w:t>
-      </w:r>
-    </w:p>
-    <w:p>
-      <w:pPr/>
-      <w:r>
-        <w:rPr>
-          <w:b/>
-        </w:rPr>
-        <w:t>【教师讲稿｜可直接发言】</w:t>
-      </w:r>
-    </w:p>
-    <w:p>
-      <w:pPr>
-        <w:pStyle w:val="SpokenText"/>
-      </w:pPr>
-      <w:r>
         <w:t>本学期真正带得走的，不是这五款衣服，是十六周里反复用到的那几个判断动作。</w:t>
       </w:r>
     </w:p>
@@ -3568,7 +3652,7 @@
         <w:pStyle w:val="SlideTitle"/>
       </w:pPr>
       <w:r>
-        <w:t>幻灯片 28｜写一句：把本周判断写成下一步动作</w:t>
+        <w:t>幻灯片 29｜写一句：把本周判断写成下一步动作</w:t>
       </w:r>
     </w:p>
     <w:p>

--- a/docs/jiangao/《女装设计III》第16周_中国大陆课堂完整讲稿_中文.docx
+++ b/docs/jiangao/《女装设计III》第16周_中国大陆课堂完整讲稿_中文.docx
@@ -1945,12 +1945,8 @@
       <w:pPr>
         <w:pStyle w:val="LectureBullet"/>
       </w:pPr>
-      <w:r/>
-      <w:r>
-        <w:rPr>
-          <w:sz w:val="19"/>
-        </w:rPr>
-        <w:t>【转场语】 现在进入考核。三十四分钟，四个环节。</w:t>
+      <w:r>
+        <w:t>【转场语】 进入考核之前，先看一条走完的完整链。</w:t>
       </w:r>
     </w:p>
     <w:p>

--- a/docs/jiangao/《女装设计III》第16周_中国大陆课堂完整讲稿_中文.docx
+++ b/docs/jiangao/《女装设计III》第16周_中国大陆课堂完整讲稿_中文.docx
@@ -23,7 +23,7 @@
           <w:b/>
           <w:sz w:val="40"/>
         </w:rPr>
-        <w:t>第16周完整课堂讲稿</w:t>
+        <w:t>第16周完整课堂讲稿（学生版）</w:t>
       </w:r>
     </w:p>
     <w:p>
@@ -812,18 +812,6 @@
       </w:r>
     </w:p>
     <w:p>
-      <w:pPr>
-        <w:pStyle w:val="LectureBullet"/>
-      </w:pPr>
-      <w:r/>
-      <w:r>
-        <w:rPr>
-          <w:sz w:val="19"/>
-        </w:rPr>
-        <w:t>【教师动作｜不发言】 显示封面五套；先讲同一片自然光，再讲主色与品类跨度。</w:t>
-      </w:r>
-    </w:p>
-    <w:p>
       <w:pPr/>
       <w:r>
         <w:rPr>
@@ -909,18 +897,6 @@
       </w:r>
     </w:p>
     <w:p>
-      <w:pPr>
-        <w:pStyle w:val="LectureBullet"/>
-      </w:pPr>
-      <w:r/>
-      <w:r>
-        <w:rPr>
-          <w:sz w:val="19"/>
-        </w:rPr>
-        <w:t>【教师动作｜不发言】 快速划过四个阶段，停在本周。</w:t>
-      </w:r>
-    </w:p>
-    <w:p>
       <w:pPr/>
       <w:r>
         <w:rPr>
@@ -974,18 +950,6 @@
       </w:r>
     </w:p>
     <w:p>
-      <w:pPr>
-        <w:pStyle w:val="LectureBullet"/>
-      </w:pPr>
-      <w:r/>
-      <w:r>
-        <w:rPr>
-          <w:sz w:val="19"/>
-        </w:rPr>
-        <w:t>【教师动作｜不发言】 念四项；说明第1课时的节奏——讲授只有11分钟，考核34分钟。</w:t>
-      </w:r>
-    </w:p>
-    <w:p>
       <w:pPr/>
       <w:r>
         <w:rPr>
@@ -1063,18 +1027,6 @@
       </w:r>
     </w:p>
     <w:p>
-      <w:pPr>
-        <w:pStyle w:val="LectureBullet"/>
-      </w:pPr>
-      <w:r/>
-      <w:r>
-        <w:rPr>
-          <w:sz w:val="19"/>
-        </w:rPr>
-        <w:t>【教师动作｜不发言】 先做2分钟开场：在作品集目录上标出六项标准各自对应的页码。再讲对照表。</w:t>
-      </w:r>
-    </w:p>
-    <w:p>
       <w:pPr/>
       <w:r>
         <w:rPr>
@@ -1140,23 +1092,6 @@
       </w:r>
     </w:p>
     <w:p>
-      <w:pPr/>
-      <w:r>
-        <w:rPr>
-          <w:b/>
-        </w:rPr>
-        <w:t>【互动与应答预案】</w:t>
-      </w:r>
-    </w:p>
-    <w:p>
-      <w:pPr>
-        <w:pStyle w:val="LectureBullet"/>
-      </w:pPr>
-      <w:r>
-        <w:t>• 开场两分钟结束时抽查两人：“市场与定位那二十分，你的证据在第几页？”</w:t>
-      </w:r>
-    </w:p>
-    <w:p>
       <w:pPr>
         <w:pStyle w:val="LectureBullet"/>
       </w:pPr>
@@ -1185,18 +1120,6 @@
       </w:r>
     </w:p>
     <w:p>
-      <w:pPr>
-        <w:pStyle w:val="LectureBullet"/>
-      </w:pPr>
-      <w:r/>
-      <w:r>
-        <w:rPr>
-          <w:sz w:val="19"/>
-        </w:rPr>
-        <w:t>【教师动作｜不发言】 逐条念五项；在“标准参照”一条停顿，说明不按排名。</w:t>
-      </w:r>
-    </w:p>
-    <w:p>
       <w:pPr/>
       <w:r>
         <w:rPr>
@@ -1282,18 +1205,6 @@
       </w:r>
     </w:p>
     <w:p>
-      <w:pPr>
-        <w:pStyle w:val="LectureBullet"/>
-      </w:pPr>
-      <w:r/>
-      <w:r>
-        <w:rPr>
-          <w:sz w:val="19"/>
-        </w:rPr>
-        <w:t>【教师动作｜不发言】 逐项念名称与分值；请学生当场给自己每项打一个预估分。</w:t>
-      </w:r>
-    </w:p>
-    <w:p>
       <w:pPr/>
       <w:r>
         <w:rPr>
@@ -1395,18 +1306,6 @@
       </w:r>
     </w:p>
     <w:p>
-      <w:pPr>
-        <w:pStyle w:val="LectureBullet"/>
-      </w:pPr>
-      <w:r/>
-      <w:r>
-        <w:rPr>
-          <w:sz w:val="19"/>
-        </w:rPr>
-        <w:t>【教师动作｜不发言】 四类各念一句“评委会问”，让学生当场想好答案。</w:t>
-      </w:r>
-    </w:p>
-    <w:p>
       <w:pPr/>
       <w:r>
         <w:rPr>
@@ -1492,18 +1391,6 @@
       </w:r>
     </w:p>
     <w:p>
-      <w:pPr>
-        <w:pStyle w:val="LectureBullet"/>
-      </w:pPr>
-      <w:r/>
-      <w:r>
-        <w:rPr>
-          <w:sz w:val="19"/>
-        </w:rPr>
-        <w:t>【教师动作｜不发言】 快速念，不展开。</w:t>
-      </w:r>
-    </w:p>
-    <w:p>
       <w:pPr/>
       <w:r>
         <w:rPr>
@@ -1573,18 +1460,6 @@
       </w:r>
     </w:p>
     <w:p>
-      <w:pPr>
-        <w:pStyle w:val="LectureBullet"/>
-      </w:pPr>
-      <w:r/>
-      <w:r>
-        <w:rPr>
-          <w:sz w:val="19"/>
-        </w:rPr>
-        <w:t>【教师动作｜不发言】 逐组念失分信号；在“说学生买得起，但材料是手工刺绣真丝”一句停顿。</w:t>
-      </w:r>
-    </w:p>
-    <w:p>
       <w:pPr/>
       <w:r>
         <w:rPr>
@@ -1662,18 +1537,6 @@
       </w:r>
     </w:p>
     <w:p>
-      <w:pPr>
-        <w:pStyle w:val="LectureBullet"/>
-      </w:pPr>
-      <w:r/>
-      <w:r>
-        <w:rPr>
-          <w:sz w:val="19"/>
-        </w:rPr>
-        <w:t>【教师动作｜不发言】 三组各念检验一句；第一个检验请学生当场在稿子上划一遍。</w:t>
-      </w:r>
-    </w:p>
-    <w:p>
       <w:pPr/>
       <w:r>
         <w:rPr>
@@ -1715,23 +1578,6 @@
       </w:r>
     </w:p>
     <w:p>
-      <w:pPr/>
-      <w:r>
-        <w:rPr>
-          <w:b/>
-        </w:rPr>
-        <w:t>【互动与应答预案】</w:t>
-      </w:r>
-    </w:p>
-    <w:p>
-      <w:pPr>
-        <w:pStyle w:val="LectureBullet"/>
-      </w:pPr>
-      <w:r>
-        <w:t>• 请两名学生报出划掉“我想”之后还剩几句；剩不到三句的，用最后几分钟改稿。</w:t>
-      </w:r>
-    </w:p>
-    <w:p>
       <w:pPr>
         <w:pStyle w:val="LectureBullet"/>
       </w:pPr>
@@ -1760,18 +1606,6 @@
       </w:r>
     </w:p>
     <w:p>
-      <w:pPr>
-        <w:pStyle w:val="LectureBullet"/>
-      </w:pPr>
-      <w:r/>
-      <w:r>
-        <w:rPr>
-          <w:sz w:val="19"/>
-        </w:rPr>
-        <w:t>【教师动作｜不发言】 指出配件锁场合；最后念课堂回答的四项追问。</w:t>
-      </w:r>
-    </w:p>
-    <w:p>
       <w:pPr/>
       <w:r>
         <w:rPr>
@@ -1865,18 +1699,6 @@
       </w:r>
     </w:p>
     <w:p>
-      <w:pPr>
-        <w:pStyle w:val="LectureBullet"/>
-      </w:pPr>
-      <w:r/>
-      <w:r>
-        <w:rPr>
-          <w:sz w:val="19"/>
-        </w:rPr>
-        <w:t>【教师动作｜不发言】 指出手工痕迹留在表面；最后念课堂回答。</w:t>
-      </w:r>
-    </w:p>
-    <w:p>
       <w:pPr/>
       <w:r>
         <w:rPr>
@@ -1966,14 +1788,6 @@
       </w:r>
     </w:p>
     <w:p>
-      <w:pPr>
-        <w:pStyle w:val="LectureBullet"/>
-      </w:pPr>
-      <w:r>
-        <w:t xml:space="preserve">【教师动作｜不发言】 按①②再到大图的顺序指三张，强调“三张之间不能断”</w:t>
-      </w:r>
-    </w:p>
-    <w:p>
       <w:pPr/>
       <w:r>
         <w:rPr>
@@ -2023,12 +1837,65 @@
       </w:r>
     </w:p>
     <w:p>
+      <w:pPr>
+        <w:pStyle w:val="LectureBullet"/>
+      </w:pPr>
+      <w:r>
+        <w:t>【转场语】 把这四周跟下来的那条链，收一次。</w:t>
+      </w:r>
+    </w:p>
+    <w:p>
+      <w:pPr>
+        <w:pStyle w:val="SlideTitle"/>
+      </w:pPr>
+      <w:r>
+        <w:t>幻灯片 14｜纵向案例第5格：五格走完——现在用同一把尺子量你自己的作品</w:t>
+      </w:r>
+    </w:p>
+    <w:p>
+      <w:pPr>
+        <w:pStyle w:val="SlideMeta"/>
+      </w:pPr>
+      <w:r>
+        <w:t>建议时间：2分钟　｜　课堂功能：收束纵向案例，转成学生逐格自查</w:t>
+      </w:r>
+    </w:p>
+    <w:p>
       <w:pPr/>
       <w:r>
-        <w:rPr>
-          <w:b/>
-        </w:rPr>
-        <w:t xml:space="preserve">【互动与应答预案】</w:t>
+        <w:t>【教师讲稿｜可直接发言】</w:t>
+      </w:r>
+    </w:p>
+    <w:p>
+      <w:pPr>
+        <w:pStyle w:val="SpokenText"/>
+      </w:pPr>
+      <w:r>
+        <w:t>从第9周的预告到今天，我们跟着这一件作品走完了五格：调研、抽象、展开、表现、系列。</w:t>
+      </w:r>
+    </w:p>
+    <w:p>
+      <w:pPr>
+        <w:pStyle w:val="SpokenText"/>
+      </w:pPr>
+      <w:r>
+        <w:t>这三张是成衣。在真实光线下，虚实的差异仍然读得出来。图上成立，身上也成立——这条链没有断在任何一格。</w:t>
+      </w:r>
+    </w:p>
+    <w:p>
+      <w:pPr>
+        <w:pStyle w:val="SpokenText"/>
+      </w:pPr>
+      <w:r>
+        <w:t>现在换你。你断在哪一格？抽象说不出规则，是第二格断了。展开只改了花色，是第三格断了。表现里五款没有角色，是第四格断了。逐格自查，不要整体自责——「我不行」不是一个可以修的问题，「第三格断了」是。</w:t>
+      </w:r>
+    </w:p>
+    <w:p>
+      <w:pPr>
+        <w:pStyle w:val="SpokenText"/>
+      </w:pPr>
+      <w:r>
+        <w:t>答辩时评审反复问的只有一句：这一套在这里干什么。五套要有五个不同的答案。这就是第六项那二十分。</w:t>
       </w:r>
     </w:p>
     <w:p>
@@ -2036,15 +1903,7 @@
         <w:pStyle w:val="LectureBullet"/>
       </w:pPr>
       <w:r>
-        <w:t xml:space="preserve">• 请学生指出自己最弱的那一张是哪一张，并说明打算怎么补。</w:t>
-      </w:r>
-    </w:p>
-    <w:p>
-      <w:pPr>
-        <w:pStyle w:val="LectureBullet"/>
-      </w:pPr>
-      <w:r>
-        <w:t>【转场语】 把这四周跟下来的那条链，收一次。</w:t>
+        <w:t>【转场语】 把六项标准逐条对一遍。</w:t>
       </w:r>
     </w:p>
     <w:p>
@@ -2052,7 +1911,7 @@
         <w:pStyle w:val="SlideTitle"/>
       </w:pPr>
       <w:r>
-        <w:t>幻灯片 14｜纵向案例第5格：五格走完——现在用同一把尺子量你自己的作品</w:t>
+        <w:t>幻灯片 15｜第1课时考核：34分钟（陈列·陈述·问答·评分）</w:t>
       </w:r>
     </w:p>
     <w:p>
@@ -2060,103 +1919,7 @@
         <w:pStyle w:val="SlideMeta"/>
       </w:pPr>
       <w:r>
-        <w:t>建议时间：2分钟　｜　课堂功能：收束纵向案例，转成学生逐格自查</w:t>
-      </w:r>
-    </w:p>
-    <w:p>
-      <w:pPr>
-        <w:pStyle w:val="LectureBullet"/>
-      </w:pPr>
-      <w:r>
-        <w:t>【教师动作｜不发言】 五格进度条从左指到右，一格一格念周次，让学生看见这条链是四周攒出来的。最后停在学生自己身上。本页2分钟从本时段的讲评时间里压缩得出，不另加时。</w:t>
-      </w:r>
-    </w:p>
-    <w:p>
-      <w:pPr/>
-      <w:r>
-        <w:t>【教师讲稿｜可直接发言】</w:t>
-      </w:r>
-    </w:p>
-    <w:p>
-      <w:pPr>
-        <w:pStyle w:val="SpokenText"/>
-      </w:pPr>
-      <w:r>
-        <w:t>从第9周的预告到今天，我们跟着这一件作品走完了五格：调研、抽象、展开、表现、系列。</w:t>
-      </w:r>
-    </w:p>
-    <w:p>
-      <w:pPr>
-        <w:pStyle w:val="SpokenText"/>
-      </w:pPr>
-      <w:r>
-        <w:t>这三张是成衣。在真实光线下，虚实的差异仍然读得出来。图上成立，身上也成立——这条链没有断在任何一格。</w:t>
-      </w:r>
-    </w:p>
-    <w:p>
-      <w:pPr>
-        <w:pStyle w:val="SpokenText"/>
-      </w:pPr>
-      <w:r>
-        <w:t>现在换你。你断在哪一格？抽象说不出规则，是第二格断了。展开只改了花色，是第三格断了。表现里五款没有角色，是第四格断了。逐格自查，不要整体自责——「我不行」不是一个可以修的问题，「第三格断了」是。</w:t>
-      </w:r>
-    </w:p>
-    <w:p>
-      <w:pPr>
-        <w:pStyle w:val="SpokenText"/>
-      </w:pPr>
-      <w:r>
-        <w:t>答辩时评审反复问的只有一句：这一套在这里干什么。五套要有五个不同的答案。这就是第六项那二十分。</w:t>
-      </w:r>
-    </w:p>
-    <w:p>
-      <w:pPr/>
-      <w:r>
-        <w:t>【互动与应答预案】</w:t>
-      </w:r>
-    </w:p>
-    <w:p>
-      <w:pPr>
-        <w:pStyle w:val="LectureBullet"/>
-      </w:pPr>
-      <w:r>
-        <w:t>• 让每个学生说出自己最弱的一格，并当场说明下一步动作。</w:t>
-      </w:r>
-    </w:p>
-    <w:p>
-      <w:pPr>
-        <w:pStyle w:val="LectureBullet"/>
-      </w:pPr>
-      <w:r>
-        <w:t>【转场语】 把六项标准逐条对一遍。</w:t>
-      </w:r>
-    </w:p>
-    <w:p>
-      <w:pPr>
-        <w:pStyle w:val="SlideTitle"/>
-      </w:pPr>
-      <w:r>
-        <w:t>幻灯片 15｜第1课时考核：34分钟（陈列·陈述·问答·评分）</w:t>
-      </w:r>
-    </w:p>
-    <w:p>
-      <w:pPr>
-        <w:pStyle w:val="SlideMeta"/>
-      </w:pPr>
-      <w:r>
         <w:t>建议时间：34分钟　｜　课堂功能：本课时为正式考核，不是练习</w:t>
-      </w:r>
-    </w:p>
-    <w:p>
-      <w:pPr>
-        <w:pStyle w:val="LectureBullet"/>
-      </w:pPr>
-      <w:r/>
-      <w:r>
-        <w:rPr>
-          <w:sz w:val="19"/>
-        </w:rPr>
-        <w:t>【教师动作｜不发言】 按页面上的分钟区间报时：11—19、19—27、27—35、35—45；陈述严格3分钟，超时打断；评分须写证据位置。</w:t>
       </w:r>
     </w:p>
     <w:p>
@@ -2214,31 +1977,6 @@
       </w:pPr>
       <w:r>
         <w:t>交接第2课时：带着评委问答记录和六项评分进入合议、反思和下一步计划。我强调一条：没有记录证据位置的评分，合议时不作依据。这一条对评委和对你们同样有效。</w:t>
-      </w:r>
-    </w:p>
-    <w:p>
-      <w:pPr/>
-      <w:r>
-        <w:rPr>
-          <w:b/>
-        </w:rPr>
-        <w:t>【互动与应答预案】</w:t>
-      </w:r>
-    </w:p>
-    <w:p>
-      <w:pPr>
-        <w:pStyle w:val="LectureBullet"/>
-      </w:pPr>
-      <w:r>
-        <w:t>• 陈述超时到三分零十秒即打断，并在记录表上注明“超时”。</w:t>
-      </w:r>
-    </w:p>
-    <w:p>
-      <w:pPr>
-        <w:pStyle w:val="LectureBullet"/>
-      </w:pPr>
-      <w:r>
-        <w:t>• 问答中若学生说“我觉得”，追问一句：“在第几页？”</w:t>
       </w:r>
     </w:p>
     <w:p>
@@ -2305,18 +2043,6 @@
       </w:r>
     </w:p>
     <w:p>
-      <w:pPr>
-        <w:pStyle w:val="LectureBullet"/>
-      </w:pPr>
-      <w:r/>
-      <w:r>
-        <w:rPr>
-          <w:sz w:val="19"/>
-        </w:rPr>
-        <w:t>【教师动作｜不发言】 宣布节奏：方法与评分依据8分钟、考核34分钟、归档与收尾3分钟。</w:t>
-      </w:r>
-    </w:p>
-    <w:p>
       <w:pPr/>
       <w:r>
         <w:rPr>
@@ -2370,18 +2096,6 @@
       </w:r>
     </w:p>
     <w:p>
-      <w:pPr>
-        <w:pStyle w:val="LectureBullet"/>
-      </w:pPr>
-      <w:r/>
-      <w:r>
-        <w:rPr>
-          <w:sz w:val="19"/>
-        </w:rPr>
-        <w:t>【教师动作｜不发言】 快速念八个动词；在“问题复述”与“行动转化”两处停顿。</w:t>
-      </w:r>
-    </w:p>
-    <w:p>
       <w:pPr/>
       <w:r>
         <w:rPr>
@@ -2491,18 +2205,6 @@
       </w:r>
     </w:p>
     <w:p>
-      <w:pPr>
-        <w:pStyle w:val="LectureBullet"/>
-      </w:pPr>
-      <w:r/>
-      <w:r>
-        <w:rPr>
-          <w:sz w:val="19"/>
-        </w:rPr>
-        <w:t>【教师动作｜不发言】 先说明这是“评分表的反面”；重点念“主要风险”一列，再念“答辩指向”一列。</w:t>
-      </w:r>
-    </w:p>
-    <w:p>
       <w:pPr/>
       <w:r>
         <w:rPr>
@@ -2584,23 +2286,6 @@
       </w:r>
     </w:p>
     <w:p>
-      <w:pPr/>
-      <w:r>
-        <w:rPr>
-          <w:b/>
-        </w:rPr>
-        <w:t>【互动与应答预案】</w:t>
-      </w:r>
-    </w:p>
-    <w:p>
-      <w:pPr>
-        <w:pStyle w:val="LectureBullet"/>
-      </w:pPr>
-      <w:r>
-        <w:t>• 当场让每人写五句二十秒回答，同桌互相计时听一遍。</w:t>
-      </w:r>
-    </w:p>
-    <w:p>
       <w:pPr>
         <w:pStyle w:val="LectureBullet"/>
       </w:pPr>
@@ -2629,18 +2314,6 @@
       </w:r>
     </w:p>
     <w:p>
-      <w:pPr>
-        <w:pStyle w:val="LectureBullet"/>
-      </w:pPr>
-      <w:r/>
-      <w:r>
-        <w:rPr>
-          <w:sz w:val="19"/>
-        </w:rPr>
-        <w:t>【教师动作｜不发言】 逐版念“记录格式”；V1的60秒记录原件不要整理，V3要用颜色标出差10分以上的格子。</w:t>
-      </w:r>
-    </w:p>
-    <w:p>
       <w:pPr/>
       <w:r>
         <w:rPr>
@@ -2718,18 +2391,6 @@
       </w:r>
     </w:p>
     <w:p>
-      <w:pPr>
-        <w:pStyle w:val="LectureBullet"/>
-      </w:pPr>
-      <w:r/>
-      <w:r>
-        <w:rPr>
-          <w:sz w:val="19"/>
-        </w:rPr>
-        <w:t>【教师动作｜不发言】 逐款念任务；最后组织“随机指一款，20秒回答”的演练。</w:t>
-      </w:r>
-    </w:p>
-    <w:p>
       <w:pPr/>
       <w:r>
         <w:rPr>
@@ -2795,23 +2456,6 @@
       </w:r>
     </w:p>
     <w:p>
-      <w:pPr/>
-      <w:r>
-        <w:rPr>
-          <w:b/>
-        </w:rPr>
-        <w:t>【互动与应答预案】</w:t>
-      </w:r>
-    </w:p>
-    <w:p>
-      <w:pPr>
-        <w:pStyle w:val="LectureBullet"/>
-      </w:pPr>
-      <w:r>
-        <w:t>• 两人一组各做五轮；答不满三件事的，当场在编排板上补写角色说明。</w:t>
-      </w:r>
-    </w:p>
-    <w:p>
       <w:pPr>
         <w:pStyle w:val="LectureBullet"/>
       </w:pPr>
@@ -2840,18 +2484,6 @@
       </w:r>
     </w:p>
     <w:p>
-      <w:pPr>
-        <w:pStyle w:val="LectureBullet"/>
-      </w:pPr>
-      <w:r/>
-      <w:r>
-        <w:rPr>
-          <w:sz w:val="19"/>
-        </w:rPr>
-        <w:t>【教师动作｜不发言】 说明本页不重复标准（标准见第6页）；三组各念“指向”与后果一句。</w:t>
-      </w:r>
-    </w:p>
-    <w:p>
       <w:pPr/>
       <w:r>
         <w:rPr>
@@ -2921,18 +2553,6 @@
       </w:r>
     </w:p>
     <w:p>
-      <w:pPr>
-        <w:pStyle w:val="LectureBullet"/>
-      </w:pPr>
-      <w:r/>
-      <w:r>
-        <w:rPr>
-          <w:sz w:val="19"/>
-        </w:rPr>
-        <w:t>【教师动作｜不发言】 按页面分钟区间报时：11—19、19—27、27—35、35—45；合议时公开解释标准，不以个人偏好替代量表。</w:t>
-      </w:r>
-    </w:p>
-    <w:p>
       <w:pPr/>
       <w:r>
         <w:rPr>
@@ -2990,31 +2610,6 @@
       </w:r>
     </w:p>
     <w:p>
-      <w:pPr/>
-      <w:r>
-        <w:rPr>
-          <w:b/>
-        </w:rPr>
-        <w:t>【互动与应答预案】</w:t>
-      </w:r>
-    </w:p>
-    <w:p>
-      <w:pPr>
-        <w:pStyle w:val="LectureBullet"/>
-      </w:pPr>
-      <w:r>
-        <w:t>• 合议时对每一处分歧都要回到“证据在哪一页”，不作风格辩论。</w:t>
-      </w:r>
-    </w:p>
-    <w:p>
-      <w:pPr>
-        <w:pStyle w:val="LectureBullet"/>
-      </w:pPr>
-      <w:r>
-        <w:t>• 反思写作时巡视，见到只写感受的，提醒“四栏：决定、结果、原因、迁移”。</w:t>
-      </w:r>
-    </w:p>
-    <w:p>
       <w:pPr>
         <w:pStyle w:val="LectureBullet"/>
       </w:pPr>
@@ -3043,14 +2638,6 @@
       </w:r>
     </w:p>
     <w:p>
-      <w:pPr>
-        <w:pStyle w:val="LectureBullet"/>
-      </w:pPr>
-      <w:r>
-        <w:t xml:space="preserve">【教师动作｜不发言】 逐行念表；在第四项和第六项停顿并强调合计四十分</w:t>
-      </w:r>
-    </w:p>
-    <w:p>
       <w:pPr/>
       <w:r>
         <w:rPr>
@@ -3124,27 +2711,10 @@
       </w:r>
     </w:p>
     <w:p>
-      <w:pPr/>
-      <w:r>
-        <w:rPr>
-          <w:b/>
-        </w:rPr>
-        <w:t xml:space="preserve">【互动与应答预案】</w:t>
-      </w:r>
-    </w:p>
-    <w:p>
       <w:pPr>
         <w:pStyle w:val="LectureBullet"/>
       </w:pPr>
       <w:r>
-        <w:t xml:space="preserve">• 请每个人当场在自己的板上贴六张便签，写上①到⑥，指不出证据的那一项空着。</w:t>
-      </w:r>
-    </w:p>
-    <w:p>
-      <w:pPr>
-        <w:pStyle w:val="LectureBullet"/>
-      </w:pPr>
-      <w:r>
         <w:t xml:space="preserve">【转场语】 最后把 Line-up 定稿。</w:t>
       </w:r>
     </w:p>
@@ -3162,14 +2732,6 @@
       </w:pPr>
       <w:r>
         <w:t xml:space="preserve">建议时间：2.5分钟　｜　课堂功能：答辩用 Line-up 板的四项规格</w:t>
-      </w:r>
-    </w:p>
-    <w:p>
-      <w:pPr>
-        <w:pStyle w:val="LectureBullet"/>
-      </w:pPr>
-      <w:r>
-        <w:t xml:space="preserve">【教师动作｜不发言】 逐条念四张卡；最后把两分钟答辩版本念一遍</w:t>
       </w:r>
     </w:p>
     <w:p>
@@ -3230,27 +2792,10 @@
       </w:r>
     </w:p>
     <w:p>
-      <w:pPr/>
-      <w:r>
-        <w:rPr>
-          <w:b/>
-        </w:rPr>
-        <w:t xml:space="preserve">【互动与应答预案】</w:t>
-      </w:r>
-    </w:p>
-    <w:p>
       <w:pPr>
         <w:pStyle w:val="LectureBullet"/>
       </w:pPr>
       <w:r>
-        <w:t xml:space="preserve">• 两人一组，互相掐表两分钟，超时的当场删句子。</w:t>
-      </w:r>
-    </w:p>
-    <w:p>
-      <w:pPr>
-        <w:pStyle w:val="LectureBullet"/>
-      </w:pPr>
-      <w:r>
         <w:t xml:space="preserve">【转场语】 下课前写完一句话小结再走。</w:t>
       </w:r>
     </w:p>
@@ -3268,18 +2813,6 @@
       </w:pPr>
       <w:r>
         <w:t>建议时间：1.5分钟　｜　课堂功能：四类提交证据与不合格样态（最后一次提交）</w:t>
-      </w:r>
-    </w:p>
-    <w:p>
-      <w:pPr>
-        <w:pStyle w:val="LectureBullet"/>
-      </w:pPr>
-      <w:r/>
-      <w:r>
-        <w:rPr>
-          <w:sz w:val="19"/>
-        </w:rPr>
-        <w:t>【教师动作｜不发言】 先强调“考核结束后不再接收任何补充材料”；再念四类与不合格。</w:t>
       </w:r>
     </w:p>
     <w:p>
@@ -3360,18 +2893,6 @@
       </w:r>
     </w:p>
     <w:p>
-      <w:pPr>
-        <w:pStyle w:val="LectureBullet"/>
-      </w:pPr>
-      <w:r/>
-      <w:r>
-        <w:rPr>
-          <w:sz w:val="19"/>
-        </w:rPr>
-        <w:t>【教师动作｜不发言】 四段各念一句“本周指向”；在取舍与行动两段停顿。</w:t>
-      </w:r>
-    </w:p>
-    <w:p>
       <w:pPr/>
       <w:r>
         <w:rPr>
@@ -3421,23 +2942,6 @@
       </w:r>
     </w:p>
     <w:p>
-      <w:pPr/>
-      <w:r>
-        <w:rPr>
-          <w:b/>
-        </w:rPr>
-        <w:t>【互动与应答预案】</w:t>
-      </w:r>
-    </w:p>
-    <w:p>
-      <w:pPr>
-        <w:pStyle w:val="LectureBullet"/>
-      </w:pPr>
-      <w:r>
-        <w:t>• 听到“继续加油”时介入：“写一个具体动作，比如‘下个项目第一周先做十五项证据采样’。”</w:t>
-      </w:r>
-    </w:p>
-    <w:p>
       <w:pPr>
         <w:pStyle w:val="LectureBullet"/>
       </w:pPr>
@@ -3466,18 +2970,6 @@
       </w:r>
     </w:p>
     <w:p>
-      <w:pPr>
-        <w:pStyle w:val="LectureBullet"/>
-      </w:pPr>
-      <w:r/>
-      <w:r>
-        <w:rPr>
-          <w:sz w:val="19"/>
-        </w:rPr>
-        <w:t>【教师动作｜不发言】 念六项完整表述与权重；说明标记为“达成／部分达成／未达成”，并写下证据位置。</w:t>
-      </w:r>
-    </w:p>
-    <w:p>
       <w:pPr/>
       <w:r>
         <w:rPr>
@@ -3571,18 +3063,6 @@
       </w:r>
     </w:p>
     <w:p>
-      <w:pPr>
-        <w:pStyle w:val="LectureBullet"/>
-      </w:pPr>
-      <w:r/>
-      <w:r>
-        <w:rPr>
-          <w:sz w:val="19"/>
-        </w:rPr>
-        <w:t>【教师动作｜不发言】 逐项念；在“失败清单”与“五个检查点”两处停顿；语速放慢。</w:t>
-      </w:r>
-    </w:p>
-    <w:p>
       <w:pPr/>
       <w:r>
         <w:rPr>
@@ -3657,18 +3137,6 @@
       </w:pPr>
       <w:r>
         <w:t>建议时间：1.5分钟　｜　课堂功能：全课程收束与四条结论</w:t>
-      </w:r>
-    </w:p>
-    <w:p>
-      <w:pPr>
-        <w:pStyle w:val="LectureBullet"/>
-      </w:pPr>
-      <w:r/>
-      <w:r>
-        <w:rPr>
-          <w:sz w:val="19"/>
-        </w:rPr>
-        <w:t>【教师动作｜不发言】 投影句式（本次句尾是“下一个项目”而不是“下一周”）；等待全班写完再宣布下课。</w:t>
       </w:r>
     </w:p>
     <w:p>

--- a/docs/jiangao/《女装设计III》第16周_中国大陆课堂完整讲稿_中文.docx
+++ b/docs/jiangao/《女装设计III》第16周_中国大陆课堂完整讲稿_中文.docx
@@ -741,14 +741,6 @@
         <w:pStyle w:val="LectureBullet"/>
       </w:pPr>
       <w:r>
-        <w:t>• 教师：六项评分量表（10/10/20/20/20/20，每项须写分数、一句证据与证据位置）、3分钟与5分钟计时器、陈列动线与编号牌、问答记录表、合议记录表。</w:t>
-      </w:r>
-    </w:p>
-    <w:p>
-      <w:pPr>
-        <w:pStyle w:val="LectureBullet"/>
-      </w:pPr>
-      <w:r>
         <w:t>• 考场：统一陈列区（编号、动线、系列板、作品集、样衣样片、材料证据）；评委席须能同时看到系列板与作品集。</w:t>
       </w:r>
     </w:p>
@@ -812,15 +804,6 @@
       </w:r>
     </w:p>
     <w:p>
-      <w:pPr/>
-      <w:r>
-        <w:rPr>
-          <w:b/>
-        </w:rPr>
-        <w:t>【教师讲稿｜可直接发言】</w:t>
-      </w:r>
-    </w:p>
-    <w:p>
       <w:pPr>
         <w:pStyle w:val="SpokenText"/>
       </w:pPr>
@@ -897,15 +880,6 @@
       </w:r>
     </w:p>
     <w:p>
-      <w:pPr/>
-      <w:r>
-        <w:rPr>
-          <w:b/>
-        </w:rPr>
-        <w:t>【教师讲稿｜可直接发言】</w:t>
-      </w:r>
-    </w:p>
-    <w:p>
       <w:pPr>
         <w:pStyle w:val="SpokenText"/>
       </w:pPr>
@@ -950,15 +924,6 @@
       </w:r>
     </w:p>
     <w:p>
-      <w:pPr/>
-      <w:r>
-        <w:rPr>
-          <w:b/>
-        </w:rPr>
-        <w:t>【教师讲稿｜可直接发言】</w:t>
-      </w:r>
-    </w:p>
-    <w:p>
       <w:pPr>
         <w:pStyle w:val="SpokenText"/>
       </w:pPr>
@@ -1027,15 +992,6 @@
       </w:r>
     </w:p>
     <w:p>
-      <w:pPr/>
-      <w:r>
-        <w:rPr>
-          <w:b/>
-        </w:rPr>
-        <w:t>【教师讲稿｜可直接发言】</w:t>
-      </w:r>
-    </w:p>
-    <w:p>
       <w:pPr>
         <w:pStyle w:val="SpokenText"/>
       </w:pPr>
@@ -1120,15 +1076,6 @@
       </w:r>
     </w:p>
     <w:p>
-      <w:pPr/>
-      <w:r>
-        <w:rPr>
-          <w:b/>
-        </w:rPr>
-        <w:t>【教师讲稿｜可直接发言】</w:t>
-      </w:r>
-    </w:p>
-    <w:p>
       <w:pPr>
         <w:pStyle w:val="SpokenText"/>
       </w:pPr>
@@ -1205,15 +1152,6 @@
       </w:r>
     </w:p>
     <w:p>
-      <w:pPr/>
-      <w:r>
-        <w:rPr>
-          <w:b/>
-        </w:rPr>
-        <w:t>【教师讲稿｜可直接发言】</w:t>
-      </w:r>
-    </w:p>
-    <w:p>
       <w:pPr>
         <w:pStyle w:val="SpokenText"/>
       </w:pPr>
@@ -1306,15 +1244,6 @@
       </w:r>
     </w:p>
     <w:p>
-      <w:pPr/>
-      <w:r>
-        <w:rPr>
-          <w:b/>
-        </w:rPr>
-        <w:t>【教师讲稿｜可直接发言】</w:t>
-      </w:r>
-    </w:p>
-    <w:p>
       <w:pPr>
         <w:pStyle w:val="SpokenText"/>
       </w:pPr>
@@ -1391,15 +1320,6 @@
       </w:r>
     </w:p>
     <w:p>
-      <w:pPr/>
-      <w:r>
-        <w:rPr>
-          <w:b/>
-        </w:rPr>
-        <w:t>【教师讲稿｜可直接发言】</w:t>
-      </w:r>
-    </w:p>
-    <w:p>
       <w:pPr>
         <w:pStyle w:val="SpokenText"/>
       </w:pPr>
@@ -1460,15 +1380,6 @@
       </w:r>
     </w:p>
     <w:p>
-      <w:pPr/>
-      <w:r>
-        <w:rPr>
-          <w:b/>
-        </w:rPr>
-        <w:t>【教师讲稿｜可直接发言】</w:t>
-      </w:r>
-    </w:p>
-    <w:p>
       <w:pPr>
         <w:pStyle w:val="SpokenText"/>
       </w:pPr>
@@ -1537,15 +1448,6 @@
       </w:r>
     </w:p>
     <w:p>
-      <w:pPr/>
-      <w:r>
-        <w:rPr>
-          <w:b/>
-        </w:rPr>
-        <w:t>【教师讲稿｜可直接发言】</w:t>
-      </w:r>
-    </w:p>
-    <w:p>
       <w:pPr>
         <w:pStyle w:val="SpokenText"/>
       </w:pPr>
@@ -1606,15 +1508,6 @@
       </w:r>
     </w:p>
     <w:p>
-      <w:pPr/>
-      <w:r>
-        <w:rPr>
-          <w:b/>
-        </w:rPr>
-        <w:t>【教师讲稿｜可直接发言】</w:t>
-      </w:r>
-    </w:p>
-    <w:p>
       <w:pPr>
         <w:pStyle w:val="SpokenText"/>
       </w:pPr>
@@ -1699,15 +1592,6 @@
       </w:r>
     </w:p>
     <w:p>
-      <w:pPr/>
-      <w:r>
-        <w:rPr>
-          <w:b/>
-        </w:rPr>
-        <w:t>【教师讲稿｜可直接发言】</w:t>
-      </w:r>
-    </w:p>
-    <w:p>
       <w:pPr>
         <w:pStyle w:val="SpokenText"/>
       </w:pPr>
@@ -1788,15 +1672,6 @@
       </w:r>
     </w:p>
     <w:p>
-      <w:pPr/>
-      <w:r>
-        <w:rPr>
-          <w:b/>
-        </w:rPr>
-        <w:t xml:space="preserve">【教师讲稿｜可直接发言】</w:t>
-      </w:r>
-    </w:p>
-    <w:p>
       <w:pPr>
         <w:pStyle w:val="SpokenText"/>
       </w:pPr>
@@ -1861,12 +1736,6 @@
       </w:r>
     </w:p>
     <w:p>
-      <w:pPr/>
-      <w:r>
-        <w:t>【教师讲稿｜可直接发言】</w:t>
-      </w:r>
-    </w:p>
-    <w:p>
       <w:pPr>
         <w:pStyle w:val="SpokenText"/>
       </w:pPr>
@@ -1920,15 +1789,6 @@
       </w:pPr>
       <w:r>
         <w:t>建议时间：34分钟　｜　课堂功能：本课时为正式考核，不是练习</w:t>
-      </w:r>
-    </w:p>
-    <w:p>
-      <w:pPr/>
-      <w:r>
-        <w:rPr>
-          <w:b/>
-        </w:rPr>
-        <w:t>【教师讲稿｜可直接发言】</w:t>
       </w:r>
     </w:p>
     <w:p>
@@ -2043,15 +1903,6 @@
       </w:r>
     </w:p>
     <w:p>
-      <w:pPr/>
-      <w:r>
-        <w:rPr>
-          <w:b/>
-        </w:rPr>
-        <w:t>【教师讲稿｜可直接发言】</w:t>
-      </w:r>
-    </w:p>
-    <w:p>
       <w:pPr>
         <w:pStyle w:val="SpokenText"/>
       </w:pPr>
@@ -2096,15 +1947,6 @@
       </w:r>
     </w:p>
     <w:p>
-      <w:pPr/>
-      <w:r>
-        <w:rPr>
-          <w:b/>
-        </w:rPr>
-        <w:t>【教师讲稿｜可直接发言】</w:t>
-      </w:r>
-    </w:p>
-    <w:p>
       <w:pPr>
         <w:pStyle w:val="SpokenText"/>
       </w:pPr>
@@ -2205,15 +2047,6 @@
       </w:r>
     </w:p>
     <w:p>
-      <w:pPr/>
-      <w:r>
-        <w:rPr>
-          <w:b/>
-        </w:rPr>
-        <w:t>【教师讲稿｜可直接发言】</w:t>
-      </w:r>
-    </w:p>
-    <w:p>
       <w:pPr>
         <w:pStyle w:val="SpokenText"/>
       </w:pPr>
@@ -2314,15 +2147,6 @@
       </w:r>
     </w:p>
     <w:p>
-      <w:pPr/>
-      <w:r>
-        <w:rPr>
-          <w:b/>
-        </w:rPr>
-        <w:t>【教师讲稿｜可直接发言】</w:t>
-      </w:r>
-    </w:p>
-    <w:p>
       <w:pPr>
         <w:pStyle w:val="SpokenText"/>
       </w:pPr>
@@ -2391,15 +2215,6 @@
       </w:r>
     </w:p>
     <w:p>
-      <w:pPr/>
-      <w:r>
-        <w:rPr>
-          <w:b/>
-        </w:rPr>
-        <w:t>【教师讲稿｜可直接发言】</w:t>
-      </w:r>
-    </w:p>
-    <w:p>
       <w:pPr>
         <w:pStyle w:val="SpokenText"/>
       </w:pPr>
@@ -2484,15 +2299,6 @@
       </w:r>
     </w:p>
     <w:p>
-      <w:pPr/>
-      <w:r>
-        <w:rPr>
-          <w:b/>
-        </w:rPr>
-        <w:t>【教师讲稿｜可直接发言】</w:t>
-      </w:r>
-    </w:p>
-    <w:p>
       <w:pPr>
         <w:pStyle w:val="SpokenText"/>
       </w:pPr>
@@ -2553,15 +2359,6 @@
       </w:r>
     </w:p>
     <w:p>
-      <w:pPr/>
-      <w:r>
-        <w:rPr>
-          <w:b/>
-        </w:rPr>
-        <w:t>【教师讲稿｜可直接发言】</w:t>
-      </w:r>
-    </w:p>
-    <w:p>
       <w:pPr>
         <w:pStyle w:val="SpokenText"/>
       </w:pPr>
@@ -2638,15 +2435,6 @@
       </w:r>
     </w:p>
     <w:p>
-      <w:pPr/>
-      <w:r>
-        <w:rPr>
-          <w:b/>
-        </w:rPr>
-        <w:t xml:space="preserve">【教师讲稿｜可直接发言】</w:t>
-      </w:r>
-    </w:p>
-    <w:p>
       <w:pPr>
         <w:pStyle w:val="SpokenText"/>
       </w:pPr>
@@ -2735,15 +2523,6 @@
       </w:r>
     </w:p>
     <w:p>
-      <w:pPr/>
-      <w:r>
-        <w:rPr>
-          <w:b/>
-        </w:rPr>
-        <w:t xml:space="preserve">【教师讲稿｜可直接发言】</w:t>
-      </w:r>
-    </w:p>
-    <w:p>
       <w:pPr>
         <w:pStyle w:val="SpokenText"/>
       </w:pPr>
@@ -2813,15 +2592,6 @@
       </w:pPr>
       <w:r>
         <w:t>建议时间：1.5分钟　｜　课堂功能：四类提交证据与不合格样态（最后一次提交）</w:t>
-      </w:r>
-    </w:p>
-    <w:p>
-      <w:pPr/>
-      <w:r>
-        <w:rPr>
-          <w:b/>
-        </w:rPr>
-        <w:t>【教师讲稿｜可直接发言】</w:t>
       </w:r>
     </w:p>
     <w:p>
@@ -2893,15 +2663,6 @@
       </w:r>
     </w:p>
     <w:p>
-      <w:pPr/>
-      <w:r>
-        <w:rPr>
-          <w:b/>
-        </w:rPr>
-        <w:t>【教师讲稿｜可直接发言】</w:t>
-      </w:r>
-    </w:p>
-    <w:p>
       <w:pPr>
         <w:pStyle w:val="SpokenText"/>
       </w:pPr>
@@ -2970,15 +2731,6 @@
       </w:r>
     </w:p>
     <w:p>
-      <w:pPr/>
-      <w:r>
-        <w:rPr>
-          <w:b/>
-        </w:rPr>
-        <w:t>【教师讲稿｜可直接发言】</w:t>
-      </w:r>
-    </w:p>
-    <w:p>
       <w:pPr>
         <w:pStyle w:val="SpokenText"/>
       </w:pPr>
@@ -3063,15 +2815,6 @@
       </w:r>
     </w:p>
     <w:p>
-      <w:pPr/>
-      <w:r>
-        <w:rPr>
-          <w:b/>
-        </w:rPr>
-        <w:t>【教师讲稿｜可直接发言】</w:t>
-      </w:r>
-    </w:p>
-    <w:p>
       <w:pPr>
         <w:pStyle w:val="SpokenText"/>
       </w:pPr>
@@ -3140,15 +2883,6 @@
       </w:r>
     </w:p>
     <w:p>
-      <w:pPr/>
-      <w:r>
-        <w:rPr>
-          <w:b/>
-        </w:rPr>
-        <w:t>【教师讲稿｜可直接发言】</w:t>
-      </w:r>
-    </w:p>
-    <w:p>
       <w:pPr>
         <w:pStyle w:val="SpokenText"/>
       </w:pPr>
@@ -3227,169 +2961,6 @@
       </w:pPr>
       <w:r>
         <w:t>• 第19页“评分证据定位”与它们分工明确——那一页不讲标准，只回答“每一项的证据必须指向哪份材料”。讲课时要说明这一点，避免学生以为漏讲了标准。</w:t>
-      </w:r>
-    </w:p>
-    <w:p>
-      <w:pPr/>
-      <w:r>
-        <w:rPr>
-          <w:b/>
-        </w:rPr>
-        <w:t>【二｜考场口令（可直接照念）】</w:t>
-      </w:r>
-    </w:p>
-    <w:p>
-      <w:pPr>
-        <w:pStyle w:val="LectureBullet"/>
-      </w:pPr>
-      <w:r>
-        <w:t>• 开场：“两分钟。在作品集目录上标出六项标准各自对应的页码。”</w:t>
-      </w:r>
-    </w:p>
-    <w:p>
-      <w:pPr>
-        <w:pStyle w:val="LectureBullet"/>
-      </w:pPr>
-      <w:r>
-        <w:t>• 陈列：“八分钟。编号、动线、系列板、作品集、样片、材料证据，六样都要在位。”</w:t>
-      </w:r>
-    </w:p>
-    <w:p>
-      <w:pPr>
-        <w:pStyle w:val="LectureBullet"/>
-      </w:pPr>
-      <w:r>
-        <w:t>• 陈述：“三分钟，从现在开始。四段：主题与当下、元素与实验、系列与市场、价值结论。”／“时间到。”（三分十秒即打断，记录表注明“超时”）</w:t>
-      </w:r>
-    </w:p>
-    <w:p>
-      <w:pPr>
-        <w:pStyle w:val="LectureBullet"/>
-      </w:pPr>
-      <w:r>
-        <w:t>• 问答：“五分钟。回答时请翻到那一页，指给我看。”／“‘我觉得’——在第几页？”</w:t>
-      </w:r>
-    </w:p>
-    <w:p>
-      <w:pPr>
-        <w:pStyle w:val="LectureBullet"/>
-      </w:pPr>
-      <w:r>
-        <w:t>• 合议：“有异议请指向标准的哪一条，不作风格辩论。”</w:t>
-      </w:r>
-    </w:p>
-    <w:p>
-      <w:pPr>
-        <w:pStyle w:val="LectureBullet"/>
-      </w:pPr>
-      <w:r>
-        <w:t>• 反思：“四栏：决定、结果、原因、迁移。不写感受。”</w:t>
-      </w:r>
-    </w:p>
-    <w:p>
-      <w:pPr/>
-      <w:r>
-        <w:rPr>
-          <w:b/>
-        </w:rPr>
-        <w:t>【三｜常见误解与标准回应】</w:t>
-      </w:r>
-    </w:p>
-    <w:p>
-      <w:pPr>
-        <w:pStyle w:val="LectureBullet"/>
-      </w:pPr>
-      <w:r>
-        <w:t>• “我比隔壁组做得好” → “按公布的标准评分，不按同学之间的排名。请对到六项标准的哪一条。”</w:t>
-      </w:r>
-    </w:p>
-    <w:p>
-      <w:pPr>
-        <w:pStyle w:val="LectureBullet"/>
-      </w:pPr>
-      <w:r>
-        <w:t>• “我只有效果图，没做技术图” → “那‘当代女性适配’和‘整体造型美感’这两项无法评——不是低分，是无法评。”</w:t>
-      </w:r>
-    </w:p>
-    <w:p>
-      <w:pPr>
-        <w:pStyle w:val="LectureBullet"/>
-      </w:pPr>
-      <w:r>
-        <w:t>• “我的顾客是喜欢独特风格的年轻人” → “那是虚构的顾客。谁会买？什么场合？大概什么价位？三个都要具体。”</w:t>
-      </w:r>
-    </w:p>
-    <w:p>
-      <w:pPr>
-        <w:pStyle w:val="LectureBullet"/>
-      </w:pPr>
-      <w:r>
-        <w:t>• “材料很贵，所以定位是高端” → “材料贵和定位高是两件事。谁付得起？多久穿一次？”</w:t>
-      </w:r>
-    </w:p>
-    <w:p>
-      <w:pPr>
-        <w:pStyle w:val="LectureBullet"/>
-      </w:pPr>
-      <w:r>
-        <w:t>• “评委说要改，我下次就改” → “先把意见分类：可见事实、标准判断、技术风险、市场疑问、发展建议。分完再决定哪些照做。”</w:t>
-      </w:r>
-    </w:p>
-    <w:p>
-      <w:pPr>
-        <w:pStyle w:val="LectureBullet"/>
-      </w:pPr>
-      <w:r>
-        <w:t>• “反思写什么？我觉得收获很大” → “三项能力证据、三项盲点、五个检查点。只写感受视为未完成。”</w:t>
-      </w:r>
-    </w:p>
-    <w:p>
-      <w:pPr/>
-      <w:r>
-        <w:rPr>
-          <w:b/>
-        </w:rPr>
-        <w:t>【四｜中国大陆课堂中的跨文化表达提醒】</w:t>
-      </w:r>
-    </w:p>
-    <w:p>
-      <w:pPr>
-        <w:pStyle w:val="LectureBullet"/>
-      </w:pPr>
-      <w:r>
-        <w:t>• 打断超时陈述是考试规则，须在开始前当众说明一次，避免学生把打断理解为对人不礼貌——外籍教师尤其要先声明。</w:t>
-      </w:r>
-    </w:p>
-    <w:p>
-      <w:pPr>
-        <w:pStyle w:val="LectureBullet"/>
-      </w:pPr>
-      <w:r>
-        <w:t>• 合议时公开解释标准与证据类型，不以“我个人更喜欢”作为评分语言；学生有权要求教师指出证据位置。</w:t>
-      </w:r>
-    </w:p>
-    <w:p>
-      <w:pPr>
-        <w:pStyle w:val="LectureBullet"/>
-      </w:pPr>
-      <w:r>
-        <w:t>• 讲市场与价位时只要求学生说出自己设定的区间与依据，不代替学生判断本地市场，也不比较城市或消费水平。</w:t>
-      </w:r>
-    </w:p>
-    <w:p>
-      <w:pPr>
-        <w:pStyle w:val="LectureBullet"/>
-      </w:pPr>
-      <w:r>
-        <w:t>• 案例含上海时装周与欧美品牌，只作原理观察，不用地域或价格给设计水平排序。</w:t>
-      </w:r>
-    </w:p>
-    <w:p>
-      <w:pPr>
-        <w:pStyle w:val="LectureBullet"/>
-      </w:pPr>
-      <w:r>
-        <w:t>• 英文术语（Summative Assessment、Evidence-based Defense、Criterion-referenced、Reflective Transfer）首次出现时中英各说一次。</w:t>
       </w:r>
     </w:p>
     <w:p>

--- a/docs/jiangao/《女装设计III》第16周_中国大陆课堂完整讲稿_中文.docx
+++ b/docs/jiangao/《女装设计III》第16周_中国大陆课堂完整讲稿_中文.docx
@@ -165,6 +165,14 @@
       </w:pPr>
       <w:r>
         <w:t>最后一句：按公布的标准评分，不按同学之间的排名。所以“比别人好”不是理由，“对到标准哪一条”才是。</w:t>
+      </w:r>
+    </w:p>
+    <w:p>
+      <w:pPr>
+        <w:pStyle w:val="SpokenText"/>
+      </w:pPr>
+      <w:r>
+        <w:t xml:space="preserve">今天没有新词，只有六项评分标准。每一项我都会念一遍，并且说明失分线在哪。你的每一个判断，都要能指向一页、一件样衣或者一次实验。</w:t>
       </w:r>
     </w:p>
     <w:p>
